--- a/public/ppwr-klienta-paketes-sablons.docx
+++ b/public/ppwr-klienta-paketes-sablons.docx
@@ -7,12 +7,18 @@
         <w:pStyle w:val="Title"/>
       </w:pPr>
       <w:r>
-        <w:t>PPWR iepakojuma datu pakete klientam</w:t>
+        <w:t>Iepakojuma tehnisko datu veidlapa klientam</w:t>
       </w:r>
     </w:p>
     <w:p>
       <w:r>
-        <w:t>Šablons, ko piegādātājs aizpilda katram SKU un dod klientam, kurš preci pārdod tālāk vai eksportē. Lauki kvadrātiekavās [ … ] ir aizpildāmi.</w:t>
+        <w:rPr>
+          <w:b w:val="0"/>
+          <w:i/>
+          <w:color w:val="555555"/>
+          <w:sz w:val="24"/>
+        </w:rPr>
+        <w:t>PPWR atbilstības dokumentācijas un EPR aprēķinu datu apkopošanai</w:t>
       </w:r>
     </w:p>
     <w:p>
@@ -22,11 +28,95 @@
       <w:r>
         <w:rPr>
           <w:b/>
+          <w:i w:val="0"/>
         </w:rPr>
-        <w:t xml:space="preserve">Kā lietot. </w:t>
+        <w:t>Dokumenta statuss.</w:t>
       </w:r>
       <w:r>
-        <w:t>Ja iepakojums nes klienta zīmolu, PPWR izpratnē izgatavotājs ir klients; piegādātājs sniedz šos datus klienta ES atbilstības deklarācijas (DoC) sagatavošanai (Regulas (ES) 2025/40 16. pants). Šī pakete apkopo datus, ko klients ievieto savā DoC, tehniskajā dokumentācijā un EPR atskaitēs.</w:t>
+        <w:rPr>
+          <w:b w:val="0"/>
+          <w:i w:val="0"/>
+        </w:rPr>
+        <w:t xml:space="preserve"> Šī ir </w:t>
+      </w:r>
+      <w:r>
+        <w:rPr>
+          <w:b/>
+          <w:i w:val="0"/>
+        </w:rPr>
+        <w:t>tehnisko datu nodošanas veidlapa</w:t>
+      </w:r>
+      <w:r>
+        <w:rPr>
+          <w:b w:val="0"/>
+          <w:i w:val="0"/>
+        </w:rPr>
+        <w:t xml:space="preserve">, ko iepakojuma vai iepakota produkta piegādātājs aizpilda un nodod klientam. Tā </w:t>
+      </w:r>
+      <w:r>
+        <w:rPr>
+          <w:b/>
+          <w:i w:val="0"/>
+        </w:rPr>
+        <w:t>pati par sevi nav ES atbilstības deklarācija</w:t>
+      </w:r>
+      <w:r>
+        <w:rPr>
+          <w:b w:val="0"/>
+          <w:i w:val="0"/>
+        </w:rPr>
+        <w:t xml:space="preserve"> un </w:t>
+      </w:r>
+      <w:r>
+        <w:rPr>
+          <w:b/>
+          <w:i w:val="0"/>
+        </w:rPr>
+        <w:t>pati par sevi neapliecina iepakojuma atbilstību</w:t>
+      </w:r>
+      <w:r>
+        <w:rPr>
+          <w:b w:val="0"/>
+          <w:i w:val="0"/>
+        </w:rPr>
+        <w:t xml:space="preserve"> Regulai (ES) 2025/40 (PPWR). Šajā veidlapā sniegtie dati klientam jāizvērtē un jāizmanto savas tehniskās dokumentācijas, ES atbilstības deklarācijas un EPR aprēķinu sagatavošanai.</w:t>
+      </w:r>
+    </w:p>
+    <w:p>
+      <w:r>
+        <w:rPr>
+          <w:b w:val="0"/>
+          <w:i w:val="0"/>
+        </w:rPr>
+        <w:t xml:space="preserve">Lauki kvadrātiekavās </w:t>
+      </w:r>
+      <w:r>
+        <w:rPr>
+          <w:b w:val="0"/>
+          <w:i w:val="0"/>
+        </w:rPr>
+        <w:t>[ … ]</w:t>
+      </w:r>
+      <w:r>
+        <w:rPr>
+          <w:b w:val="0"/>
+          <w:i w:val="0"/>
+        </w:rPr>
+        <w:t xml:space="preserve"> ir aizpildāmi. Veidlapu aizpilda par </w:t>
+      </w:r>
+      <w:r>
+        <w:rPr>
+          <w:b/>
+          <w:i w:val="0"/>
+        </w:rPr>
+        <w:t>vienu iepakojuma konfigurāciju</w:t>
+      </w:r>
+      <w:r>
+        <w:rPr>
+          <w:b w:val="0"/>
+          <w:i w:val="0"/>
+        </w:rPr>
+        <w:t>: vienam SKU var būt vairākas iepakojuma konfigurācijas atkarībā no tirgus, klienta, piegādes kanāla vai ražošanas perioda — katrai konfigurācijai aizpilda atsevišķu veidlapu.</w:t>
       </w:r>
     </w:p>
     <w:p>
@@ -37,62 +127,11 @@
       </w:pPr>
     </w:p>
     <w:p>
-      <w:r>
-        <w:rPr>
-          <w:b/>
-        </w:rPr>
-        <w:t>Piegādātājs:</w:t>
-      </w:r>
-      <w:r>
-        <w:t xml:space="preserve"> [uzņēmums, reģ. nr., adrese, kontaktpersona]</w:t>
-      </w:r>
-    </w:p>
-    <w:p>
-      <w:r>
-        <w:rPr>
-          <w:b/>
-        </w:rPr>
-        <w:t>Klients / saņēmējs:</w:t>
-      </w:r>
-      <w:r>
-        <w:t xml:space="preserve"> [uzņēmums]</w:t>
-      </w:r>
-    </w:p>
-    <w:p>
-      <w:r>
-        <w:rPr>
-          <w:b/>
-        </w:rPr>
-        <w:t>Sagatavots:</w:t>
-      </w:r>
-      <w:r>
-        <w:t xml:space="preserve"> [datums]   ·   </w:t>
-      </w:r>
-      <w:r>
-        <w:rPr>
-          <w:b/>
-        </w:rPr>
-        <w:t>Versija:</w:t>
-      </w:r>
-      <w:r>
-        <w:t xml:space="preserve"> [v1.0]   ·   </w:t>
-      </w:r>
-      <w:r>
-        <w:rPr>
-          <w:b/>
-        </w:rPr>
-        <w:t>Derīgums:</w:t>
-      </w:r>
-      <w:r>
-        <w:t xml:space="preserve"> dati atbilst stāvoklim norādītajā datumā; par izmaiņām iepakojumā informēsim [X] darba dienu laikā.</w:t>
-      </w:r>
-    </w:p>
-    <w:p>
       <w:pPr>
         <w:pStyle w:val="Heading1"/>
       </w:pPr>
       <w:r>
-        <w:t>1. Produkts un lomas</w:t>
+        <w:t>1. Dokumenta un iepakojuma identifikācija</w:t>
       </w:r>
     </w:p>
     <w:tbl>
@@ -113,10 +152,15 @@
             <w:shd w:val="clear" w:color="auto" w:fill="E6E6E6"/>
           </w:tcPr>
           <w:p>
-            <w:r/>
             <w:r>
               <w:rPr>
                 <w:b/>
+              </w:rPr>
+            </w:r>
+            <w:r>
+              <w:rPr>
+                <w:b/>
+                <w:i w:val="0"/>
                 <w:sz w:val="19"/>
               </w:rPr>
               <w:t>Lauks</w:t>
@@ -129,10 +173,15 @@
             <w:shd w:val="clear" w:color="auto" w:fill="E6E6E6"/>
           </w:tcPr>
           <w:p>
-            <w:r/>
             <w:r>
               <w:rPr>
                 <w:b/>
+              </w:rPr>
+            </w:r>
+            <w:r>
+              <w:rPr>
+                <w:b/>
+                <w:i w:val="0"/>
                 <w:sz w:val="19"/>
               </w:rPr>
               <w:t>Vērtība</w:t>
@@ -149,6 +198,174 @@
             <w:r/>
             <w:r>
               <w:rPr>
+                <w:b w:val="0"/>
+                <w:i w:val="0"/>
+                <w:sz w:val="19"/>
+              </w:rPr>
+              <w:t>Dokumenta versija</w:t>
+            </w:r>
+          </w:p>
+        </w:tc>
+        <w:tc>
+          <w:tcPr>
+            <w:tcW w:type="dxa" w:w="4800"/>
+          </w:tcPr>
+          <w:p>
+            <w:r/>
+            <w:r>
+              <w:rPr>
+                <w:b w:val="0"/>
+                <w:i w:val="0"/>
+                <w:color w:val="808080"/>
+                <w:sz w:val="19"/>
+              </w:rPr>
+              <w:t>[v1.0]</w:t>
+            </w:r>
+          </w:p>
+        </w:tc>
+      </w:tr>
+      <w:tr>
+        <w:tc>
+          <w:tcPr>
+            <w:tcW w:type="dxa" w:w="4000"/>
+          </w:tcPr>
+          <w:p>
+            <w:r/>
+            <w:r>
+              <w:rPr>
+                <w:b w:val="0"/>
+                <w:i w:val="0"/>
+                <w:sz w:val="19"/>
+              </w:rPr>
+              <w:t>Sagatavošanas datums</w:t>
+            </w:r>
+          </w:p>
+        </w:tc>
+        <w:tc>
+          <w:tcPr>
+            <w:tcW w:type="dxa" w:w="4800"/>
+          </w:tcPr>
+          <w:p>
+            <w:r/>
+            <w:r>
+              <w:rPr>
+                <w:b w:val="0"/>
+                <w:i w:val="0"/>
+                <w:color w:val="808080"/>
+                <w:sz w:val="19"/>
+              </w:rPr>
+              <w:t>[datums]</w:t>
+            </w:r>
+          </w:p>
+        </w:tc>
+      </w:tr>
+      <w:tr>
+        <w:tc>
+          <w:tcPr>
+            <w:tcW w:type="dxa" w:w="4000"/>
+          </w:tcPr>
+          <w:p>
+            <w:r/>
+            <w:r>
+              <w:rPr>
+                <w:b w:val="0"/>
+                <w:i w:val="0"/>
+                <w:sz w:val="19"/>
+              </w:rPr>
+              <w:t>Iepriekšējās versijas numurs</w:t>
+            </w:r>
+          </w:p>
+        </w:tc>
+        <w:tc>
+          <w:tcPr>
+            <w:tcW w:type="dxa" w:w="4800"/>
+          </w:tcPr>
+          <w:p>
+            <w:r/>
+            <w:r>
+              <w:rPr>
+                <w:b w:val="0"/>
+                <w:i w:val="0"/>
+                <w:color w:val="808080"/>
+                <w:sz w:val="19"/>
+              </w:rPr>
+              <w:t>[nr. vai «nav»]</w:t>
+            </w:r>
+          </w:p>
+        </w:tc>
+      </w:tr>
+      <w:tr>
+        <w:tc>
+          <w:tcPr>
+            <w:tcW w:type="dxa" w:w="4000"/>
+          </w:tcPr>
+          <w:p>
+            <w:r/>
+            <w:r>
+              <w:rPr>
+                <w:b w:val="0"/>
+                <w:i w:val="0"/>
+                <w:sz w:val="19"/>
+              </w:rPr>
+              <w:t>Izmaiņu apraksts (pret iepriekšējo versiju)</w:t>
+            </w:r>
+          </w:p>
+        </w:tc>
+        <w:tc>
+          <w:tcPr>
+            <w:tcW w:type="dxa" w:w="4800"/>
+          </w:tcPr>
+          <w:p>
+            <w:r/>
+            <w:r>
+              <w:rPr>
+                <w:b w:val="0"/>
+                <w:i w:val="0"/>
+                <w:color w:val="808080"/>
+                <w:sz w:val="19"/>
+              </w:rPr>
+              <w:t>[apraksts vai «pirmā versija»]</w:t>
+            </w:r>
+          </w:p>
+        </w:tc>
+      </w:tr>
+      <w:tr>
+        <w:tc>
+          <w:tcPr>
+            <w:tcW w:type="dxa" w:w="4000"/>
+          </w:tcPr>
+          <w:p>
+            <w:r/>
+            <w:r>
+              <w:rPr>
+                <w:b w:val="0"/>
+                <w:i w:val="0"/>
+                <w:sz w:val="19"/>
+              </w:rPr>
+              <w:t>Produkta nosaukums</w:t>
+            </w:r>
+          </w:p>
+        </w:tc>
+        <w:tc>
+          <w:tcPr>
+            <w:tcW w:type="dxa" w:w="4800"/>
+          </w:tcPr>
+          <w:p>
+            <w:r/>
+          </w:p>
+        </w:tc>
+      </w:tr>
+      <w:tr>
+        <w:tc>
+          <w:tcPr>
+            <w:tcW w:type="dxa" w:w="4000"/>
+          </w:tcPr>
+          <w:p>
+            <w:r/>
+            <w:r>
+              <w:rPr>
+                <w:b w:val="0"/>
+                <w:i w:val="0"/>
                 <w:sz w:val="19"/>
               </w:rPr>
               <w:t>SKU / artikuls</w:t>
@@ -161,11 +378,32 @@
           </w:tcPr>
           <w:p>
             <w:r/>
+          </w:p>
+        </w:tc>
+      </w:tr>
+      <w:tr>
+        <w:tc>
+          <w:tcPr>
+            <w:tcW w:type="dxa" w:w="4000"/>
+          </w:tcPr>
+          <w:p>
+            <w:r/>
             <w:r>
               <w:rPr>
+                <w:b w:val="0"/>
+                <w:i w:val="0"/>
                 <w:sz w:val="19"/>
               </w:rPr>
+              <w:t>Iepakojuma specifikācijas ID</w:t>
             </w:r>
+          </w:p>
+        </w:tc>
+        <w:tc>
+          <w:tcPr>
+            <w:tcW w:type="dxa" w:w="4800"/>
+          </w:tcPr>
+          <w:p>
+            <w:r/>
           </w:p>
         </w:tc>
       </w:tr>
@@ -178,53 +416,54 @@
             <w:r/>
             <w:r>
               <w:rPr>
+                <w:b w:val="0"/>
+                <w:i w:val="0"/>
                 <w:sz w:val="19"/>
               </w:rPr>
-              <w:t>Produkta nosaukums</w:t>
+              <w:t>Iepakojuma konfigurācijas versija</w:t>
             </w:r>
           </w:p>
         </w:tc>
         <w:tc>
           <w:tcPr>
             <w:tcW w:type="dxa" w:w="4800"/>
+          </w:tcPr>
+          <w:p>
+            <w:r/>
+          </w:p>
+        </w:tc>
+      </w:tr>
+      <w:tr>
+        <w:tc>
+          <w:tcPr>
+            <w:tcW w:type="dxa" w:w="4000"/>
           </w:tcPr>
           <w:p>
             <w:r/>
             <w:r>
               <w:rPr>
+                <w:b w:val="0"/>
+                <w:i w:val="0"/>
                 <w:sz w:val="19"/>
               </w:rPr>
+              <w:t>Mērķa valsts vai valstis</w:t>
             </w:r>
           </w:p>
         </w:tc>
-      </w:tr>
-      <w:tr>
-        <w:tc>
-          <w:tcPr>
-            <w:tcW w:type="dxa" w:w="4000"/>
+        <w:tc>
+          <w:tcPr>
+            <w:tcW w:type="dxa" w:w="4800"/>
           </w:tcPr>
           <w:p>
             <w:r/>
             <w:r>
               <w:rPr>
-                <w:sz w:val="19"/>
-              </w:rPr>
-              <w:t>Zīmols uz iepakojuma</w:t>
-            </w:r>
-          </w:p>
-        </w:tc>
-        <w:tc>
-          <w:tcPr>
-            <w:tcW w:type="dxa" w:w="4800"/>
-          </w:tcPr>
-          <w:p>
-            <w:r/>
-            <w:r>
-              <w:rPr>
+                <w:b w:val="0"/>
+                <w:i w:val="0"/>
                 <w:color w:val="808080"/>
                 <w:sz w:val="19"/>
               </w:rPr>
-              <w:t>[mūsu / klienta / bez zīmola]</w:t>
+              <w:t>[ES dalībvalstis, kurām dati sagatavoti]</w:t>
             </w:r>
           </w:p>
         </w:tc>
@@ -238,9 +477,11 @@
             <w:r/>
             <w:r>
               <w:rPr>
+                <w:b w:val="0"/>
+                <w:i w:val="0"/>
                 <w:sz w:val="19"/>
               </w:rPr>
-              <w:t>PPWR izgatavotāja loma šim SKU</w:t>
+              <w:t>Paredzētais tirdzniecības kanāls</w:t>
             </w:r>
           </w:p>
         </w:tc>
@@ -252,10 +493,12 @@
             <w:r/>
             <w:r>
               <w:rPr>
+                <w:b w:val="0"/>
+                <w:i w:val="0"/>
                 <w:color w:val="808080"/>
                 <w:sz w:val="19"/>
               </w:rPr>
-              <w:t>[mēs / klients — skat. piezīmi ievadā]</w:t>
+              <w:t>[mazumtirdzniecība / e-komercija / B2B / cits]</w:t>
             </w:r>
           </w:p>
         </w:tc>
@@ -269,9 +512,11 @@
             <w:r/>
             <w:r>
               <w:rPr>
+                <w:b w:val="0"/>
+                <w:i w:val="0"/>
                 <w:sz w:val="19"/>
               </w:rPr>
-              <w:t>Lietošanas veids</w:t>
+              <w:t>Datu spēkā esības datums</w:t>
             </w:r>
           </w:p>
         </w:tc>
@@ -283,10 +528,12 @@
             <w:r/>
             <w:r>
               <w:rPr>
+                <w:b w:val="0"/>
+                <w:i w:val="0"/>
                 <w:color w:val="808080"/>
                 <w:sz w:val="19"/>
               </w:rPr>
-              <w:t>[vienreiz lietojams / atkārtoti lietojams]</w:t>
+              <w:t>[dati atbilst stāvoklim šajā datumā]</w:t>
             </w:r>
           </w:p>
         </w:tc>
@@ -300,9 +547,11 @@
             <w:r/>
             <w:r>
               <w:rPr>
+                <w:b w:val="0"/>
+                <w:i w:val="0"/>
                 <w:sz w:val="19"/>
               </w:rPr>
-              <w:t>Atkārtotas lietošanas sistēma (ja attiecas)</w:t>
+              <w:t>Termiņš, kurā klients tiks informēts par iepakojuma izmaiņām</w:t>
             </w:r>
           </w:p>
         </w:tc>
@@ -314,10 +563,12 @@
             <w:r/>
             <w:r>
               <w:rPr>
+                <w:b w:val="0"/>
+                <w:i w:val="0"/>
                 <w:color w:val="808080"/>
                 <w:sz w:val="19"/>
               </w:rPr>
-              <w:t>[apraksts, 11. pants]</w:t>
+              <w:t>[X darba dienas]</w:t>
             </w:r>
           </w:p>
         </w:tc>
@@ -328,20 +579,1259 @@
         <w:pStyle w:val="Heading1"/>
       </w:pPr>
       <w:r>
-        <w:t>2. Iepakojuma vienības un sastāvs</w:t>
+        <w:t>2. Puses un lomas PPWR izpratnē</w:t>
       </w:r>
     </w:p>
     <w:p>
       <w:r>
-        <w:t>Aizpildi katru līmeni, kas attiecas uz šo SKU. Svars norādāms gramos par vienu vienību. Katrs materiāls un komponente tiek uzskaitīts atsevišķi.</w:t>
+        <w:rPr>
+          <w:b w:val="0"/>
+          <w:i w:val="0"/>
+        </w:rPr>
+        <w:t>Ja iepakojums vai iepakotais produkts ir projektēts vai izgatavots zem klienta nosaukuma vai preču zīmes, par PPWR izgatavotāju parasti uzskata klientu. Tomēr PPWR paredz īpašu izņēmumu mikrouzņēmumiem: ja klients ir mikrouzņēmums un iepakojuma piegādātājs atrodas tajā pašā ES dalībvalstī, par izgatavotāju noteiktos gadījumos var uzskatīt piegādātāju. Loma jānosaka, izvērtējot konkrēto piegādes modeli un PPWR 3. panta 13. punktu.</w:t>
+      </w:r>
+    </w:p>
+    <w:tbl>
+      <w:tblPr>
+        <w:tblStyle w:val="TableGrid"/>
+        <w:tblW w:type="auto" w:w="0"/>
+        <w:jc w:val="center"/>
+        <w:tblLook w:firstColumn="1" w:firstRow="1" w:lastColumn="0" w:lastRow="0" w:noHBand="0" w:noVBand="1" w:val="04A0"/>
+      </w:tblPr>
+      <w:tblGrid>
+        <w:gridCol w:w="4320"/>
+        <w:gridCol w:w="4320"/>
+      </w:tblGrid>
+      <w:tr>
+        <w:tc>
+          <w:tcPr>
+            <w:tcW w:type="dxa" w:w="4000"/>
+            <w:shd w:val="clear" w:color="auto" w:fill="E6E6E6"/>
+          </w:tcPr>
+          <w:p>
+            <w:r>
+              <w:rPr>
+                <w:b/>
+              </w:rPr>
+            </w:r>
+            <w:r>
+              <w:rPr>
+                <w:b/>
+                <w:i w:val="0"/>
+                <w:sz w:val="19"/>
+              </w:rPr>
+              <w:t>Lauks</w:t>
+            </w:r>
+          </w:p>
+        </w:tc>
+        <w:tc>
+          <w:tcPr>
+            <w:tcW w:type="dxa" w:w="4800"/>
+            <w:shd w:val="clear" w:color="auto" w:fill="E6E6E6"/>
+          </w:tcPr>
+          <w:p>
+            <w:r>
+              <w:rPr>
+                <w:b/>
+              </w:rPr>
+            </w:r>
+            <w:r>
+              <w:rPr>
+                <w:b/>
+                <w:i w:val="0"/>
+                <w:sz w:val="19"/>
+              </w:rPr>
+              <w:t>Vērtība</w:t>
+            </w:r>
+          </w:p>
+        </w:tc>
+      </w:tr>
+      <w:tr>
+        <w:tc>
+          <w:tcPr>
+            <w:tcW w:type="dxa" w:w="4000"/>
+          </w:tcPr>
+          <w:p>
+            <w:r/>
+            <w:r>
+              <w:rPr>
+                <w:b w:val="0"/>
+                <w:i w:val="0"/>
+                <w:sz w:val="19"/>
+              </w:rPr>
+              <w:t>Piegādātāja juridiskais nosaukums</w:t>
+            </w:r>
+          </w:p>
+        </w:tc>
+        <w:tc>
+          <w:tcPr>
+            <w:tcW w:type="dxa" w:w="4800"/>
+          </w:tcPr>
+          <w:p>
+            <w:r/>
+          </w:p>
+        </w:tc>
+      </w:tr>
+      <w:tr>
+        <w:tc>
+          <w:tcPr>
+            <w:tcW w:type="dxa" w:w="4000"/>
+          </w:tcPr>
+          <w:p>
+            <w:r/>
+            <w:r>
+              <w:rPr>
+                <w:b w:val="0"/>
+                <w:i w:val="0"/>
+                <w:sz w:val="19"/>
+              </w:rPr>
+              <w:t>Piegādātāja reģistrācijas numurs</w:t>
+            </w:r>
+          </w:p>
+        </w:tc>
+        <w:tc>
+          <w:tcPr>
+            <w:tcW w:type="dxa" w:w="4800"/>
+          </w:tcPr>
+          <w:p>
+            <w:r/>
+          </w:p>
+        </w:tc>
+      </w:tr>
+      <w:tr>
+        <w:tc>
+          <w:tcPr>
+            <w:tcW w:type="dxa" w:w="4000"/>
+          </w:tcPr>
+          <w:p>
+            <w:r/>
+            <w:r>
+              <w:rPr>
+                <w:b w:val="0"/>
+                <w:i w:val="0"/>
+                <w:sz w:val="19"/>
+              </w:rPr>
+              <w:t>Piegādātāja juridiskā adrese</w:t>
+            </w:r>
+          </w:p>
+        </w:tc>
+        <w:tc>
+          <w:tcPr>
+            <w:tcW w:type="dxa" w:w="4800"/>
+          </w:tcPr>
+          <w:p>
+            <w:r/>
+          </w:p>
+        </w:tc>
+      </w:tr>
+      <w:tr>
+        <w:tc>
+          <w:tcPr>
+            <w:tcW w:type="dxa" w:w="4000"/>
+          </w:tcPr>
+          <w:p>
+            <w:r/>
+            <w:r>
+              <w:rPr>
+                <w:b w:val="0"/>
+                <w:i w:val="0"/>
+                <w:sz w:val="19"/>
+              </w:rPr>
+              <w:t>Piegādātāja kontaktpersona</w:t>
+            </w:r>
+          </w:p>
+        </w:tc>
+        <w:tc>
+          <w:tcPr>
+            <w:tcW w:type="dxa" w:w="4800"/>
+          </w:tcPr>
+          <w:p>
+            <w:r/>
+            <w:r>
+              <w:rPr>
+                <w:b w:val="0"/>
+                <w:i w:val="0"/>
+                <w:color w:val="808080"/>
+                <w:sz w:val="19"/>
+              </w:rPr>
+              <w:t>[vārds, amats, e-pasts, tālrunis]</w:t>
+            </w:r>
+          </w:p>
+        </w:tc>
+      </w:tr>
+      <w:tr>
+        <w:tc>
+          <w:tcPr>
+            <w:tcW w:type="dxa" w:w="4000"/>
+          </w:tcPr>
+          <w:p>
+            <w:r/>
+            <w:r>
+              <w:rPr>
+                <w:b w:val="0"/>
+                <w:i w:val="0"/>
+                <w:sz w:val="19"/>
+              </w:rPr>
+              <w:t>Klienta juridiskais nosaukums</w:t>
+            </w:r>
+          </w:p>
+        </w:tc>
+        <w:tc>
+          <w:tcPr>
+            <w:tcW w:type="dxa" w:w="4800"/>
+          </w:tcPr>
+          <w:p>
+            <w:r/>
+          </w:p>
+        </w:tc>
+      </w:tr>
+      <w:tr>
+        <w:tc>
+          <w:tcPr>
+            <w:tcW w:type="dxa" w:w="4000"/>
+          </w:tcPr>
+          <w:p>
+            <w:r/>
+            <w:r>
+              <w:rPr>
+                <w:b w:val="0"/>
+                <w:i w:val="0"/>
+                <w:sz w:val="19"/>
+              </w:rPr>
+              <w:t>Zīmols vai preču zīme uz iepakojuma</w:t>
+            </w:r>
+          </w:p>
+        </w:tc>
+        <w:tc>
+          <w:tcPr>
+            <w:tcW w:type="dxa" w:w="4800"/>
+          </w:tcPr>
+          <w:p>
+            <w:r/>
+            <w:r>
+              <w:rPr>
+                <w:b w:val="0"/>
+                <w:i w:val="0"/>
+                <w:color w:val="808080"/>
+                <w:sz w:val="19"/>
+              </w:rPr>
+              <w:t>[piegādātāja / klienta / trešās puses / bez zīmola]</w:t>
+            </w:r>
+          </w:p>
+        </w:tc>
+      </w:tr>
+      <w:tr>
+        <w:tc>
+          <w:tcPr>
+            <w:tcW w:type="dxa" w:w="4000"/>
+          </w:tcPr>
+          <w:p>
+            <w:r/>
+            <w:r>
+              <w:rPr>
+                <w:b w:val="0"/>
+                <w:i w:val="0"/>
+                <w:sz w:val="19"/>
+              </w:rPr>
+              <w:t>PPWR izgatavotājs šai iepakojuma konfigurācijai</w:t>
+            </w:r>
+          </w:p>
+        </w:tc>
+        <w:tc>
+          <w:tcPr>
+            <w:tcW w:type="dxa" w:w="4800"/>
+          </w:tcPr>
+          <w:p>
+            <w:r/>
+            <w:r>
+              <w:rPr>
+                <w:b w:val="0"/>
+                <w:i w:val="0"/>
+                <w:color w:val="808080"/>
+                <w:sz w:val="19"/>
+              </w:rPr>
+              <w:t>[piegādātājs / klients / jāizvērtē]</w:t>
+            </w:r>
+          </w:p>
+        </w:tc>
+      </w:tr>
+      <w:tr>
+        <w:tc>
+          <w:tcPr>
+            <w:tcW w:type="dxa" w:w="4000"/>
+          </w:tcPr>
+          <w:p>
+            <w:r/>
+            <w:r>
+              <w:rPr>
+                <w:b w:val="0"/>
+                <w:i w:val="0"/>
+                <w:sz w:val="19"/>
+              </w:rPr>
+              <w:t>Lomas noteikšanas pamatojums</w:t>
+            </w:r>
+          </w:p>
+        </w:tc>
+        <w:tc>
+          <w:tcPr>
+            <w:tcW w:type="dxa" w:w="4800"/>
+          </w:tcPr>
+          <w:p>
+            <w:r/>
+            <w:r>
+              <w:rPr>
+                <w:b w:val="0"/>
+                <w:i w:val="0"/>
+                <w:color w:val="808080"/>
+                <w:sz w:val="19"/>
+              </w:rPr>
+              <w:t>[īss faktos balstīts pamatojums — zīmols, specifikāciju kontrole, piegādes modelis]</w:t>
+            </w:r>
+          </w:p>
+        </w:tc>
+      </w:tr>
+      <w:tr>
+        <w:tc>
+          <w:tcPr>
+            <w:tcW w:type="dxa" w:w="4000"/>
+          </w:tcPr>
+          <w:p>
+            <w:r/>
+            <w:r>
+              <w:rPr>
+                <w:b w:val="0"/>
+                <w:i w:val="0"/>
+                <w:sz w:val="19"/>
+              </w:rPr>
+              <w:t>Vai klients ir mikrouzņēmums</w:t>
+            </w:r>
+          </w:p>
+        </w:tc>
+        <w:tc>
+          <w:tcPr>
+            <w:tcW w:type="dxa" w:w="4800"/>
+          </w:tcPr>
+          <w:p>
+            <w:r/>
+            <w:r>
+              <w:rPr>
+                <w:b w:val="0"/>
+                <w:i w:val="0"/>
+                <w:color w:val="808080"/>
+                <w:sz w:val="19"/>
+              </w:rPr>
+              <w:t>[jā / nē / nav pārbaudīts]</w:t>
+            </w:r>
+          </w:p>
+        </w:tc>
+      </w:tr>
+      <w:tr>
+        <w:tc>
+          <w:tcPr>
+            <w:tcW w:type="dxa" w:w="4000"/>
+          </w:tcPr>
+          <w:p>
+            <w:r/>
+            <w:r>
+              <w:rPr>
+                <w:b w:val="0"/>
+                <w:i w:val="0"/>
+                <w:sz w:val="19"/>
+              </w:rPr>
+              <w:t>Vai klients un piegādātājs atrodas vienā ES dalībvalstī</w:t>
+            </w:r>
+          </w:p>
+        </w:tc>
+        <w:tc>
+          <w:tcPr>
+            <w:tcW w:type="dxa" w:w="4800"/>
+          </w:tcPr>
+          <w:p>
+            <w:r/>
+            <w:r>
+              <w:rPr>
+                <w:b w:val="0"/>
+                <w:i w:val="0"/>
+                <w:color w:val="808080"/>
+                <w:sz w:val="19"/>
+              </w:rPr>
+              <w:t>[jā / nē]</w:t>
+            </w:r>
+          </w:p>
+        </w:tc>
+      </w:tr>
+      <w:tr>
+        <w:tc>
+          <w:tcPr>
+            <w:tcW w:type="dxa" w:w="4000"/>
+          </w:tcPr>
+          <w:p>
+            <w:r/>
+            <w:r>
+              <w:rPr>
+                <w:b w:val="0"/>
+                <w:i w:val="0"/>
+                <w:sz w:val="19"/>
+              </w:rPr>
+              <w:t>EPR «ražotāja» statuss</w:t>
+            </w:r>
+          </w:p>
+        </w:tc>
+        <w:tc>
+          <w:tcPr>
+            <w:tcW w:type="dxa" w:w="4800"/>
+          </w:tcPr>
+          <w:p>
+            <w:r/>
+            <w:r>
+              <w:rPr>
+                <w:b w:val="0"/>
+                <w:i w:val="0"/>
+                <w:sz w:val="19"/>
+              </w:rPr>
+              <w:t>Jānosaka atsevišķi katrā mērķa valstī — skat. piezīmi zemāk</w:t>
+            </w:r>
+          </w:p>
+        </w:tc>
+      </w:tr>
+    </w:tbl>
+    <w:p>
+      <w:r>
+        <w:rPr>
+          <w:b/>
+          <w:i w:val="0"/>
+        </w:rPr>
+        <w:t>Lomu nošķīrums.</w:t>
+      </w:r>
+      <w:r>
+        <w:rPr>
+          <w:b w:val="0"/>
+          <w:i w:val="0"/>
+        </w:rPr>
+        <w:t xml:space="preserve"> PPWR un valstu EPR sistēmas lieto atšķirīgus jēdzienus — tie nav savstarpēji aizstājami:</w:t>
+      </w:r>
+    </w:p>
+    <w:tbl>
+      <w:tblPr>
+        <w:tblStyle w:val="TableGrid"/>
+        <w:tblW w:type="auto" w:w="0"/>
+        <w:jc w:val="center"/>
+        <w:tblLook w:firstColumn="1" w:firstRow="1" w:lastColumn="0" w:lastRow="0" w:noHBand="0" w:noVBand="1" w:val="04A0"/>
+      </w:tblPr>
+      <w:tblGrid>
+        <w:gridCol w:w="4320"/>
+        <w:gridCol w:w="4320"/>
+      </w:tblGrid>
+      <w:tr>
+        <w:tc>
+          <w:tcPr>
+            <w:tcW w:type="dxa" w:w="4000"/>
+            <w:shd w:val="clear" w:color="auto" w:fill="E6E6E6"/>
+          </w:tcPr>
+          <w:p>
+            <w:r>
+              <w:rPr>
+                <w:b/>
+              </w:rPr>
+            </w:r>
+            <w:r>
+              <w:rPr>
+                <w:b/>
+                <w:i w:val="0"/>
+                <w:sz w:val="19"/>
+              </w:rPr>
+              <w:t>Loma</w:t>
+            </w:r>
+          </w:p>
+        </w:tc>
+        <w:tc>
+          <w:tcPr>
+            <w:tcW w:type="dxa" w:w="4800"/>
+            <w:shd w:val="clear" w:color="auto" w:fill="E6E6E6"/>
+          </w:tcPr>
+          <w:p>
+            <w:r>
+              <w:rPr>
+                <w:b/>
+              </w:rPr>
+            </w:r>
+            <w:r>
+              <w:rPr>
+                <w:b/>
+                <w:i w:val="0"/>
+                <w:sz w:val="19"/>
+              </w:rPr>
+              <w:t>Kas tā ir</w:t>
+            </w:r>
+          </w:p>
+        </w:tc>
+      </w:tr>
+      <w:tr>
+        <w:tc>
+          <w:tcPr>
+            <w:tcW w:type="dxa" w:w="4000"/>
+          </w:tcPr>
+          <w:p>
+            <w:r/>
+            <w:r>
+              <w:rPr>
+                <w:b w:val="0"/>
+                <w:i w:val="0"/>
+                <w:sz w:val="19"/>
+              </w:rPr>
+              <w:t>PPWR «izgatavotājs» (manufacturer)</w:t>
+            </w:r>
+          </w:p>
+        </w:tc>
+        <w:tc>
+          <w:tcPr>
+            <w:tcW w:type="dxa" w:w="4800"/>
+          </w:tcPr>
+          <w:p>
+            <w:r/>
+            <w:r>
+              <w:rPr>
+                <w:b w:val="0"/>
+                <w:i w:val="0"/>
+                <w:sz w:val="19"/>
+              </w:rPr>
+              <w:t>Persona, kas izgatavo iepakojumu vai iepakotu produktu vai kuras vārdā vai ar kuras preču zīmi tas tiek projektēts vai izgatavots (PPWR 3. panta 13. punkts, ņemot vērā mikrouzņēmumu izņēmumu). Sagatavo tehnisko dokumentāciju un ES atbilstības deklarāciju.</w:t>
+            </w:r>
+          </w:p>
+        </w:tc>
+      </w:tr>
+      <w:tr>
+        <w:tc>
+          <w:tcPr>
+            <w:tcW w:type="dxa" w:w="4000"/>
+          </w:tcPr>
+          <w:p>
+            <w:r/>
+            <w:r>
+              <w:rPr>
+                <w:b w:val="0"/>
+                <w:i w:val="0"/>
+                <w:sz w:val="19"/>
+              </w:rPr>
+              <w:t>Piegādātājs</w:t>
+            </w:r>
+          </w:p>
+        </w:tc>
+        <w:tc>
+          <w:tcPr>
+            <w:tcW w:type="dxa" w:w="4800"/>
+          </w:tcPr>
+          <w:p>
+            <w:r/>
+            <w:r>
+              <w:rPr>
+                <w:b w:val="0"/>
+                <w:i w:val="0"/>
+                <w:sz w:val="19"/>
+              </w:rPr>
+              <w:t>Persona, kas piegādā iepakojumu, iepakojuma materiālus vai iepakotu produktu citam ekonomikas dalībniekam. Sniedz izgatavotājam atbilstības pierādīšanai vajadzīgo informāciju (skat. 3. sadaļu).</w:t>
+            </w:r>
+          </w:p>
+        </w:tc>
+      </w:tr>
+      <w:tr>
+        <w:tc>
+          <w:tcPr>
+            <w:tcW w:type="dxa" w:w="4000"/>
+          </w:tcPr>
+          <w:p>
+            <w:r/>
+            <w:r>
+              <w:rPr>
+                <w:b w:val="0"/>
+                <w:i w:val="0"/>
+                <w:sz w:val="19"/>
+              </w:rPr>
+              <w:t>Importētājs</w:t>
+            </w:r>
+          </w:p>
+        </w:tc>
+        <w:tc>
+          <w:tcPr>
+            <w:tcW w:type="dxa" w:w="4800"/>
+          </w:tcPr>
+          <w:p>
+            <w:r/>
+            <w:r>
+              <w:rPr>
+                <w:b w:val="0"/>
+                <w:i w:val="0"/>
+                <w:sz w:val="19"/>
+              </w:rPr>
+              <w:t>Persona, kas iepakojumu vai iepakotu produktu no trešās valsts laiž ES tirgū.</w:t>
+            </w:r>
+          </w:p>
+        </w:tc>
+      </w:tr>
+      <w:tr>
+        <w:tc>
+          <w:tcPr>
+            <w:tcW w:type="dxa" w:w="4000"/>
+          </w:tcPr>
+          <w:p>
+            <w:r/>
+            <w:r>
+              <w:rPr>
+                <w:b w:val="0"/>
+                <w:i w:val="0"/>
+                <w:sz w:val="19"/>
+              </w:rPr>
+              <w:t>Izplatītājs</w:t>
+            </w:r>
+          </w:p>
+        </w:tc>
+        <w:tc>
+          <w:tcPr>
+            <w:tcW w:type="dxa" w:w="4800"/>
+          </w:tcPr>
+          <w:p>
+            <w:r/>
+            <w:r>
+              <w:rPr>
+                <w:b w:val="0"/>
+                <w:i w:val="0"/>
+                <w:sz w:val="19"/>
+              </w:rPr>
+              <w:t>Persona piegādes ķēdē (izņemot izgatavotāju un importētāju), kas dara iepakojumu pieejamu tirgū.</w:t>
+            </w:r>
+          </w:p>
+        </w:tc>
+      </w:tr>
+      <w:tr>
+        <w:tc>
+          <w:tcPr>
+            <w:tcW w:type="dxa" w:w="4000"/>
+          </w:tcPr>
+          <w:p>
+            <w:r/>
+            <w:r>
+              <w:rPr>
+                <w:b w:val="0"/>
+                <w:i w:val="0"/>
+                <w:sz w:val="19"/>
+              </w:rPr>
+              <w:t>EPR «ražotājs» (producer)</w:t>
+            </w:r>
+          </w:p>
+        </w:tc>
+        <w:tc>
+          <w:tcPr>
+            <w:tcW w:type="dxa" w:w="4800"/>
+          </w:tcPr>
+          <w:p>
+            <w:r/>
+            <w:r>
+              <w:rPr>
+                <w:b w:val="0"/>
+                <w:i w:val="0"/>
+                <w:sz w:val="19"/>
+              </w:rPr>
+              <w:t>Persona, kurai konkrētā valstī jāreģistrējas ražotāju reģistrā un jāmaksā EPR maksas — parasti tā, kas pirmo reizi dara iepakojumu pieejamu attiecīgās valsts tirgū.</w:t>
+            </w:r>
+          </w:p>
+        </w:tc>
+      </w:tr>
+    </w:tbl>
+    <w:p>
+      <w:pPr>
+        <w:shd w:val="clear" w:fill="F2F2F2"/>
+      </w:pPr>
+      <w:r>
+        <w:rPr>
+          <w:b/>
+          <w:i w:val="0"/>
+        </w:rPr>
+        <w:t>Svarīgi.</w:t>
+      </w:r>
+      <w:r>
+        <w:rPr>
+          <w:b w:val="0"/>
+          <w:i w:val="0"/>
+        </w:rPr>
+        <w:t xml:space="preserve"> PPWR izgatavotājs </w:t>
+      </w:r>
+      <w:r>
+        <w:rPr>
+          <w:b/>
+          <w:i w:val="0"/>
+        </w:rPr>
+        <w:t>nav</w:t>
+      </w:r>
+      <w:r>
+        <w:rPr>
+          <w:b w:val="0"/>
+          <w:i w:val="0"/>
+        </w:rPr>
+        <w:t xml:space="preserve"> automātiski EPR ražotājs visās ES valstīs. EPR ražotāja statuss jānosaka atsevišķi katrā mērķa valstī pēc tās nacionālajiem noteikumiem — vienam un tam pašam iepakojumam PPWR izgatavotājs un EPR ražotājs dažādās valstīs var būt dažādas personas.</w:t>
+      </w:r>
+    </w:p>
+    <w:p>
+      <w:pPr>
+        <w:pStyle w:val="Heading1"/>
+      </w:pPr>
+      <w:r>
+        <w:t>3. Piegādātāja informācijas pienākums (PPWR 16. pants)</w:t>
+      </w:r>
+    </w:p>
+    <w:p>
+      <w:r>
+        <w:rPr>
+          <w:b w:val="0"/>
+          <w:i w:val="0"/>
+        </w:rPr>
+        <w:t xml:space="preserve">PPWR 16. pants paredz </w:t>
+      </w:r>
+      <w:r>
+        <w:rPr>
+          <w:b/>
+          <w:i w:val="0"/>
+        </w:rPr>
+        <w:t>iepakojuma vai iepakojuma materiālu piegādātāja</w:t>
+      </w:r>
+      <w:r>
+        <w:rPr>
+          <w:b w:val="0"/>
+          <w:i w:val="0"/>
+        </w:rPr>
+        <w:t xml:space="preserve"> pienākumu sniegt izgatavotājam informāciju un dokumentāciju, kas vajadzīga iepakojuma atbilstības pierādīšanai. Šī veidlapa ir paredzēta šā pienākuma praktiskai izpildei un datu nodošanas dokumentēšanai.</w:t>
+      </w:r>
+    </w:p>
+    <w:p>
+      <w:r>
+        <w:rPr>
+          <w:b w:val="0"/>
+          <w:i w:val="0"/>
+        </w:rPr>
+        <w:t>Ne katrs gatava iepakota produkta piegādātājs automātiski ir PPWR 16. pantā minētais piegādātājs — loma ir atkarīga no faktiskā piegādes un ražošanas modeļa, un tā jāizvērtē katrai piegādes attiecībai atsevišķi.</w:t>
+      </w:r>
+    </w:p>
+    <w:p>
+      <w:pPr>
+        <w:pStyle w:val="Heading1"/>
+      </w:pPr>
+      <w:r>
+        <w:t>4. Iepakojuma sastāvs pa komponentēm</w:t>
       </w:r>
     </w:p>
     <w:p>
       <w:r>
         <w:rPr>
           <w:b/>
+          <w:i w:val="0"/>
         </w:rPr>
-        <w:t>Pārdošanas (primārais) iepakojums — viena vienība ar komponentēm:</w:t>
+        <w:t>Katrs materiāls un katra komponente jāuzskaita atsevišķi</w:t>
+      </w:r>
+      <w:r>
+        <w:rPr>
+          <w:b w:val="0"/>
+          <w:i w:val="0"/>
+        </w:rPr>
+        <w:t xml:space="preserve"> — arī etiķetes, vāciņi, līmlente, pildmateriāls u.c. Svars norādāms gramos. Katram iepakojuma līmenim (pārdošanas, grupētais, transporta, e-komercijas) aizpilda savu tabulu pāri: </w:t>
+      </w:r>
+      <w:r>
+        <w:rPr>
+          <w:b/>
+          <w:i w:val="0"/>
+        </w:rPr>
+        <w:t>A</w:t>
+      </w:r>
+      <w:r>
+        <w:rPr>
+          <w:b w:val="0"/>
+          <w:i w:val="0"/>
+        </w:rPr>
+        <w:t xml:space="preserve"> — sastāvs, </w:t>
+      </w:r>
+      <w:r>
+        <w:rPr>
+          <w:b/>
+          <w:i w:val="0"/>
+        </w:rPr>
+        <w:t>B</w:t>
+      </w:r>
+      <w:r>
+        <w:rPr>
+          <w:b w:val="0"/>
+          <w:i w:val="0"/>
+        </w:rPr>
+        <w:t xml:space="preserve"> — attiecinājums un pierādījumi. Komponentes abās tabulās sasaista pēc nosaukuma.</w:t>
+      </w:r>
+    </w:p>
+    <w:p>
+      <w:r>
+        <w:rPr>
+          <w:b w:val="0"/>
+          <w:i w:val="0"/>
+        </w:rPr>
+        <w:t xml:space="preserve">Muitas klasifikācijas KN kods (kombinētās nomenklatūras kods) šajā veidlapā </w:t>
+      </w:r>
+      <w:r>
+        <w:rPr>
+          <w:b/>
+          <w:i w:val="0"/>
+        </w:rPr>
+        <w:t>netiek prasīts</w:t>
+      </w:r>
+      <w:r>
+        <w:rPr>
+          <w:b w:val="0"/>
+          <w:i w:val="0"/>
+        </w:rPr>
+        <w:t>: tas ir muitas un nodokļu klasifikators (piemēram, tukša iepakojuma importam vai Spānijas plastmasas nodoklim), nevis PPWR vai EPR materiālu klasifikācija. Ja KN kods darījumam ir vajadzīgs, to norāda atsevišķi piezīmēs, nesajaucot ar EPR materiāla kategoriju.</w:t>
+      </w:r>
+    </w:p>
+    <w:p>
+      <w:pPr>
+        <w:pStyle w:val="Heading2"/>
+      </w:pPr>
+      <w:r>
+        <w:t>4.1. Pārdošanas (primārais) iepakojums</w:t>
+      </w:r>
+    </w:p>
+    <w:p>
+      <w:r>
+        <w:rPr>
+          <w:b/>
+          <w:i w:val="0"/>
+        </w:rPr>
+        <w:t>A. Sastāvs</w:t>
+      </w:r>
+      <w:r>
+        <w:rPr>
+          <w:b w:val="0"/>
+          <w:i w:val="0"/>
+        </w:rPr>
+        <w:t xml:space="preserve"> — iepakojuma līmenis: pārdošanas</w:t>
+      </w:r>
+    </w:p>
+    <w:tbl>
+      <w:tblPr>
+        <w:tblStyle w:val="TableGrid"/>
+        <w:tblW w:type="auto" w:w="0"/>
+        <w:jc w:val="center"/>
+        <w:tblLook w:firstColumn="1" w:firstRow="1" w:lastColumn="0" w:lastRow="0" w:noHBand="0" w:noVBand="1" w:val="04A0"/>
+      </w:tblPr>
+      <w:tblGrid>
+        <w:gridCol w:w="1440"/>
+        <w:gridCol w:w="1440"/>
+        <w:gridCol w:w="1440"/>
+        <w:gridCol w:w="1440"/>
+        <w:gridCol w:w="1440"/>
+        <w:gridCol w:w="1440"/>
+      </w:tblGrid>
+      <w:tr>
+        <w:tc>
+          <w:tcPr>
+            <w:tcW w:type="dxa" w:w="1440"/>
+            <w:shd w:val="clear" w:color="auto" w:fill="E6E6E6"/>
+          </w:tcPr>
+          <w:p>
+            <w:r>
+              <w:rPr>
+                <w:b/>
+              </w:rPr>
+            </w:r>
+            <w:r>
+              <w:rPr>
+                <w:b/>
+                <w:i w:val="0"/>
+                <w:sz w:val="17"/>
+              </w:rPr>
+              <w:t>Komponentes nosaukums</w:t>
+            </w:r>
+          </w:p>
+        </w:tc>
+        <w:tc>
+          <w:tcPr>
+            <w:tcW w:type="dxa" w:w="1440"/>
+            <w:shd w:val="clear" w:color="auto" w:fill="E6E6E6"/>
+          </w:tcPr>
+          <w:p>
+            <w:r>
+              <w:rPr>
+                <w:b/>
+              </w:rPr>
+            </w:r>
+            <w:r>
+              <w:rPr>
+                <w:b/>
+                <w:i w:val="0"/>
+                <w:sz w:val="17"/>
+              </w:rPr>
+              <w:t>Materiāla veids</w:t>
+            </w:r>
+          </w:p>
+        </w:tc>
+        <w:tc>
+          <w:tcPr>
+            <w:tcW w:type="dxa" w:w="1440"/>
+            <w:shd w:val="clear" w:color="auto" w:fill="E6E6E6"/>
+          </w:tcPr>
+          <w:p>
+            <w:r>
+              <w:rPr>
+                <w:b/>
+              </w:rPr>
+            </w:r>
+            <w:r>
+              <w:rPr>
+                <w:b/>
+                <w:i w:val="0"/>
+                <w:sz w:val="17"/>
+              </w:rPr>
+              <w:t>Materiāla apakšveids</w:t>
+            </w:r>
+          </w:p>
+        </w:tc>
+        <w:tc>
+          <w:tcPr>
+            <w:tcW w:type="dxa" w:w="1440"/>
+            <w:shd w:val="clear" w:color="auto" w:fill="E6E6E6"/>
+          </w:tcPr>
+          <w:p>
+            <w:r>
+              <w:rPr>
+                <w:b/>
+              </w:rPr>
+            </w:r>
+            <w:r>
+              <w:rPr>
+                <w:b/>
+                <w:i w:val="0"/>
+                <w:sz w:val="17"/>
+              </w:rPr>
+              <w:t>EPR materiāla kategorija</w:t>
+            </w:r>
+          </w:p>
+        </w:tc>
+        <w:tc>
+          <w:tcPr>
+            <w:tcW w:type="dxa" w:w="1440"/>
+            <w:shd w:val="clear" w:color="auto" w:fill="E6E6E6"/>
+          </w:tcPr>
+          <w:p>
+            <w:r>
+              <w:rPr>
+                <w:b/>
+              </w:rPr>
+            </w:r>
+            <w:r>
+              <w:rPr>
+                <w:b/>
+                <w:i w:val="0"/>
+                <w:sz w:val="17"/>
+              </w:rPr>
+              <w:t>Svars, g</w:t>
+            </w:r>
+          </w:p>
+        </w:tc>
+        <w:tc>
+          <w:tcPr>
+            <w:tcW w:type="dxa" w:w="1440"/>
+            <w:shd w:val="clear" w:color="auto" w:fill="E6E6E6"/>
+          </w:tcPr>
+          <w:p>
+            <w:r>
+              <w:rPr>
+                <w:b/>
+              </w:rPr>
+            </w:r>
+            <w:r>
+              <w:rPr>
+                <w:b/>
+                <w:i w:val="0"/>
+                <w:sz w:val="17"/>
+              </w:rPr>
+              <w:t>Svēršanas vai aprēķina metode</w:t>
+            </w:r>
+          </w:p>
+        </w:tc>
+      </w:tr>
+      <w:tr>
+        <w:tc>
+          <w:tcPr>
+            <w:tcW w:type="dxa" w:w="1440"/>
+          </w:tcPr>
+          <w:p>
+            <w:r/>
+            <w:r>
+              <w:rPr>
+                <w:b w:val="0"/>
+                <w:i w:val="0"/>
+                <w:color w:val="808080"/>
+                <w:sz w:val="17"/>
+              </w:rPr>
+              <w:t>[piem., burka]</w:t>
+            </w:r>
+          </w:p>
+        </w:tc>
+        <w:tc>
+          <w:tcPr>
+            <w:tcW w:type="dxa" w:w="1440"/>
+          </w:tcPr>
+          <w:p>
+            <w:r/>
+            <w:r>
+              <w:rPr>
+                <w:b w:val="0"/>
+                <w:i w:val="0"/>
+                <w:color w:val="808080"/>
+                <w:sz w:val="17"/>
+              </w:rPr>
+              <w:t>[piem., stikls]</w:t>
+            </w:r>
+          </w:p>
+        </w:tc>
+        <w:tc>
+          <w:tcPr>
+            <w:tcW w:type="dxa" w:w="1440"/>
+          </w:tcPr>
+          <w:p>
+            <w:r/>
+            <w:r>
+              <w:rPr>
+                <w:b w:val="0"/>
+                <w:i w:val="0"/>
+                <w:color w:val="808080"/>
+                <w:sz w:val="17"/>
+              </w:rPr>
+              <w:t>[piem., dzidrs stikls]</w:t>
+            </w:r>
+          </w:p>
+        </w:tc>
+        <w:tc>
+          <w:tcPr>
+            <w:tcW w:type="dxa" w:w="1440"/>
+          </w:tcPr>
+          <w:p>
+            <w:r/>
+            <w:r>
+              <w:rPr>
+                <w:b w:val="0"/>
+                <w:i w:val="0"/>
+                <w:color w:val="808080"/>
+                <w:sz w:val="17"/>
+              </w:rPr>
+              <w:t>[piem., stikls]</w:t>
+            </w:r>
+          </w:p>
+        </w:tc>
+        <w:tc>
+          <w:tcPr>
+            <w:tcW w:type="dxa" w:w="1440"/>
+          </w:tcPr>
+          <w:p>
+            <w:r/>
+          </w:p>
+        </w:tc>
+        <w:tc>
+          <w:tcPr>
+            <w:tcW w:type="dxa" w:w="1440"/>
+          </w:tcPr>
+          <w:p>
+            <w:r/>
+            <w:r>
+              <w:rPr>
+                <w:b w:val="0"/>
+                <w:i w:val="0"/>
+                <w:color w:val="808080"/>
+                <w:sz w:val="17"/>
+              </w:rPr>
+              <w:t>[svērts / no specifikācijas]</w:t>
+            </w:r>
+          </w:p>
+        </w:tc>
+      </w:tr>
+      <w:tr>
+        <w:tc>
+          <w:tcPr>
+            <w:tcW w:type="dxa" w:w="1440"/>
+          </w:tcPr>
+          <w:p>
+            <w:r/>
+            <w:r>
+              <w:rPr>
+                <w:b w:val="0"/>
+                <w:i w:val="0"/>
+                <w:color w:val="808080"/>
+                <w:sz w:val="17"/>
+              </w:rPr>
+              <w:t>[piem., vāciņš]</w:t>
+            </w:r>
+          </w:p>
+        </w:tc>
+        <w:tc>
+          <w:tcPr>
+            <w:tcW w:type="dxa" w:w="1440"/>
+          </w:tcPr>
+          <w:p>
+            <w:r/>
+          </w:p>
+        </w:tc>
+        <w:tc>
+          <w:tcPr>
+            <w:tcW w:type="dxa" w:w="1440"/>
+          </w:tcPr>
+          <w:p>
+            <w:r/>
+          </w:p>
+        </w:tc>
+        <w:tc>
+          <w:tcPr>
+            <w:tcW w:type="dxa" w:w="1440"/>
+          </w:tcPr>
+          <w:p>
+            <w:r/>
+          </w:p>
+        </w:tc>
+        <w:tc>
+          <w:tcPr>
+            <w:tcW w:type="dxa" w:w="1440"/>
+          </w:tcPr>
+          <w:p>
+            <w:r/>
+          </w:p>
+        </w:tc>
+        <w:tc>
+          <w:tcPr>
+            <w:tcW w:type="dxa" w:w="1440"/>
+          </w:tcPr>
+          <w:p>
+            <w:r/>
+          </w:p>
+        </w:tc>
+      </w:tr>
+      <w:tr>
+        <w:tc>
+          <w:tcPr>
+            <w:tcW w:type="dxa" w:w="1440"/>
+          </w:tcPr>
+          <w:p>
+            <w:r/>
+            <w:r>
+              <w:rPr>
+                <w:b w:val="0"/>
+                <w:i w:val="0"/>
+                <w:color w:val="808080"/>
+                <w:sz w:val="17"/>
+              </w:rPr>
+              <w:t>[piem., etiķete]</w:t>
+            </w:r>
+          </w:p>
+        </w:tc>
+        <w:tc>
+          <w:tcPr>
+            <w:tcW w:type="dxa" w:w="1440"/>
+          </w:tcPr>
+          <w:p>
+            <w:r/>
+          </w:p>
+        </w:tc>
+        <w:tc>
+          <w:tcPr>
+            <w:tcW w:type="dxa" w:w="1440"/>
+          </w:tcPr>
+          <w:p>
+            <w:r/>
+          </w:p>
+        </w:tc>
+        <w:tc>
+          <w:tcPr>
+            <w:tcW w:type="dxa" w:w="1440"/>
+          </w:tcPr>
+          <w:p>
+            <w:r/>
+          </w:p>
+        </w:tc>
+        <w:tc>
+          <w:tcPr>
+            <w:tcW w:type="dxa" w:w="1440"/>
+          </w:tcPr>
+          <w:p>
+            <w:r/>
+          </w:p>
+        </w:tc>
+        <w:tc>
+          <w:tcPr>
+            <w:tcW w:type="dxa" w:w="1440"/>
+          </w:tcPr>
+          <w:p>
+            <w:r/>
+          </w:p>
+        </w:tc>
+      </w:tr>
+      <w:tr>
+        <w:tc>
+          <w:tcPr>
+            <w:tcW w:type="dxa" w:w="1440"/>
+          </w:tcPr>
+          <w:p>
+            <w:r/>
+            <w:r>
+              <w:rPr>
+                <w:b w:val="0"/>
+                <w:i w:val="0"/>
+                <w:color w:val="808080"/>
+                <w:sz w:val="17"/>
+              </w:rPr>
+              <w:t>[cits]</w:t>
+            </w:r>
+          </w:p>
+        </w:tc>
+        <w:tc>
+          <w:tcPr>
+            <w:tcW w:type="dxa" w:w="1440"/>
+          </w:tcPr>
+          <w:p>
+            <w:r/>
+          </w:p>
+        </w:tc>
+        <w:tc>
+          <w:tcPr>
+            <w:tcW w:type="dxa" w:w="1440"/>
+          </w:tcPr>
+          <w:p>
+            <w:r/>
+          </w:p>
+        </w:tc>
+        <w:tc>
+          <w:tcPr>
+            <w:tcW w:type="dxa" w:w="1440"/>
+          </w:tcPr>
+          <w:p>
+            <w:r/>
+          </w:p>
+        </w:tc>
+        <w:tc>
+          <w:tcPr>
+            <w:tcW w:type="dxa" w:w="1440"/>
+          </w:tcPr>
+          <w:p>
+            <w:r/>
+          </w:p>
+        </w:tc>
+        <w:tc>
+          <w:tcPr>
+            <w:tcW w:type="dxa" w:w="1440"/>
+          </w:tcPr>
+          <w:p>
+            <w:r/>
+          </w:p>
+        </w:tc>
+      </w:tr>
+    </w:tbl>
+    <w:p>
+      <w:r>
+        <w:rPr>
+          <w:b/>
+          <w:i w:val="0"/>
+        </w:rPr>
+        <w:t>B. Attiecinājums un pierādījumi</w:t>
       </w:r>
     </w:p>
     <w:tbl>
@@ -367,29 +1857,18 @@
             <w:shd w:val="clear" w:color="auto" w:fill="E6E6E6"/>
           </w:tcPr>
           <w:p>
-            <w:r/>
             <w:r>
               <w:rPr>
                 <w:b/>
-                <w:sz w:val="19"/>
               </w:rPr>
-              <w:t>Komponente</w:t>
             </w:r>
-          </w:p>
-        </w:tc>
-        <w:tc>
-          <w:tcPr>
-            <w:tcW w:type="dxa" w:w="1234"/>
-            <w:shd w:val="clear" w:color="auto" w:fill="E6E6E6"/>
-          </w:tcPr>
-          <w:p>
-            <w:r/>
             <w:r>
               <w:rPr>
                 <w:b/>
-                <w:sz w:val="19"/>
+                <w:i w:val="0"/>
+                <w:sz w:val="17"/>
               </w:rPr>
-              <w:t>Materiāls</w:t>
+              <w:t>Komponentes nosaukums</w:t>
             </w:r>
           </w:p>
         </w:tc>
@@ -399,29 +1878,18 @@
             <w:shd w:val="clear" w:color="auto" w:fill="E6E6E6"/>
           </w:tcPr>
           <w:p>
-            <w:r/>
             <w:r>
               <w:rPr>
                 <w:b/>
-                <w:sz w:val="19"/>
               </w:rPr>
-              <w:t>CN kods</w:t>
             </w:r>
-          </w:p>
-        </w:tc>
-        <w:tc>
-          <w:tcPr>
-            <w:tcW w:type="dxa" w:w="1234"/>
-            <w:shd w:val="clear" w:color="auto" w:fill="E6E6E6"/>
-          </w:tcPr>
-          <w:p>
-            <w:r/>
             <w:r>
               <w:rPr>
                 <w:b/>
-                <w:sz w:val="19"/>
+                <w:i w:val="0"/>
+                <w:sz w:val="17"/>
               </w:rPr>
-              <w:t>Svars, g</w:t>
+              <w:t>Pārstrādātā materiāla saturs, %</w:t>
             </w:r>
           </w:p>
         </w:tc>
@@ -431,29 +1899,18 @@
             <w:shd w:val="clear" w:color="auto" w:fill="E6E6E6"/>
           </w:tcPr>
           <w:p>
-            <w:r/>
             <w:r>
               <w:rPr>
                 <w:b/>
-                <w:sz w:val="19"/>
               </w:rPr>
-              <w:t>Pārstrādātais saturs, %</w:t>
             </w:r>
-          </w:p>
-        </w:tc>
-        <w:tc>
-          <w:tcPr>
-            <w:tcW w:type="dxa" w:w="1234"/>
-            <w:shd w:val="clear" w:color="auto" w:fill="E6E6E6"/>
-          </w:tcPr>
-          <w:p>
-            <w:r/>
             <w:r>
               <w:rPr>
                 <w:b/>
-                <w:sz w:val="19"/>
+                <w:i w:val="0"/>
+                <w:sz w:val="17"/>
               </w:rPr>
-              <w:t>Pārstrādājamība</w:t>
+              <w:t>Uz cik produkta vienībām attiecināma</w:t>
             </w:r>
           </w:p>
         </w:tc>
@@ -463,11 +1920,79 @@
             <w:shd w:val="clear" w:color="auto" w:fill="E6E6E6"/>
           </w:tcPr>
           <w:p>
-            <w:r/>
             <w:r>
               <w:rPr>
                 <w:b/>
-                <w:sz w:val="19"/>
+              </w:rPr>
+            </w:r>
+            <w:r>
+              <w:rPr>
+                <w:b/>
+                <w:i w:val="0"/>
+                <w:sz w:val="17"/>
+              </w:rPr>
+              <w:t>Svars uz vienu pārdoto vienību, g</w:t>
+            </w:r>
+          </w:p>
+        </w:tc>
+        <w:tc>
+          <w:tcPr>
+            <w:tcW w:type="dxa" w:w="1234"/>
+            <w:shd w:val="clear" w:color="auto" w:fill="E6E6E6"/>
+          </w:tcPr>
+          <w:p>
+            <w:r>
+              <w:rPr>
+                <w:b/>
+              </w:rPr>
+            </w:r>
+            <w:r>
+              <w:rPr>
+                <w:b/>
+                <w:i w:val="0"/>
+                <w:sz w:val="17"/>
+              </w:rPr>
+              <w:t>Materiāla piegādātājs</w:t>
+            </w:r>
+          </w:p>
+        </w:tc>
+        <w:tc>
+          <w:tcPr>
+            <w:tcW w:type="dxa" w:w="1234"/>
+            <w:shd w:val="clear" w:color="auto" w:fill="E6E6E6"/>
+          </w:tcPr>
+          <w:p>
+            <w:r>
+              <w:rPr>
+                <w:b/>
+              </w:rPr>
+            </w:r>
+            <w:r>
+              <w:rPr>
+                <w:b/>
+                <w:i w:val="0"/>
+                <w:sz w:val="17"/>
+              </w:rPr>
+              <w:t>Pierādījuma dokuments (nosaukums vai nr.)</w:t>
+            </w:r>
+          </w:p>
+        </w:tc>
+        <w:tc>
+          <w:tcPr>
+            <w:tcW w:type="dxa" w:w="1234"/>
+            <w:shd w:val="clear" w:color="auto" w:fill="E6E6E6"/>
+          </w:tcPr>
+          <w:p>
+            <w:r>
+              <w:rPr>
+                <w:b/>
+              </w:rPr>
+            </w:r>
+            <w:r>
+              <w:rPr>
+                <w:b/>
+                <w:i w:val="0"/>
+                <w:sz w:val="17"/>
               </w:rPr>
               <w:t>Piezīmes</w:t>
             </w:r>
@@ -481,11 +2006,30 @@
           </w:tcPr>
           <w:p>
             <w:r/>
+          </w:p>
+        </w:tc>
+        <w:tc>
+          <w:tcPr>
+            <w:tcW w:type="dxa" w:w="1234"/>
+          </w:tcPr>
+          <w:p>
+            <w:r/>
+          </w:p>
+        </w:tc>
+        <w:tc>
+          <w:tcPr>
+            <w:tcW w:type="dxa" w:w="1234"/>
+          </w:tcPr>
+          <w:p>
+            <w:r/>
             <w:r>
               <w:rPr>
-                <w:sz w:val="19"/>
+                <w:b w:val="0"/>
+                <w:i w:val="0"/>
+                <w:color w:val="808080"/>
+                <w:sz w:val="17"/>
               </w:rPr>
-              <w:t>Pamatiepakojums (piem., burka)</w:t>
+              <w:t>[pārdošanas iepakojumam parasti 1]</w:t>
             </w:r>
           </w:p>
         </w:tc>
@@ -495,11 +2039,6 @@
           </w:tcPr>
           <w:p>
             <w:r/>
-            <w:r>
-              <w:rPr>
-                <w:sz w:val="19"/>
-              </w:rPr>
-            </w:r>
           </w:p>
         </w:tc>
         <w:tc>
@@ -508,11 +2047,6 @@
           </w:tcPr>
           <w:p>
             <w:r/>
-            <w:r>
-              <w:rPr>
-                <w:sz w:val="19"/>
-              </w:rPr>
-            </w:r>
           </w:p>
         </w:tc>
         <w:tc>
@@ -521,11 +2055,6 @@
           </w:tcPr>
           <w:p>
             <w:r/>
-            <w:r>
-              <w:rPr>
-                <w:sz w:val="19"/>
-              </w:rPr>
-            </w:r>
           </w:p>
         </w:tc>
         <w:tc>
@@ -534,37 +2063,6 @@
           </w:tcPr>
           <w:p>
             <w:r/>
-            <w:r>
-              <w:rPr>
-                <w:sz w:val="19"/>
-              </w:rPr>
-            </w:r>
-          </w:p>
-        </w:tc>
-        <w:tc>
-          <w:tcPr>
-            <w:tcW w:type="dxa" w:w="1234"/>
-          </w:tcPr>
-          <w:p>
-            <w:r/>
-            <w:r>
-              <w:rPr>
-                <w:sz w:val="19"/>
-              </w:rPr>
-            </w:r>
-          </w:p>
-        </w:tc>
-        <w:tc>
-          <w:tcPr>
-            <w:tcW w:type="dxa" w:w="1234"/>
-          </w:tcPr>
-          <w:p>
-            <w:r/>
-            <w:r>
-              <w:rPr>
-                <w:sz w:val="19"/>
-              </w:rPr>
-            </w:r>
           </w:p>
         </w:tc>
       </w:tr>
@@ -575,12 +2073,6 @@
           </w:tcPr>
           <w:p>
             <w:r/>
-            <w:r>
-              <w:rPr>
-                <w:sz w:val="19"/>
-              </w:rPr>
-              <w:t>Noslēgs (piem., vāciņš)</w:t>
-            </w:r>
           </w:p>
         </w:tc>
         <w:tc>
@@ -589,11 +2081,6 @@
           </w:tcPr>
           <w:p>
             <w:r/>
-            <w:r>
-              <w:rPr>
-                <w:sz w:val="19"/>
-              </w:rPr>
-            </w:r>
           </w:p>
         </w:tc>
         <w:tc>
@@ -602,11 +2089,6 @@
           </w:tcPr>
           <w:p>
             <w:r/>
-            <w:r>
-              <w:rPr>
-                <w:sz w:val="19"/>
-              </w:rPr>
-            </w:r>
           </w:p>
         </w:tc>
         <w:tc>
@@ -615,11 +2097,6 @@
           </w:tcPr>
           <w:p>
             <w:r/>
-            <w:r>
-              <w:rPr>
-                <w:sz w:val="19"/>
-              </w:rPr>
-            </w:r>
           </w:p>
         </w:tc>
         <w:tc>
@@ -628,11 +2105,6 @@
           </w:tcPr>
           <w:p>
             <w:r/>
-            <w:r>
-              <w:rPr>
-                <w:sz w:val="19"/>
-              </w:rPr>
-            </w:r>
           </w:p>
         </w:tc>
         <w:tc>
@@ -641,11 +2113,6 @@
           </w:tcPr>
           <w:p>
             <w:r/>
-            <w:r>
-              <w:rPr>
-                <w:sz w:val="19"/>
-              </w:rPr>
-            </w:r>
           </w:p>
         </w:tc>
         <w:tc>
@@ -654,11 +2121,6 @@
           </w:tcPr>
           <w:p>
             <w:r/>
-            <w:r>
-              <w:rPr>
-                <w:sz w:val="19"/>
-              </w:rPr>
-            </w:r>
           </w:p>
         </w:tc>
       </w:tr>
@@ -669,12 +2131,6 @@
           </w:tcPr>
           <w:p>
             <w:r/>
-            <w:r>
-              <w:rPr>
-                <w:sz w:val="19"/>
-              </w:rPr>
-              <w:t>Etiķete</w:t>
-            </w:r>
           </w:p>
         </w:tc>
         <w:tc>
@@ -683,11 +2139,6 @@
           </w:tcPr>
           <w:p>
             <w:r/>
-            <w:r>
-              <w:rPr>
-                <w:sz w:val="19"/>
-              </w:rPr>
-            </w:r>
           </w:p>
         </w:tc>
         <w:tc>
@@ -696,11 +2147,6 @@
           </w:tcPr>
           <w:p>
             <w:r/>
-            <w:r>
-              <w:rPr>
-                <w:sz w:val="19"/>
-              </w:rPr>
-            </w:r>
           </w:p>
         </w:tc>
         <w:tc>
@@ -709,11 +2155,6 @@
           </w:tcPr>
           <w:p>
             <w:r/>
-            <w:r>
-              <w:rPr>
-                <w:sz w:val="19"/>
-              </w:rPr>
-            </w:r>
           </w:p>
         </w:tc>
         <w:tc>
@@ -722,11 +2163,6 @@
           </w:tcPr>
           <w:p>
             <w:r/>
-            <w:r>
-              <w:rPr>
-                <w:sz w:val="19"/>
-              </w:rPr>
-            </w:r>
           </w:p>
         </w:tc>
         <w:tc>
@@ -735,11 +2171,6 @@
           </w:tcPr>
           <w:p>
             <w:r/>
-            <w:r>
-              <w:rPr>
-                <w:sz w:val="19"/>
-              </w:rPr>
-            </w:r>
           </w:p>
         </w:tc>
         <w:tc>
@@ -748,11 +2179,6 @@
           </w:tcPr>
           <w:p>
             <w:r/>
-            <w:r>
-              <w:rPr>
-                <w:sz w:val="19"/>
-              </w:rPr>
-            </w:r>
           </w:p>
         </w:tc>
       </w:tr>
@@ -763,12 +2189,6 @@
           </w:tcPr>
           <w:p>
             <w:r/>
-            <w:r>
-              <w:rPr>
-                <w:sz w:val="19"/>
-              </w:rPr>
-              <w:t>Cits</w:t>
-            </w:r>
           </w:p>
         </w:tc>
         <w:tc>
@@ -777,11 +2197,6 @@
           </w:tcPr>
           <w:p>
             <w:r/>
-            <w:r>
-              <w:rPr>
-                <w:sz w:val="19"/>
-              </w:rPr>
-            </w:r>
           </w:p>
         </w:tc>
         <w:tc>
@@ -790,11 +2205,6 @@
           </w:tcPr>
           <w:p>
             <w:r/>
-            <w:r>
-              <w:rPr>
-                <w:sz w:val="19"/>
-              </w:rPr>
-            </w:r>
           </w:p>
         </w:tc>
         <w:tc>
@@ -803,11 +2213,6 @@
           </w:tcPr>
           <w:p>
             <w:r/>
-            <w:r>
-              <w:rPr>
-                <w:sz w:val="19"/>
-              </w:rPr>
-            </w:r>
           </w:p>
         </w:tc>
         <w:tc>
@@ -816,11 +2221,6 @@
           </w:tcPr>
           <w:p>
             <w:r/>
-            <w:r>
-              <w:rPr>
-                <w:sz w:val="19"/>
-              </w:rPr>
-            </w:r>
           </w:p>
         </w:tc>
         <w:tc>
@@ -829,11 +2229,6 @@
           </w:tcPr>
           <w:p>
             <w:r/>
-            <w:r>
-              <w:rPr>
-                <w:sz w:val="19"/>
-              </w:rPr>
-            </w:r>
           </w:p>
         </w:tc>
         <w:tc>
@@ -842,21 +2237,32 @@
           </w:tcPr>
           <w:p>
             <w:r/>
-            <w:r>
-              <w:rPr>
-                <w:sz w:val="19"/>
-              </w:rPr>
-            </w:r>
           </w:p>
         </w:tc>
       </w:tr>
     </w:tbl>
+    <w:p>
+      <w:pPr>
+        <w:pStyle w:val="Heading2"/>
+      </w:pPr>
+      <w:r>
+        <w:t>4.2. Grupētais (sekundārais) iepakojums — ja ir</w:t>
+      </w:r>
+    </w:p>
     <w:p>
       <w:r>
         <w:rPr>
           <w:b/>
+          <w:i w:val="0"/>
         </w:rPr>
-        <w:t>Grupētais (sekundārais) iepakojums — ja ir:</w:t>
+        <w:t>A. Sastāvs</w:t>
+      </w:r>
+      <w:r>
+        <w:rPr>
+          <w:b w:val="0"/>
+          <w:i w:val="0"/>
+        </w:rPr>
+        <w:t xml:space="preserve"> — iepakojuma līmenis: grupētais</w:t>
       </w:r>
     </w:p>
     <w:tbl>
@@ -881,29 +2287,18 @@
             <w:shd w:val="clear" w:color="auto" w:fill="E6E6E6"/>
           </w:tcPr>
           <w:p>
-            <w:r/>
             <w:r>
               <w:rPr>
                 <w:b/>
-                <w:sz w:val="19"/>
               </w:rPr>
-              <w:t>Komponente</w:t>
             </w:r>
-          </w:p>
-        </w:tc>
-        <w:tc>
-          <w:tcPr>
-            <w:tcW w:type="dxa" w:w="1440"/>
-            <w:shd w:val="clear" w:color="auto" w:fill="E6E6E6"/>
-          </w:tcPr>
-          <w:p>
-            <w:r/>
             <w:r>
               <w:rPr>
                 <w:b/>
-                <w:sz w:val="19"/>
+                <w:i w:val="0"/>
+                <w:sz w:val="17"/>
               </w:rPr>
-              <w:t>Materiāls</w:t>
+              <w:t>Komponentes nosaukums</w:t>
             </w:r>
           </w:p>
         </w:tc>
@@ -913,11 +2308,79 @@
             <w:shd w:val="clear" w:color="auto" w:fill="E6E6E6"/>
           </w:tcPr>
           <w:p>
-            <w:r/>
             <w:r>
               <w:rPr>
                 <w:b/>
-                <w:sz w:val="19"/>
+              </w:rPr>
+            </w:r>
+            <w:r>
+              <w:rPr>
+                <w:b/>
+                <w:i w:val="0"/>
+                <w:sz w:val="17"/>
+              </w:rPr>
+              <w:t>Materiāla veids</w:t>
+            </w:r>
+          </w:p>
+        </w:tc>
+        <w:tc>
+          <w:tcPr>
+            <w:tcW w:type="dxa" w:w="1440"/>
+            <w:shd w:val="clear" w:color="auto" w:fill="E6E6E6"/>
+          </w:tcPr>
+          <w:p>
+            <w:r>
+              <w:rPr>
+                <w:b/>
+              </w:rPr>
+            </w:r>
+            <w:r>
+              <w:rPr>
+                <w:b/>
+                <w:i w:val="0"/>
+                <w:sz w:val="17"/>
+              </w:rPr>
+              <w:t>Materiāla apakšveids</w:t>
+            </w:r>
+          </w:p>
+        </w:tc>
+        <w:tc>
+          <w:tcPr>
+            <w:tcW w:type="dxa" w:w="1440"/>
+            <w:shd w:val="clear" w:color="auto" w:fill="E6E6E6"/>
+          </w:tcPr>
+          <w:p>
+            <w:r>
+              <w:rPr>
+                <w:b/>
+              </w:rPr>
+            </w:r>
+            <w:r>
+              <w:rPr>
+                <w:b/>
+                <w:i w:val="0"/>
+                <w:sz w:val="17"/>
+              </w:rPr>
+              <w:t>EPR materiāla kategorija</w:t>
+            </w:r>
+          </w:p>
+        </w:tc>
+        <w:tc>
+          <w:tcPr>
+            <w:tcW w:type="dxa" w:w="1440"/>
+            <w:shd w:val="clear" w:color="auto" w:fill="E6E6E6"/>
+          </w:tcPr>
+          <w:p>
+            <w:r>
+              <w:rPr>
+                <w:b/>
+              </w:rPr>
+            </w:r>
+            <w:r>
+              <w:rPr>
+                <w:b/>
+                <w:i w:val="0"/>
+                <w:sz w:val="17"/>
               </w:rPr>
               <w:t>Svars, g</w:t>
             </w:r>
@@ -929,45 +2392,18 @@
             <w:shd w:val="clear" w:color="auto" w:fill="E6E6E6"/>
           </w:tcPr>
           <w:p>
-            <w:r/>
             <w:r>
               <w:rPr>
                 <w:b/>
-                <w:sz w:val="19"/>
               </w:rPr>
-              <w:t>Pārstrādātais saturs, %</w:t>
             </w:r>
-          </w:p>
-        </w:tc>
-        <w:tc>
-          <w:tcPr>
-            <w:tcW w:type="dxa" w:w="1440"/>
-            <w:shd w:val="clear" w:color="auto" w:fill="E6E6E6"/>
-          </w:tcPr>
-          <w:p>
-            <w:r/>
             <w:r>
               <w:rPr>
                 <w:b/>
-                <w:sz w:val="19"/>
+                <w:i w:val="0"/>
+                <w:sz w:val="17"/>
               </w:rPr>
-              <w:t>Uz cik pārdošanas vienībām</w:t>
-            </w:r>
-          </w:p>
-        </w:tc>
-        <w:tc>
-          <w:tcPr>
-            <w:tcW w:type="dxa" w:w="1440"/>
-            <w:shd w:val="clear" w:color="auto" w:fill="E6E6E6"/>
-          </w:tcPr>
-          <w:p>
-            <w:r/>
-            <w:r>
-              <w:rPr>
-                <w:b/>
-                <w:sz w:val="19"/>
-              </w:rPr>
-              <w:t>Piezīmes</w:t>
+              <w:t>Svēršanas vai aprēķina metode</w:t>
             </w:r>
           </w:p>
         </w:tc>
@@ -979,11 +2415,6 @@
           </w:tcPr>
           <w:p>
             <w:r/>
-            <w:r>
-              <w:rPr>
-                <w:sz w:val="19"/>
-              </w:rPr>
-            </w:r>
           </w:p>
         </w:tc>
         <w:tc>
@@ -992,11 +2423,6 @@
           </w:tcPr>
           <w:p>
             <w:r/>
-            <w:r>
-              <w:rPr>
-                <w:sz w:val="19"/>
-              </w:rPr>
-            </w:r>
           </w:p>
         </w:tc>
         <w:tc>
@@ -1005,11 +2431,6 @@
           </w:tcPr>
           <w:p>
             <w:r/>
-            <w:r>
-              <w:rPr>
-                <w:sz w:val="19"/>
-              </w:rPr>
-            </w:r>
           </w:p>
         </w:tc>
         <w:tc>
@@ -1018,11 +2439,6 @@
           </w:tcPr>
           <w:p>
             <w:r/>
-            <w:r>
-              <w:rPr>
-                <w:sz w:val="19"/>
-              </w:rPr>
-            </w:r>
           </w:p>
         </w:tc>
         <w:tc>
@@ -1031,11 +2447,6 @@
           </w:tcPr>
           <w:p>
             <w:r/>
-            <w:r>
-              <w:rPr>
-                <w:sz w:val="19"/>
-              </w:rPr>
-            </w:r>
           </w:p>
         </w:tc>
         <w:tc>
@@ -1044,11 +2455,6 @@
           </w:tcPr>
           <w:p>
             <w:r/>
-            <w:r>
-              <w:rPr>
-                <w:sz w:val="19"/>
-              </w:rPr>
-            </w:r>
           </w:p>
         </w:tc>
       </w:tr>
@@ -1059,11 +2465,6 @@
           </w:tcPr>
           <w:p>
             <w:r/>
-            <w:r>
-              <w:rPr>
-                <w:sz w:val="19"/>
-              </w:rPr>
-            </w:r>
           </w:p>
         </w:tc>
         <w:tc>
@@ -1072,11 +2473,6 @@
           </w:tcPr>
           <w:p>
             <w:r/>
-            <w:r>
-              <w:rPr>
-                <w:sz w:val="19"/>
-              </w:rPr>
-            </w:r>
           </w:p>
         </w:tc>
         <w:tc>
@@ -1085,11 +2481,6 @@
           </w:tcPr>
           <w:p>
             <w:r/>
-            <w:r>
-              <w:rPr>
-                <w:sz w:val="19"/>
-              </w:rPr>
-            </w:r>
           </w:p>
         </w:tc>
         <w:tc>
@@ -1098,11 +2489,6 @@
           </w:tcPr>
           <w:p>
             <w:r/>
-            <w:r>
-              <w:rPr>
-                <w:sz w:val="19"/>
-              </w:rPr>
-            </w:r>
           </w:p>
         </w:tc>
         <w:tc>
@@ -1111,11 +2497,6 @@
           </w:tcPr>
           <w:p>
             <w:r/>
-            <w:r>
-              <w:rPr>
-                <w:sz w:val="19"/>
-              </w:rPr>
-            </w:r>
           </w:p>
         </w:tc>
         <w:tc>
@@ -1124,11 +2505,6 @@
           </w:tcPr>
           <w:p>
             <w:r/>
-            <w:r>
-              <w:rPr>
-                <w:sz w:val="19"/>
-              </w:rPr>
-            </w:r>
           </w:p>
         </w:tc>
       </w:tr>
@@ -1137,8 +2513,315 @@
       <w:r>
         <w:rPr>
           <w:b/>
+          <w:i w:val="0"/>
         </w:rPr>
-        <w:t>Transporta (terciārais) iepakojums — katra vienība atsevišķi:</w:t>
+        <w:t>B. Attiecinājums un pierādījumi</w:t>
+      </w:r>
+    </w:p>
+    <w:tbl>
+      <w:tblPr>
+        <w:tblStyle w:val="TableGrid"/>
+        <w:tblW w:type="auto" w:w="0"/>
+        <w:jc w:val="center"/>
+        <w:tblLook w:firstColumn="1" w:firstRow="1" w:lastColumn="0" w:lastRow="0" w:noHBand="0" w:noVBand="1" w:val="04A0"/>
+      </w:tblPr>
+      <w:tblGrid>
+        <w:gridCol w:w="1234"/>
+        <w:gridCol w:w="1234"/>
+        <w:gridCol w:w="1234"/>
+        <w:gridCol w:w="1234"/>
+        <w:gridCol w:w="1234"/>
+        <w:gridCol w:w="1234"/>
+        <w:gridCol w:w="1234"/>
+      </w:tblGrid>
+      <w:tr>
+        <w:tc>
+          <w:tcPr>
+            <w:tcW w:type="dxa" w:w="1234"/>
+            <w:shd w:val="clear" w:color="auto" w:fill="E6E6E6"/>
+          </w:tcPr>
+          <w:p>
+            <w:r>
+              <w:rPr>
+                <w:b/>
+              </w:rPr>
+            </w:r>
+            <w:r>
+              <w:rPr>
+                <w:b/>
+                <w:i w:val="0"/>
+                <w:sz w:val="17"/>
+              </w:rPr>
+              <w:t>Komponentes nosaukums</w:t>
+            </w:r>
+          </w:p>
+        </w:tc>
+        <w:tc>
+          <w:tcPr>
+            <w:tcW w:type="dxa" w:w="1234"/>
+            <w:shd w:val="clear" w:color="auto" w:fill="E6E6E6"/>
+          </w:tcPr>
+          <w:p>
+            <w:r>
+              <w:rPr>
+                <w:b/>
+              </w:rPr>
+            </w:r>
+            <w:r>
+              <w:rPr>
+                <w:b/>
+                <w:i w:val="0"/>
+                <w:sz w:val="17"/>
+              </w:rPr>
+              <w:t>Pārstrādātā materiāla saturs, %</w:t>
+            </w:r>
+          </w:p>
+        </w:tc>
+        <w:tc>
+          <w:tcPr>
+            <w:tcW w:type="dxa" w:w="1234"/>
+            <w:shd w:val="clear" w:color="auto" w:fill="E6E6E6"/>
+          </w:tcPr>
+          <w:p>
+            <w:r>
+              <w:rPr>
+                <w:b/>
+              </w:rPr>
+            </w:r>
+            <w:r>
+              <w:rPr>
+                <w:b/>
+                <w:i w:val="0"/>
+                <w:sz w:val="17"/>
+              </w:rPr>
+              <w:t>Uz cik produkta vienībām attiecināma</w:t>
+            </w:r>
+          </w:p>
+        </w:tc>
+        <w:tc>
+          <w:tcPr>
+            <w:tcW w:type="dxa" w:w="1234"/>
+            <w:shd w:val="clear" w:color="auto" w:fill="E6E6E6"/>
+          </w:tcPr>
+          <w:p>
+            <w:r>
+              <w:rPr>
+                <w:b/>
+              </w:rPr>
+            </w:r>
+            <w:r>
+              <w:rPr>
+                <w:b/>
+                <w:i w:val="0"/>
+                <w:sz w:val="17"/>
+              </w:rPr>
+              <w:t>Svars uz vienu pārdoto vienību, g</w:t>
+            </w:r>
+          </w:p>
+        </w:tc>
+        <w:tc>
+          <w:tcPr>
+            <w:tcW w:type="dxa" w:w="1234"/>
+            <w:shd w:val="clear" w:color="auto" w:fill="E6E6E6"/>
+          </w:tcPr>
+          <w:p>
+            <w:r>
+              <w:rPr>
+                <w:b/>
+              </w:rPr>
+            </w:r>
+            <w:r>
+              <w:rPr>
+                <w:b/>
+                <w:i w:val="0"/>
+                <w:sz w:val="17"/>
+              </w:rPr>
+              <w:t>Materiāla piegādātājs</w:t>
+            </w:r>
+          </w:p>
+        </w:tc>
+        <w:tc>
+          <w:tcPr>
+            <w:tcW w:type="dxa" w:w="1234"/>
+            <w:shd w:val="clear" w:color="auto" w:fill="E6E6E6"/>
+          </w:tcPr>
+          <w:p>
+            <w:r>
+              <w:rPr>
+                <w:b/>
+              </w:rPr>
+            </w:r>
+            <w:r>
+              <w:rPr>
+                <w:b/>
+                <w:i w:val="0"/>
+                <w:sz w:val="17"/>
+              </w:rPr>
+              <w:t>Pierādījuma dokuments (nosaukums vai nr.)</w:t>
+            </w:r>
+          </w:p>
+        </w:tc>
+        <w:tc>
+          <w:tcPr>
+            <w:tcW w:type="dxa" w:w="1234"/>
+            <w:shd w:val="clear" w:color="auto" w:fill="E6E6E6"/>
+          </w:tcPr>
+          <w:p>
+            <w:r>
+              <w:rPr>
+                <w:b/>
+              </w:rPr>
+            </w:r>
+            <w:r>
+              <w:rPr>
+                <w:b/>
+                <w:i w:val="0"/>
+                <w:sz w:val="17"/>
+              </w:rPr>
+              <w:t>Piezīmes</w:t>
+            </w:r>
+          </w:p>
+        </w:tc>
+      </w:tr>
+      <w:tr>
+        <w:tc>
+          <w:tcPr>
+            <w:tcW w:type="dxa" w:w="1234"/>
+          </w:tcPr>
+          <w:p>
+            <w:r/>
+          </w:p>
+        </w:tc>
+        <w:tc>
+          <w:tcPr>
+            <w:tcW w:type="dxa" w:w="1234"/>
+          </w:tcPr>
+          <w:p>
+            <w:r/>
+          </w:p>
+        </w:tc>
+        <w:tc>
+          <w:tcPr>
+            <w:tcW w:type="dxa" w:w="1234"/>
+          </w:tcPr>
+          <w:p>
+            <w:r/>
+          </w:p>
+        </w:tc>
+        <w:tc>
+          <w:tcPr>
+            <w:tcW w:type="dxa" w:w="1234"/>
+          </w:tcPr>
+          <w:p>
+            <w:r/>
+          </w:p>
+        </w:tc>
+        <w:tc>
+          <w:tcPr>
+            <w:tcW w:type="dxa" w:w="1234"/>
+          </w:tcPr>
+          <w:p>
+            <w:r/>
+          </w:p>
+        </w:tc>
+        <w:tc>
+          <w:tcPr>
+            <w:tcW w:type="dxa" w:w="1234"/>
+          </w:tcPr>
+          <w:p>
+            <w:r/>
+          </w:p>
+        </w:tc>
+        <w:tc>
+          <w:tcPr>
+            <w:tcW w:type="dxa" w:w="1234"/>
+          </w:tcPr>
+          <w:p>
+            <w:r/>
+          </w:p>
+        </w:tc>
+      </w:tr>
+      <w:tr>
+        <w:tc>
+          <w:tcPr>
+            <w:tcW w:type="dxa" w:w="1234"/>
+          </w:tcPr>
+          <w:p>
+            <w:r/>
+          </w:p>
+        </w:tc>
+        <w:tc>
+          <w:tcPr>
+            <w:tcW w:type="dxa" w:w="1234"/>
+          </w:tcPr>
+          <w:p>
+            <w:r/>
+          </w:p>
+        </w:tc>
+        <w:tc>
+          <w:tcPr>
+            <w:tcW w:type="dxa" w:w="1234"/>
+          </w:tcPr>
+          <w:p>
+            <w:r/>
+          </w:p>
+        </w:tc>
+        <w:tc>
+          <w:tcPr>
+            <w:tcW w:type="dxa" w:w="1234"/>
+          </w:tcPr>
+          <w:p>
+            <w:r/>
+          </w:p>
+        </w:tc>
+        <w:tc>
+          <w:tcPr>
+            <w:tcW w:type="dxa" w:w="1234"/>
+          </w:tcPr>
+          <w:p>
+            <w:r/>
+          </w:p>
+        </w:tc>
+        <w:tc>
+          <w:tcPr>
+            <w:tcW w:type="dxa" w:w="1234"/>
+          </w:tcPr>
+          <w:p>
+            <w:r/>
+          </w:p>
+        </w:tc>
+        <w:tc>
+          <w:tcPr>
+            <w:tcW w:type="dxa" w:w="1234"/>
+          </w:tcPr>
+          <w:p>
+            <w:r/>
+          </w:p>
+        </w:tc>
+      </w:tr>
+    </w:tbl>
+    <w:p>
+      <w:pPr>
+        <w:pStyle w:val="Heading2"/>
+      </w:pPr>
+      <w:r>
+        <w:t>4.3. Transporta (terciārais) iepakojums</w:t>
+      </w:r>
+    </w:p>
+    <w:p>
+      <w:r>
+        <w:rPr>
+          <w:b/>
+          <w:i w:val="0"/>
+        </w:rPr>
+        <w:t>A. Sastāvs</w:t>
+      </w:r>
+      <w:r>
+        <w:rPr>
+          <w:b w:val="0"/>
+          <w:i w:val="0"/>
+        </w:rPr>
+        <w:t xml:space="preserve"> — iepakojuma līmenis: transporta</w:t>
       </w:r>
     </w:p>
     <w:tbl>
@@ -1163,29 +2846,18 @@
             <w:shd w:val="clear" w:color="auto" w:fill="E6E6E6"/>
           </w:tcPr>
           <w:p>
-            <w:r/>
             <w:r>
               <w:rPr>
                 <w:b/>
-                <w:sz w:val="19"/>
               </w:rPr>
-              <w:t>Vienība</w:t>
             </w:r>
-          </w:p>
-        </w:tc>
-        <w:tc>
-          <w:tcPr>
-            <w:tcW w:type="dxa" w:w="1440"/>
-            <w:shd w:val="clear" w:color="auto" w:fill="E6E6E6"/>
-          </w:tcPr>
-          <w:p>
-            <w:r/>
             <w:r>
               <w:rPr>
                 <w:b/>
-                <w:sz w:val="19"/>
+                <w:i w:val="0"/>
+                <w:sz w:val="17"/>
               </w:rPr>
-              <w:t>Materiāls</w:t>
+              <w:t>Komponentes nosaukums</w:t>
             </w:r>
           </w:p>
         </w:tc>
@@ -1195,11 +2867,79 @@
             <w:shd w:val="clear" w:color="auto" w:fill="E6E6E6"/>
           </w:tcPr>
           <w:p>
-            <w:r/>
             <w:r>
               <w:rPr>
                 <w:b/>
-                <w:sz w:val="19"/>
+              </w:rPr>
+            </w:r>
+            <w:r>
+              <w:rPr>
+                <w:b/>
+                <w:i w:val="0"/>
+                <w:sz w:val="17"/>
+              </w:rPr>
+              <w:t>Materiāla veids</w:t>
+            </w:r>
+          </w:p>
+        </w:tc>
+        <w:tc>
+          <w:tcPr>
+            <w:tcW w:type="dxa" w:w="1440"/>
+            <w:shd w:val="clear" w:color="auto" w:fill="E6E6E6"/>
+          </w:tcPr>
+          <w:p>
+            <w:r>
+              <w:rPr>
+                <w:b/>
+              </w:rPr>
+            </w:r>
+            <w:r>
+              <w:rPr>
+                <w:b/>
+                <w:i w:val="0"/>
+                <w:sz w:val="17"/>
+              </w:rPr>
+              <w:t>Materiāla apakšveids</w:t>
+            </w:r>
+          </w:p>
+        </w:tc>
+        <w:tc>
+          <w:tcPr>
+            <w:tcW w:type="dxa" w:w="1440"/>
+            <w:shd w:val="clear" w:color="auto" w:fill="E6E6E6"/>
+          </w:tcPr>
+          <w:p>
+            <w:r>
+              <w:rPr>
+                <w:b/>
+              </w:rPr>
+            </w:r>
+            <w:r>
+              <w:rPr>
+                <w:b/>
+                <w:i w:val="0"/>
+                <w:sz w:val="17"/>
+              </w:rPr>
+              <w:t>EPR materiāla kategorija</w:t>
+            </w:r>
+          </w:p>
+        </w:tc>
+        <w:tc>
+          <w:tcPr>
+            <w:tcW w:type="dxa" w:w="1440"/>
+            <w:shd w:val="clear" w:color="auto" w:fill="E6E6E6"/>
+          </w:tcPr>
+          <w:p>
+            <w:r>
+              <w:rPr>
+                <w:b/>
+              </w:rPr>
+            </w:r>
+            <w:r>
+              <w:rPr>
+                <w:b/>
+                <w:i w:val="0"/>
+                <w:sz w:val="17"/>
               </w:rPr>
               <w:t>Svars, g</w:t>
             </w:r>
@@ -1211,43 +2951,427 @@
             <w:shd w:val="clear" w:color="auto" w:fill="E6E6E6"/>
           </w:tcPr>
           <w:p>
-            <w:r/>
             <w:r>
               <w:rPr>
                 <w:b/>
-                <w:sz w:val="19"/>
               </w:rPr>
-              <w:t>Pārstrādātais saturs, %</w:t>
             </w:r>
-          </w:p>
-        </w:tc>
-        <w:tc>
-          <w:tcPr>
-            <w:tcW w:type="dxa" w:w="1440"/>
-            <w:shd w:val="clear" w:color="auto" w:fill="E6E6E6"/>
-          </w:tcPr>
-          <w:p>
-            <w:r/>
             <w:r>
               <w:rPr>
                 <w:b/>
-                <w:sz w:val="19"/>
+                <w:i w:val="0"/>
+                <w:sz w:val="17"/>
               </w:rPr>
-              <w:t>Uz cik produkta vienībām</w:t>
+              <w:t>Svēršanas vai aprēķina metode</w:t>
             </w:r>
           </w:p>
         </w:tc>
+      </w:tr>
+      <w:tr>
         <w:tc>
           <w:tcPr>
             <w:tcW w:type="dxa" w:w="1440"/>
+          </w:tcPr>
+          <w:p>
+            <w:r/>
+            <w:r>
+              <w:rPr>
+                <w:b w:val="0"/>
+                <w:i w:val="0"/>
+                <w:color w:val="808080"/>
+                <w:sz w:val="17"/>
+              </w:rPr>
+              <w:t>[piem., kaste]</w:t>
+            </w:r>
+          </w:p>
+        </w:tc>
+        <w:tc>
+          <w:tcPr>
+            <w:tcW w:type="dxa" w:w="1440"/>
+          </w:tcPr>
+          <w:p>
+            <w:r/>
+          </w:p>
+        </w:tc>
+        <w:tc>
+          <w:tcPr>
+            <w:tcW w:type="dxa" w:w="1440"/>
+          </w:tcPr>
+          <w:p>
+            <w:r/>
+          </w:p>
+        </w:tc>
+        <w:tc>
+          <w:tcPr>
+            <w:tcW w:type="dxa" w:w="1440"/>
+          </w:tcPr>
+          <w:p>
+            <w:r/>
+          </w:p>
+        </w:tc>
+        <w:tc>
+          <w:tcPr>
+            <w:tcW w:type="dxa" w:w="1440"/>
+          </w:tcPr>
+          <w:p>
+            <w:r/>
+          </w:p>
+        </w:tc>
+        <w:tc>
+          <w:tcPr>
+            <w:tcW w:type="dxa" w:w="1440"/>
+          </w:tcPr>
+          <w:p>
+            <w:r/>
+          </w:p>
+        </w:tc>
+      </w:tr>
+      <w:tr>
+        <w:tc>
+          <w:tcPr>
+            <w:tcW w:type="dxa" w:w="1440"/>
+          </w:tcPr>
+          <w:p>
+            <w:r/>
+            <w:r>
+              <w:rPr>
+                <w:b w:val="0"/>
+                <w:i w:val="0"/>
+                <w:color w:val="808080"/>
+                <w:sz w:val="17"/>
+              </w:rPr>
+              <w:t>[piem., pildmateriāls]</w:t>
+            </w:r>
+          </w:p>
+        </w:tc>
+        <w:tc>
+          <w:tcPr>
+            <w:tcW w:type="dxa" w:w="1440"/>
+          </w:tcPr>
+          <w:p>
+            <w:r/>
+          </w:p>
+        </w:tc>
+        <w:tc>
+          <w:tcPr>
+            <w:tcW w:type="dxa" w:w="1440"/>
+          </w:tcPr>
+          <w:p>
+            <w:r/>
+          </w:p>
+        </w:tc>
+        <w:tc>
+          <w:tcPr>
+            <w:tcW w:type="dxa" w:w="1440"/>
+          </w:tcPr>
+          <w:p>
+            <w:r/>
+          </w:p>
+        </w:tc>
+        <w:tc>
+          <w:tcPr>
+            <w:tcW w:type="dxa" w:w="1440"/>
+          </w:tcPr>
+          <w:p>
+            <w:r/>
+          </w:p>
+        </w:tc>
+        <w:tc>
+          <w:tcPr>
+            <w:tcW w:type="dxa" w:w="1440"/>
+          </w:tcPr>
+          <w:p>
+            <w:r/>
+          </w:p>
+        </w:tc>
+      </w:tr>
+      <w:tr>
+        <w:tc>
+          <w:tcPr>
+            <w:tcW w:type="dxa" w:w="1440"/>
+          </w:tcPr>
+          <w:p>
+            <w:r/>
+            <w:r>
+              <w:rPr>
+                <w:b w:val="0"/>
+                <w:i w:val="0"/>
+                <w:color w:val="808080"/>
+                <w:sz w:val="17"/>
+              </w:rPr>
+              <w:t>[piem., līmlente]</w:t>
+            </w:r>
+          </w:p>
+        </w:tc>
+        <w:tc>
+          <w:tcPr>
+            <w:tcW w:type="dxa" w:w="1440"/>
+          </w:tcPr>
+          <w:p>
+            <w:r/>
+          </w:p>
+        </w:tc>
+        <w:tc>
+          <w:tcPr>
+            <w:tcW w:type="dxa" w:w="1440"/>
+          </w:tcPr>
+          <w:p>
+            <w:r/>
+          </w:p>
+        </w:tc>
+        <w:tc>
+          <w:tcPr>
+            <w:tcW w:type="dxa" w:w="1440"/>
+          </w:tcPr>
+          <w:p>
+            <w:r/>
+          </w:p>
+        </w:tc>
+        <w:tc>
+          <w:tcPr>
+            <w:tcW w:type="dxa" w:w="1440"/>
+          </w:tcPr>
+          <w:p>
+            <w:r/>
+          </w:p>
+        </w:tc>
+        <w:tc>
+          <w:tcPr>
+            <w:tcW w:type="dxa" w:w="1440"/>
+          </w:tcPr>
+          <w:p>
+            <w:r/>
+          </w:p>
+        </w:tc>
+      </w:tr>
+      <w:tr>
+        <w:tc>
+          <w:tcPr>
+            <w:tcW w:type="dxa" w:w="1440"/>
+          </w:tcPr>
+          <w:p>
+            <w:r/>
+            <w:r>
+              <w:rPr>
+                <w:b w:val="0"/>
+                <w:i w:val="0"/>
+                <w:color w:val="808080"/>
+                <w:sz w:val="17"/>
+              </w:rPr>
+              <w:t>[piem., palete vai plēve]</w:t>
+            </w:r>
+          </w:p>
+        </w:tc>
+        <w:tc>
+          <w:tcPr>
+            <w:tcW w:type="dxa" w:w="1440"/>
+          </w:tcPr>
+          <w:p>
+            <w:r/>
+          </w:p>
+        </w:tc>
+        <w:tc>
+          <w:tcPr>
+            <w:tcW w:type="dxa" w:w="1440"/>
+          </w:tcPr>
+          <w:p>
+            <w:r/>
+          </w:p>
+        </w:tc>
+        <w:tc>
+          <w:tcPr>
+            <w:tcW w:type="dxa" w:w="1440"/>
+          </w:tcPr>
+          <w:p>
+            <w:r/>
+          </w:p>
+        </w:tc>
+        <w:tc>
+          <w:tcPr>
+            <w:tcW w:type="dxa" w:w="1440"/>
+          </w:tcPr>
+          <w:p>
+            <w:r/>
+          </w:p>
+        </w:tc>
+        <w:tc>
+          <w:tcPr>
+            <w:tcW w:type="dxa" w:w="1440"/>
+          </w:tcPr>
+          <w:p>
+            <w:r/>
+          </w:p>
+        </w:tc>
+      </w:tr>
+    </w:tbl>
+    <w:p>
+      <w:r>
+        <w:rPr>
+          <w:b/>
+          <w:i w:val="0"/>
+        </w:rPr>
+        <w:t>B. Attiecinājums un pierādījumi</w:t>
+      </w:r>
+    </w:p>
+    <w:tbl>
+      <w:tblPr>
+        <w:tblStyle w:val="TableGrid"/>
+        <w:tblW w:type="auto" w:w="0"/>
+        <w:jc w:val="center"/>
+        <w:tblLook w:firstColumn="1" w:firstRow="1" w:lastColumn="0" w:lastRow="0" w:noHBand="0" w:noVBand="1" w:val="04A0"/>
+      </w:tblPr>
+      <w:tblGrid>
+        <w:gridCol w:w="1234"/>
+        <w:gridCol w:w="1234"/>
+        <w:gridCol w:w="1234"/>
+        <w:gridCol w:w="1234"/>
+        <w:gridCol w:w="1234"/>
+        <w:gridCol w:w="1234"/>
+        <w:gridCol w:w="1234"/>
+      </w:tblGrid>
+      <w:tr>
+        <w:tc>
+          <w:tcPr>
+            <w:tcW w:type="dxa" w:w="1234"/>
             <w:shd w:val="clear" w:color="auto" w:fill="E6E6E6"/>
           </w:tcPr>
           <w:p>
-            <w:r/>
             <w:r>
               <w:rPr>
                 <w:b/>
-                <w:sz w:val="19"/>
+              </w:rPr>
+            </w:r>
+            <w:r>
+              <w:rPr>
+                <w:b/>
+                <w:i w:val="0"/>
+                <w:sz w:val="17"/>
+              </w:rPr>
+              <w:t>Komponentes nosaukums</w:t>
+            </w:r>
+          </w:p>
+        </w:tc>
+        <w:tc>
+          <w:tcPr>
+            <w:tcW w:type="dxa" w:w="1234"/>
+            <w:shd w:val="clear" w:color="auto" w:fill="E6E6E6"/>
+          </w:tcPr>
+          <w:p>
+            <w:r>
+              <w:rPr>
+                <w:b/>
+              </w:rPr>
+            </w:r>
+            <w:r>
+              <w:rPr>
+                <w:b/>
+                <w:i w:val="0"/>
+                <w:sz w:val="17"/>
+              </w:rPr>
+              <w:t>Pārstrādātā materiāla saturs, %</w:t>
+            </w:r>
+          </w:p>
+        </w:tc>
+        <w:tc>
+          <w:tcPr>
+            <w:tcW w:type="dxa" w:w="1234"/>
+            <w:shd w:val="clear" w:color="auto" w:fill="E6E6E6"/>
+          </w:tcPr>
+          <w:p>
+            <w:r>
+              <w:rPr>
+                <w:b/>
+              </w:rPr>
+            </w:r>
+            <w:r>
+              <w:rPr>
+                <w:b/>
+                <w:i w:val="0"/>
+                <w:sz w:val="17"/>
+              </w:rPr>
+              <w:t>Uz cik produkta vienībām attiecināma</w:t>
+            </w:r>
+          </w:p>
+        </w:tc>
+        <w:tc>
+          <w:tcPr>
+            <w:tcW w:type="dxa" w:w="1234"/>
+            <w:shd w:val="clear" w:color="auto" w:fill="E6E6E6"/>
+          </w:tcPr>
+          <w:p>
+            <w:r>
+              <w:rPr>
+                <w:b/>
+              </w:rPr>
+            </w:r>
+            <w:r>
+              <w:rPr>
+                <w:b/>
+                <w:i w:val="0"/>
+                <w:sz w:val="17"/>
+              </w:rPr>
+              <w:t>Svars uz vienu pārdoto vienību, g</w:t>
+            </w:r>
+          </w:p>
+        </w:tc>
+        <w:tc>
+          <w:tcPr>
+            <w:tcW w:type="dxa" w:w="1234"/>
+            <w:shd w:val="clear" w:color="auto" w:fill="E6E6E6"/>
+          </w:tcPr>
+          <w:p>
+            <w:r>
+              <w:rPr>
+                <w:b/>
+              </w:rPr>
+            </w:r>
+            <w:r>
+              <w:rPr>
+                <w:b/>
+                <w:i w:val="0"/>
+                <w:sz w:val="17"/>
+              </w:rPr>
+              <w:t>Materiāla piegādātājs</w:t>
+            </w:r>
+          </w:p>
+        </w:tc>
+        <w:tc>
+          <w:tcPr>
+            <w:tcW w:type="dxa" w:w="1234"/>
+            <w:shd w:val="clear" w:color="auto" w:fill="E6E6E6"/>
+          </w:tcPr>
+          <w:p>
+            <w:r>
+              <w:rPr>
+                <w:b/>
+              </w:rPr>
+            </w:r>
+            <w:r>
+              <w:rPr>
+                <w:b/>
+                <w:i w:val="0"/>
+                <w:sz w:val="17"/>
+              </w:rPr>
+              <w:t>Pierādījuma dokuments (nosaukums vai nr.)</w:t>
+            </w:r>
+          </w:p>
+        </w:tc>
+        <w:tc>
+          <w:tcPr>
+            <w:tcW w:type="dxa" w:w="1234"/>
+            <w:shd w:val="clear" w:color="auto" w:fill="E6E6E6"/>
+          </w:tcPr>
+          <w:p>
+            <w:r>
+              <w:rPr>
+                <w:b/>
+              </w:rPr>
+            </w:r>
+            <w:r>
+              <w:rPr>
+                <w:b/>
+                <w:i w:val="0"/>
+                <w:sz w:val="17"/>
               </w:rPr>
               <w:t>Piezīmes</w:t>
             </w:r>
@@ -1257,81 +3381,400 @@
       <w:tr>
         <w:tc>
           <w:tcPr>
+            <w:tcW w:type="dxa" w:w="1234"/>
+          </w:tcPr>
+          <w:p>
+            <w:r/>
+          </w:p>
+        </w:tc>
+        <w:tc>
+          <w:tcPr>
+            <w:tcW w:type="dxa" w:w="1234"/>
+          </w:tcPr>
+          <w:p>
+            <w:r/>
+          </w:p>
+        </w:tc>
+        <w:tc>
+          <w:tcPr>
+            <w:tcW w:type="dxa" w:w="1234"/>
+          </w:tcPr>
+          <w:p>
+            <w:r/>
+          </w:p>
+        </w:tc>
+        <w:tc>
+          <w:tcPr>
+            <w:tcW w:type="dxa" w:w="1234"/>
+          </w:tcPr>
+          <w:p>
+            <w:r/>
+          </w:p>
+        </w:tc>
+        <w:tc>
+          <w:tcPr>
+            <w:tcW w:type="dxa" w:w="1234"/>
+          </w:tcPr>
+          <w:p>
+            <w:r/>
+          </w:p>
+        </w:tc>
+        <w:tc>
+          <w:tcPr>
+            <w:tcW w:type="dxa" w:w="1234"/>
+          </w:tcPr>
+          <w:p>
+            <w:r/>
+          </w:p>
+        </w:tc>
+        <w:tc>
+          <w:tcPr>
+            <w:tcW w:type="dxa" w:w="1234"/>
+          </w:tcPr>
+          <w:p>
+            <w:r/>
+          </w:p>
+        </w:tc>
+      </w:tr>
+      <w:tr>
+        <w:tc>
+          <w:tcPr>
+            <w:tcW w:type="dxa" w:w="1234"/>
+          </w:tcPr>
+          <w:p>
+            <w:r/>
+          </w:p>
+        </w:tc>
+        <w:tc>
+          <w:tcPr>
+            <w:tcW w:type="dxa" w:w="1234"/>
+          </w:tcPr>
+          <w:p>
+            <w:r/>
+          </w:p>
+        </w:tc>
+        <w:tc>
+          <w:tcPr>
+            <w:tcW w:type="dxa" w:w="1234"/>
+          </w:tcPr>
+          <w:p>
+            <w:r/>
+          </w:p>
+        </w:tc>
+        <w:tc>
+          <w:tcPr>
+            <w:tcW w:type="dxa" w:w="1234"/>
+          </w:tcPr>
+          <w:p>
+            <w:r/>
+          </w:p>
+        </w:tc>
+        <w:tc>
+          <w:tcPr>
+            <w:tcW w:type="dxa" w:w="1234"/>
+          </w:tcPr>
+          <w:p>
+            <w:r/>
+          </w:p>
+        </w:tc>
+        <w:tc>
+          <w:tcPr>
+            <w:tcW w:type="dxa" w:w="1234"/>
+          </w:tcPr>
+          <w:p>
+            <w:r/>
+          </w:p>
+        </w:tc>
+        <w:tc>
+          <w:tcPr>
+            <w:tcW w:type="dxa" w:w="1234"/>
+          </w:tcPr>
+          <w:p>
+            <w:r/>
+          </w:p>
+        </w:tc>
+      </w:tr>
+      <w:tr>
+        <w:tc>
+          <w:tcPr>
+            <w:tcW w:type="dxa" w:w="1234"/>
+          </w:tcPr>
+          <w:p>
+            <w:r/>
+          </w:p>
+        </w:tc>
+        <w:tc>
+          <w:tcPr>
+            <w:tcW w:type="dxa" w:w="1234"/>
+          </w:tcPr>
+          <w:p>
+            <w:r/>
+          </w:p>
+        </w:tc>
+        <w:tc>
+          <w:tcPr>
+            <w:tcW w:type="dxa" w:w="1234"/>
+          </w:tcPr>
+          <w:p>
+            <w:r/>
+          </w:p>
+        </w:tc>
+        <w:tc>
+          <w:tcPr>
+            <w:tcW w:type="dxa" w:w="1234"/>
+          </w:tcPr>
+          <w:p>
+            <w:r/>
+          </w:p>
+        </w:tc>
+        <w:tc>
+          <w:tcPr>
+            <w:tcW w:type="dxa" w:w="1234"/>
+          </w:tcPr>
+          <w:p>
+            <w:r/>
+          </w:p>
+        </w:tc>
+        <w:tc>
+          <w:tcPr>
+            <w:tcW w:type="dxa" w:w="1234"/>
+          </w:tcPr>
+          <w:p>
+            <w:r/>
+          </w:p>
+        </w:tc>
+        <w:tc>
+          <w:tcPr>
+            <w:tcW w:type="dxa" w:w="1234"/>
+          </w:tcPr>
+          <w:p>
+            <w:r/>
+          </w:p>
+        </w:tc>
+      </w:tr>
+      <w:tr>
+        <w:tc>
+          <w:tcPr>
+            <w:tcW w:type="dxa" w:w="1234"/>
+          </w:tcPr>
+          <w:p>
+            <w:r/>
+          </w:p>
+        </w:tc>
+        <w:tc>
+          <w:tcPr>
+            <w:tcW w:type="dxa" w:w="1234"/>
+          </w:tcPr>
+          <w:p>
+            <w:r/>
+          </w:p>
+        </w:tc>
+        <w:tc>
+          <w:tcPr>
+            <w:tcW w:type="dxa" w:w="1234"/>
+          </w:tcPr>
+          <w:p>
+            <w:r/>
+          </w:p>
+        </w:tc>
+        <w:tc>
+          <w:tcPr>
+            <w:tcW w:type="dxa" w:w="1234"/>
+          </w:tcPr>
+          <w:p>
+            <w:r/>
+          </w:p>
+        </w:tc>
+        <w:tc>
+          <w:tcPr>
+            <w:tcW w:type="dxa" w:w="1234"/>
+          </w:tcPr>
+          <w:p>
+            <w:r/>
+          </w:p>
+        </w:tc>
+        <w:tc>
+          <w:tcPr>
+            <w:tcW w:type="dxa" w:w="1234"/>
+          </w:tcPr>
+          <w:p>
+            <w:r/>
+          </w:p>
+        </w:tc>
+        <w:tc>
+          <w:tcPr>
+            <w:tcW w:type="dxa" w:w="1234"/>
+          </w:tcPr>
+          <w:p>
+            <w:r/>
+          </w:p>
+        </w:tc>
+      </w:tr>
+    </w:tbl>
+    <w:p>
+      <w:pPr>
+        <w:pStyle w:val="Heading2"/>
+      </w:pPr>
+      <w:r>
+        <w:t>4.4. E-komercijas iepakojums — ja piemērojams</w:t>
+      </w:r>
+    </w:p>
+    <w:p>
+      <w:r>
+        <w:rPr>
+          <w:b/>
+          <w:i w:val="0"/>
+        </w:rPr>
+        <w:t>A. Sastāvs</w:t>
+      </w:r>
+      <w:r>
+        <w:rPr>
+          <w:b w:val="0"/>
+          <w:i w:val="0"/>
+        </w:rPr>
+        <w:t xml:space="preserve"> — iepakojuma līmenis: e-komercijas</w:t>
+      </w:r>
+    </w:p>
+    <w:tbl>
+      <w:tblPr>
+        <w:tblStyle w:val="TableGrid"/>
+        <w:tblW w:type="auto" w:w="0"/>
+        <w:jc w:val="center"/>
+        <w:tblLook w:firstColumn="1" w:firstRow="1" w:lastColumn="0" w:lastRow="0" w:noHBand="0" w:noVBand="1" w:val="04A0"/>
+      </w:tblPr>
+      <w:tblGrid>
+        <w:gridCol w:w="1440"/>
+        <w:gridCol w:w="1440"/>
+        <w:gridCol w:w="1440"/>
+        <w:gridCol w:w="1440"/>
+        <w:gridCol w:w="1440"/>
+        <w:gridCol w:w="1440"/>
+      </w:tblGrid>
+      <w:tr>
+        <w:tc>
+          <w:tcPr>
             <w:tcW w:type="dxa" w:w="1440"/>
-          </w:tcPr>
-          <w:p>
-            <w:r/>
+            <w:shd w:val="clear" w:color="auto" w:fill="E6E6E6"/>
+          </w:tcPr>
+          <w:p>
             <w:r>
               <w:rPr>
-                <w:sz w:val="19"/>
+                <w:b/>
               </w:rPr>
-              <w:t>Kaste</w:t>
             </w:r>
-          </w:p>
-        </w:tc>
-        <w:tc>
-          <w:tcPr>
-            <w:tcW w:type="dxa" w:w="1440"/>
-          </w:tcPr>
-          <w:p>
-            <w:r/>
             <w:r>
               <w:rPr>
-                <w:sz w:val="19"/>
+                <w:b/>
+                <w:i w:val="0"/>
+                <w:sz w:val="17"/>
+              </w:rPr>
+              <w:t>Komponentes nosaukums</w:t>
+            </w:r>
+          </w:p>
+        </w:tc>
+        <w:tc>
+          <w:tcPr>
+            <w:tcW w:type="dxa" w:w="1440"/>
+            <w:shd w:val="clear" w:color="auto" w:fill="E6E6E6"/>
+          </w:tcPr>
+          <w:p>
+            <w:r>
+              <w:rPr>
+                <w:b/>
               </w:rPr>
             </w:r>
-          </w:p>
-        </w:tc>
-        <w:tc>
-          <w:tcPr>
-            <w:tcW w:type="dxa" w:w="1440"/>
-          </w:tcPr>
-          <w:p>
-            <w:r/>
             <w:r>
               <w:rPr>
-                <w:sz w:val="19"/>
+                <w:b/>
+                <w:i w:val="0"/>
+                <w:sz w:val="17"/>
+              </w:rPr>
+              <w:t>Materiāla veids</w:t>
+            </w:r>
+          </w:p>
+        </w:tc>
+        <w:tc>
+          <w:tcPr>
+            <w:tcW w:type="dxa" w:w="1440"/>
+            <w:shd w:val="clear" w:color="auto" w:fill="E6E6E6"/>
+          </w:tcPr>
+          <w:p>
+            <w:r>
+              <w:rPr>
+                <w:b/>
               </w:rPr>
             </w:r>
-          </w:p>
-        </w:tc>
-        <w:tc>
-          <w:tcPr>
-            <w:tcW w:type="dxa" w:w="1440"/>
-          </w:tcPr>
-          <w:p>
-            <w:r/>
             <w:r>
               <w:rPr>
-                <w:sz w:val="19"/>
+                <w:b/>
+                <w:i w:val="0"/>
+                <w:sz w:val="17"/>
+              </w:rPr>
+              <w:t>Materiāla apakšveids</w:t>
+            </w:r>
+          </w:p>
+        </w:tc>
+        <w:tc>
+          <w:tcPr>
+            <w:tcW w:type="dxa" w:w="1440"/>
+            <w:shd w:val="clear" w:color="auto" w:fill="E6E6E6"/>
+          </w:tcPr>
+          <w:p>
+            <w:r>
+              <w:rPr>
+                <w:b/>
               </w:rPr>
             </w:r>
-          </w:p>
-        </w:tc>
-        <w:tc>
-          <w:tcPr>
-            <w:tcW w:type="dxa" w:w="1440"/>
-          </w:tcPr>
-          <w:p>
-            <w:r/>
             <w:r>
               <w:rPr>
-                <w:sz w:val="19"/>
+                <w:b/>
+                <w:i w:val="0"/>
+                <w:sz w:val="17"/>
+              </w:rPr>
+              <w:t>EPR materiāla kategorija</w:t>
+            </w:r>
+          </w:p>
+        </w:tc>
+        <w:tc>
+          <w:tcPr>
+            <w:tcW w:type="dxa" w:w="1440"/>
+            <w:shd w:val="clear" w:color="auto" w:fill="E6E6E6"/>
+          </w:tcPr>
+          <w:p>
+            <w:r>
+              <w:rPr>
+                <w:b/>
               </w:rPr>
             </w:r>
-          </w:p>
-        </w:tc>
-        <w:tc>
-          <w:tcPr>
-            <w:tcW w:type="dxa" w:w="1440"/>
-          </w:tcPr>
-          <w:p>
-            <w:r/>
             <w:r>
               <w:rPr>
-                <w:sz w:val="19"/>
+                <w:b/>
+                <w:i w:val="0"/>
+                <w:sz w:val="17"/>
+              </w:rPr>
+              <w:t>Svars, g</w:t>
+            </w:r>
+          </w:p>
+        </w:tc>
+        <w:tc>
+          <w:tcPr>
+            <w:tcW w:type="dxa" w:w="1440"/>
+            <w:shd w:val="clear" w:color="auto" w:fill="E6E6E6"/>
+          </w:tcPr>
+          <w:p>
+            <w:r>
+              <w:rPr>
+                <w:b/>
               </w:rPr>
             </w:r>
+            <w:r>
+              <w:rPr>
+                <w:b/>
+                <w:i w:val="0"/>
+                <w:sz w:val="17"/>
+              </w:rPr>
+              <w:t>Svēršanas vai aprēķina metode</w:t>
+            </w:r>
           </w:p>
         </w:tc>
       </w:tr>
@@ -1342,239 +3785,387 @@
           </w:tcPr>
           <w:p>
             <w:r/>
+          </w:p>
+        </w:tc>
+        <w:tc>
+          <w:tcPr>
+            <w:tcW w:type="dxa" w:w="1440"/>
+          </w:tcPr>
+          <w:p>
+            <w:r/>
+          </w:p>
+        </w:tc>
+        <w:tc>
+          <w:tcPr>
+            <w:tcW w:type="dxa" w:w="1440"/>
+          </w:tcPr>
+          <w:p>
+            <w:r/>
+          </w:p>
+        </w:tc>
+        <w:tc>
+          <w:tcPr>
+            <w:tcW w:type="dxa" w:w="1440"/>
+          </w:tcPr>
+          <w:p>
+            <w:r/>
+          </w:p>
+        </w:tc>
+        <w:tc>
+          <w:tcPr>
+            <w:tcW w:type="dxa" w:w="1440"/>
+          </w:tcPr>
+          <w:p>
+            <w:r/>
+          </w:p>
+        </w:tc>
+        <w:tc>
+          <w:tcPr>
+            <w:tcW w:type="dxa" w:w="1440"/>
+          </w:tcPr>
+          <w:p>
+            <w:r/>
+          </w:p>
+        </w:tc>
+      </w:tr>
+      <w:tr>
+        <w:tc>
+          <w:tcPr>
+            <w:tcW w:type="dxa" w:w="1440"/>
+          </w:tcPr>
+          <w:p>
+            <w:r/>
+          </w:p>
+        </w:tc>
+        <w:tc>
+          <w:tcPr>
+            <w:tcW w:type="dxa" w:w="1440"/>
+          </w:tcPr>
+          <w:p>
+            <w:r/>
+          </w:p>
+        </w:tc>
+        <w:tc>
+          <w:tcPr>
+            <w:tcW w:type="dxa" w:w="1440"/>
+          </w:tcPr>
+          <w:p>
+            <w:r/>
+          </w:p>
+        </w:tc>
+        <w:tc>
+          <w:tcPr>
+            <w:tcW w:type="dxa" w:w="1440"/>
+          </w:tcPr>
+          <w:p>
+            <w:r/>
+          </w:p>
+        </w:tc>
+        <w:tc>
+          <w:tcPr>
+            <w:tcW w:type="dxa" w:w="1440"/>
+          </w:tcPr>
+          <w:p>
+            <w:r/>
+          </w:p>
+        </w:tc>
+        <w:tc>
+          <w:tcPr>
+            <w:tcW w:type="dxa" w:w="1440"/>
+          </w:tcPr>
+          <w:p>
+            <w:r/>
+          </w:p>
+        </w:tc>
+      </w:tr>
+    </w:tbl>
+    <w:p>
+      <w:r>
+        <w:rPr>
+          <w:b/>
+          <w:i w:val="0"/>
+        </w:rPr>
+        <w:t>B. Attiecinājums un pierādījumi</w:t>
+      </w:r>
+    </w:p>
+    <w:tbl>
+      <w:tblPr>
+        <w:tblStyle w:val="TableGrid"/>
+        <w:tblW w:type="auto" w:w="0"/>
+        <w:jc w:val="center"/>
+        <w:tblLook w:firstColumn="1" w:firstRow="1" w:lastColumn="0" w:lastRow="0" w:noHBand="0" w:noVBand="1" w:val="04A0"/>
+      </w:tblPr>
+      <w:tblGrid>
+        <w:gridCol w:w="1234"/>
+        <w:gridCol w:w="1234"/>
+        <w:gridCol w:w="1234"/>
+        <w:gridCol w:w="1234"/>
+        <w:gridCol w:w="1234"/>
+        <w:gridCol w:w="1234"/>
+        <w:gridCol w:w="1234"/>
+      </w:tblGrid>
+      <w:tr>
+        <w:tc>
+          <w:tcPr>
+            <w:tcW w:type="dxa" w:w="1234"/>
+            <w:shd w:val="clear" w:color="auto" w:fill="E6E6E6"/>
+          </w:tcPr>
+          <w:p>
             <w:r>
               <w:rPr>
-                <w:sz w:val="19"/>
+                <w:b/>
               </w:rPr>
-              <w:t>Pildmateriāls</w:t>
             </w:r>
-          </w:p>
-        </w:tc>
-        <w:tc>
-          <w:tcPr>
-            <w:tcW w:type="dxa" w:w="1440"/>
-          </w:tcPr>
-          <w:p>
-            <w:r/>
             <w:r>
               <w:rPr>
-                <w:sz w:val="19"/>
+                <w:b/>
+                <w:i w:val="0"/>
+                <w:sz w:val="17"/>
+              </w:rPr>
+              <w:t>Komponentes nosaukums</w:t>
+            </w:r>
+          </w:p>
+        </w:tc>
+        <w:tc>
+          <w:tcPr>
+            <w:tcW w:type="dxa" w:w="1234"/>
+            <w:shd w:val="clear" w:color="auto" w:fill="E6E6E6"/>
+          </w:tcPr>
+          <w:p>
+            <w:r>
+              <w:rPr>
+                <w:b/>
               </w:rPr>
             </w:r>
-          </w:p>
-        </w:tc>
-        <w:tc>
-          <w:tcPr>
-            <w:tcW w:type="dxa" w:w="1440"/>
-          </w:tcPr>
-          <w:p>
-            <w:r/>
             <w:r>
               <w:rPr>
-                <w:sz w:val="19"/>
+                <w:b/>
+                <w:i w:val="0"/>
+                <w:sz w:val="17"/>
+              </w:rPr>
+              <w:t>Pārstrādātā materiāla saturs, %</w:t>
+            </w:r>
+          </w:p>
+        </w:tc>
+        <w:tc>
+          <w:tcPr>
+            <w:tcW w:type="dxa" w:w="1234"/>
+            <w:shd w:val="clear" w:color="auto" w:fill="E6E6E6"/>
+          </w:tcPr>
+          <w:p>
+            <w:r>
+              <w:rPr>
+                <w:b/>
               </w:rPr>
             </w:r>
-          </w:p>
-        </w:tc>
-        <w:tc>
-          <w:tcPr>
-            <w:tcW w:type="dxa" w:w="1440"/>
-          </w:tcPr>
-          <w:p>
-            <w:r/>
             <w:r>
               <w:rPr>
-                <w:sz w:val="19"/>
+                <w:b/>
+                <w:i w:val="0"/>
+                <w:sz w:val="17"/>
+              </w:rPr>
+              <w:t>Uz cik produkta vienībām attiecināma</w:t>
+            </w:r>
+          </w:p>
+        </w:tc>
+        <w:tc>
+          <w:tcPr>
+            <w:tcW w:type="dxa" w:w="1234"/>
+            <w:shd w:val="clear" w:color="auto" w:fill="E6E6E6"/>
+          </w:tcPr>
+          <w:p>
+            <w:r>
+              <w:rPr>
+                <w:b/>
               </w:rPr>
             </w:r>
-          </w:p>
-        </w:tc>
-        <w:tc>
-          <w:tcPr>
-            <w:tcW w:type="dxa" w:w="1440"/>
-          </w:tcPr>
-          <w:p>
-            <w:r/>
             <w:r>
               <w:rPr>
-                <w:sz w:val="19"/>
+                <w:b/>
+                <w:i w:val="0"/>
+                <w:sz w:val="17"/>
+              </w:rPr>
+              <w:t>Svars uz vienu pārdoto vienību, g</w:t>
+            </w:r>
+          </w:p>
+        </w:tc>
+        <w:tc>
+          <w:tcPr>
+            <w:tcW w:type="dxa" w:w="1234"/>
+            <w:shd w:val="clear" w:color="auto" w:fill="E6E6E6"/>
+          </w:tcPr>
+          <w:p>
+            <w:r>
+              <w:rPr>
+                <w:b/>
               </w:rPr>
             </w:r>
-          </w:p>
-        </w:tc>
-        <w:tc>
-          <w:tcPr>
-            <w:tcW w:type="dxa" w:w="1440"/>
-          </w:tcPr>
-          <w:p>
-            <w:r/>
             <w:r>
               <w:rPr>
-                <w:sz w:val="19"/>
+                <w:b/>
+                <w:i w:val="0"/>
+                <w:sz w:val="17"/>
+              </w:rPr>
+              <w:t>Materiāla piegādātājs</w:t>
+            </w:r>
+          </w:p>
+        </w:tc>
+        <w:tc>
+          <w:tcPr>
+            <w:tcW w:type="dxa" w:w="1234"/>
+            <w:shd w:val="clear" w:color="auto" w:fill="E6E6E6"/>
+          </w:tcPr>
+          <w:p>
+            <w:r>
+              <w:rPr>
+                <w:b/>
               </w:rPr>
             </w:r>
+            <w:r>
+              <w:rPr>
+                <w:b/>
+                <w:i w:val="0"/>
+                <w:sz w:val="17"/>
+              </w:rPr>
+              <w:t>Pierādījuma dokuments (nosaukums vai nr.)</w:t>
+            </w:r>
+          </w:p>
+        </w:tc>
+        <w:tc>
+          <w:tcPr>
+            <w:tcW w:type="dxa" w:w="1234"/>
+            <w:shd w:val="clear" w:color="auto" w:fill="E6E6E6"/>
+          </w:tcPr>
+          <w:p>
+            <w:r>
+              <w:rPr>
+                <w:b/>
+              </w:rPr>
+            </w:r>
+            <w:r>
+              <w:rPr>
+                <w:b/>
+                <w:i w:val="0"/>
+                <w:sz w:val="17"/>
+              </w:rPr>
+              <w:t>Piezīmes</w:t>
+            </w:r>
           </w:p>
         </w:tc>
       </w:tr>
       <w:tr>
         <w:tc>
           <w:tcPr>
-            <w:tcW w:type="dxa" w:w="1440"/>
-          </w:tcPr>
-          <w:p>
-            <w:r/>
-            <w:r>
-              <w:rPr>
-                <w:sz w:val="19"/>
-              </w:rPr>
-              <w:t>Līmlente</w:t>
-            </w:r>
-          </w:p>
-        </w:tc>
-        <w:tc>
-          <w:tcPr>
-            <w:tcW w:type="dxa" w:w="1440"/>
-          </w:tcPr>
-          <w:p>
-            <w:r/>
-            <w:r>
-              <w:rPr>
-                <w:sz w:val="19"/>
-              </w:rPr>
-            </w:r>
-          </w:p>
-        </w:tc>
-        <w:tc>
-          <w:tcPr>
-            <w:tcW w:type="dxa" w:w="1440"/>
-          </w:tcPr>
-          <w:p>
-            <w:r/>
-            <w:r>
-              <w:rPr>
-                <w:sz w:val="19"/>
-              </w:rPr>
-            </w:r>
-          </w:p>
-        </w:tc>
-        <w:tc>
-          <w:tcPr>
-            <w:tcW w:type="dxa" w:w="1440"/>
-          </w:tcPr>
-          <w:p>
-            <w:r/>
-            <w:r>
-              <w:rPr>
-                <w:sz w:val="19"/>
-              </w:rPr>
-            </w:r>
-          </w:p>
-        </w:tc>
-        <w:tc>
-          <w:tcPr>
-            <w:tcW w:type="dxa" w:w="1440"/>
-          </w:tcPr>
-          <w:p>
-            <w:r/>
-            <w:r>
-              <w:rPr>
-                <w:sz w:val="19"/>
-              </w:rPr>
-            </w:r>
-          </w:p>
-        </w:tc>
-        <w:tc>
-          <w:tcPr>
-            <w:tcW w:type="dxa" w:w="1440"/>
-          </w:tcPr>
-          <w:p>
-            <w:r/>
-            <w:r>
-              <w:rPr>
-                <w:sz w:val="19"/>
-              </w:rPr>
-            </w:r>
+            <w:tcW w:type="dxa" w:w="1234"/>
+          </w:tcPr>
+          <w:p>
+            <w:r/>
+          </w:p>
+        </w:tc>
+        <w:tc>
+          <w:tcPr>
+            <w:tcW w:type="dxa" w:w="1234"/>
+          </w:tcPr>
+          <w:p>
+            <w:r/>
+          </w:p>
+        </w:tc>
+        <w:tc>
+          <w:tcPr>
+            <w:tcW w:type="dxa" w:w="1234"/>
+          </w:tcPr>
+          <w:p>
+            <w:r/>
+          </w:p>
+        </w:tc>
+        <w:tc>
+          <w:tcPr>
+            <w:tcW w:type="dxa" w:w="1234"/>
+          </w:tcPr>
+          <w:p>
+            <w:r/>
+          </w:p>
+        </w:tc>
+        <w:tc>
+          <w:tcPr>
+            <w:tcW w:type="dxa" w:w="1234"/>
+          </w:tcPr>
+          <w:p>
+            <w:r/>
+          </w:p>
+        </w:tc>
+        <w:tc>
+          <w:tcPr>
+            <w:tcW w:type="dxa" w:w="1234"/>
+          </w:tcPr>
+          <w:p>
+            <w:r/>
+          </w:p>
+        </w:tc>
+        <w:tc>
+          <w:tcPr>
+            <w:tcW w:type="dxa" w:w="1234"/>
+          </w:tcPr>
+          <w:p>
+            <w:r/>
           </w:p>
         </w:tc>
       </w:tr>
       <w:tr>
         <w:tc>
           <w:tcPr>
-            <w:tcW w:type="dxa" w:w="1440"/>
-          </w:tcPr>
-          <w:p>
-            <w:r/>
-            <w:r>
-              <w:rPr>
-                <w:sz w:val="19"/>
-              </w:rPr>
-              <w:t>Palete / plēve</w:t>
-            </w:r>
-          </w:p>
-        </w:tc>
-        <w:tc>
-          <w:tcPr>
-            <w:tcW w:type="dxa" w:w="1440"/>
-          </w:tcPr>
-          <w:p>
-            <w:r/>
-            <w:r>
-              <w:rPr>
-                <w:sz w:val="19"/>
-              </w:rPr>
-            </w:r>
-          </w:p>
-        </w:tc>
-        <w:tc>
-          <w:tcPr>
-            <w:tcW w:type="dxa" w:w="1440"/>
-          </w:tcPr>
-          <w:p>
-            <w:r/>
-            <w:r>
-              <w:rPr>
-                <w:sz w:val="19"/>
-              </w:rPr>
-            </w:r>
-          </w:p>
-        </w:tc>
-        <w:tc>
-          <w:tcPr>
-            <w:tcW w:type="dxa" w:w="1440"/>
-          </w:tcPr>
-          <w:p>
-            <w:r/>
-            <w:r>
-              <w:rPr>
-                <w:sz w:val="19"/>
-              </w:rPr>
-            </w:r>
-          </w:p>
-        </w:tc>
-        <w:tc>
-          <w:tcPr>
-            <w:tcW w:type="dxa" w:w="1440"/>
-          </w:tcPr>
-          <w:p>
-            <w:r/>
-            <w:r>
-              <w:rPr>
-                <w:sz w:val="19"/>
-              </w:rPr>
-            </w:r>
-          </w:p>
-        </w:tc>
-        <w:tc>
-          <w:tcPr>
-            <w:tcW w:type="dxa" w:w="1440"/>
-          </w:tcPr>
-          <w:p>
-            <w:r/>
-            <w:r>
-              <w:rPr>
-                <w:sz w:val="19"/>
-              </w:rPr>
-            </w:r>
+            <w:tcW w:type="dxa" w:w="1234"/>
+          </w:tcPr>
+          <w:p>
+            <w:r/>
+          </w:p>
+        </w:tc>
+        <w:tc>
+          <w:tcPr>
+            <w:tcW w:type="dxa" w:w="1234"/>
+          </w:tcPr>
+          <w:p>
+            <w:r/>
+          </w:p>
+        </w:tc>
+        <w:tc>
+          <w:tcPr>
+            <w:tcW w:type="dxa" w:w="1234"/>
+          </w:tcPr>
+          <w:p>
+            <w:r/>
+          </w:p>
+        </w:tc>
+        <w:tc>
+          <w:tcPr>
+            <w:tcW w:type="dxa" w:w="1234"/>
+          </w:tcPr>
+          <w:p>
+            <w:r/>
+          </w:p>
+        </w:tc>
+        <w:tc>
+          <w:tcPr>
+            <w:tcW w:type="dxa" w:w="1234"/>
+          </w:tcPr>
+          <w:p>
+            <w:r/>
+          </w:p>
+        </w:tc>
+        <w:tc>
+          <w:tcPr>
+            <w:tcW w:type="dxa" w:w="1234"/>
+          </w:tcPr>
+          <w:p>
+            <w:r/>
+          </w:p>
+        </w:tc>
+        <w:tc>
+          <w:tcPr>
+            <w:tcW w:type="dxa" w:w="1234"/>
+          </w:tcPr>
+          <w:p>
+            <w:r/>
           </w:p>
         </w:tc>
       </w:tr>
@@ -1584,7 +4175,7 @@
         <w:pStyle w:val="Heading1"/>
       </w:pPr>
       <w:r>
-        <w:t>3. Iepakojuma minimizācija un tukšā telpa</w:t>
+        <w:t>5. Pārstrādājamības informācija</w:t>
       </w:r>
     </w:p>
     <w:tbl>
@@ -1605,10 +4196,15 @@
             <w:shd w:val="clear" w:color="auto" w:fill="E6E6E6"/>
           </w:tcPr>
           <w:p>
-            <w:r/>
             <w:r>
               <w:rPr>
                 <w:b/>
+              </w:rPr>
+            </w:r>
+            <w:r>
+              <w:rPr>
+                <w:b/>
+                <w:i w:val="0"/>
                 <w:sz w:val="19"/>
               </w:rPr>
               <w:t>Lauks</w:t>
@@ -1621,10 +4217,15 @@
             <w:shd w:val="clear" w:color="auto" w:fill="E6E6E6"/>
           </w:tcPr>
           <w:p>
-            <w:r/>
             <w:r>
               <w:rPr>
                 <w:b/>
+              </w:rPr>
+            </w:r>
+            <w:r>
+              <w:rPr>
+                <w:b/>
+                <w:i w:val="0"/>
                 <w:sz w:val="19"/>
               </w:rPr>
               <w:t>Vērtība</w:t>
@@ -1641,9 +4242,11 @@
             <w:r/>
             <w:r>
               <w:rPr>
+                <w:b w:val="0"/>
+                <w:i w:val="0"/>
                 <w:sz w:val="19"/>
               </w:rPr>
-              <w:t>Minimizācijas pamatojums</w:t>
+              <w:t>Sākotnējais pārstrādājamības novērtējums</w:t>
             </w:r>
           </w:p>
         </w:tc>
@@ -1655,10 +4258,12 @@
             <w:r/>
             <w:r>
               <w:rPr>
+                <w:b w:val="0"/>
+                <w:i w:val="0"/>
                 <w:color w:val="808080"/>
                 <w:sz w:val="19"/>
               </w:rPr>
-              <w:t>[kāpēc iepakojums nav samazināms tālāk — svars, apjoms, aizsardzība, 10. pants]</w:t>
+              <w:t>[apraksts — dizains pārstrādei, sagaidāmā plūsma]</w:t>
             </w:r>
           </w:p>
         </w:tc>
@@ -1672,9 +4277,11 @@
             <w:r/>
             <w:r>
               <w:rPr>
+                <w:b w:val="0"/>
+                <w:i w:val="0"/>
                 <w:sz w:val="19"/>
               </w:rPr>
-              <w:t>Tukšās telpas koeficients (grupētajam / transporta / e-komercijas)</w:t>
+              <w:t>Mono materiāls vai kompozītmateriāls</w:t>
             </w:r>
           </w:p>
         </w:tc>
@@ -1686,10 +4293,12 @@
             <w:r/>
             <w:r>
               <w:rPr>
+                <w:b w:val="0"/>
+                <w:i w:val="0"/>
                 <w:color w:val="808080"/>
                 <w:sz w:val="19"/>
               </w:rPr>
-              <w:t>[%, mērķis ≤ 50 %; piemērošanas datums jāpārbauda oficiālajā avotā, 24. pants]</w:t>
+              <w:t>[mono / kompozīts]</w:t>
             </w:r>
           </w:p>
         </w:tc>
@@ -1703,9 +4312,11 @@
             <w:r/>
             <w:r>
               <w:rPr>
+                <w:b w:val="0"/>
+                <w:i w:val="0"/>
                 <w:sz w:val="19"/>
               </w:rPr>
-              <w:t>Novērstie liekie slāņi / dubultā iepakošana</w:t>
+              <w:t>Novērtējumā izmantotā metodika</w:t>
             </w:r>
           </w:p>
         </w:tc>
@@ -1717,21 +4328,199 @@
             <w:r/>
             <w:r>
               <w:rPr>
+                <w:b w:val="0"/>
+                <w:i w:val="0"/>
                 <w:color w:val="808080"/>
                 <w:sz w:val="19"/>
               </w:rPr>
-              <w:t>[apraksts, ja attiecas]</w:t>
+              <w:t>[nosaukums, versija]</w:t>
+            </w:r>
+          </w:p>
+        </w:tc>
+      </w:tr>
+      <w:tr>
+        <w:tc>
+          <w:tcPr>
+            <w:tcW w:type="dxa" w:w="4000"/>
+          </w:tcPr>
+          <w:p>
+            <w:r/>
+            <w:r>
+              <w:rPr>
+                <w:b w:val="0"/>
+                <w:i w:val="0"/>
+                <w:sz w:val="19"/>
+              </w:rPr>
+              <w:t>Novērtējuma datums</w:t>
+            </w:r>
+          </w:p>
+        </w:tc>
+        <w:tc>
+          <w:tcPr>
+            <w:tcW w:type="dxa" w:w="4800"/>
+          </w:tcPr>
+          <w:p>
+            <w:r/>
+          </w:p>
+        </w:tc>
+      </w:tr>
+      <w:tr>
+        <w:tc>
+          <w:tcPr>
+            <w:tcW w:type="dxa" w:w="4000"/>
+          </w:tcPr>
+          <w:p>
+            <w:r/>
+            <w:r>
+              <w:rPr>
+                <w:b w:val="0"/>
+                <w:i w:val="0"/>
+                <w:sz w:val="19"/>
+              </w:rPr>
+              <w:t>Testa vai novērtējuma veicējs</w:t>
+            </w:r>
+          </w:p>
+        </w:tc>
+        <w:tc>
+          <w:tcPr>
+            <w:tcW w:type="dxa" w:w="4800"/>
+          </w:tcPr>
+          <w:p>
+            <w:r/>
+            <w:r>
+              <w:rPr>
+                <w:b w:val="0"/>
+                <w:i w:val="0"/>
+                <w:color w:val="808080"/>
+                <w:sz w:val="19"/>
+              </w:rPr>
+              <w:t>[organizācija vai persona]</w:t>
+            </w:r>
+          </w:p>
+        </w:tc>
+      </w:tr>
+      <w:tr>
+        <w:tc>
+          <w:tcPr>
+            <w:tcW w:type="dxa" w:w="4000"/>
+          </w:tcPr>
+          <w:p>
+            <w:r/>
+            <w:r>
+              <w:rPr>
+                <w:b w:val="0"/>
+                <w:i w:val="0"/>
+                <w:sz w:val="19"/>
+              </w:rPr>
+              <w:t>Pierādījuma dokumenta numurs</w:t>
+            </w:r>
+          </w:p>
+        </w:tc>
+        <w:tc>
+          <w:tcPr>
+            <w:tcW w:type="dxa" w:w="4800"/>
+          </w:tcPr>
+          <w:p>
+            <w:r/>
+          </w:p>
+        </w:tc>
+      </w:tr>
+      <w:tr>
+        <w:tc>
+          <w:tcPr>
+            <w:tcW w:type="dxa" w:w="4000"/>
+          </w:tcPr>
+          <w:p>
+            <w:r/>
+            <w:r>
+              <w:rPr>
+                <w:b w:val="0"/>
+                <w:i w:val="0"/>
+                <w:sz w:val="19"/>
+              </w:rPr>
+              <w:t>Ierobežojumi vai neatdalāmas komponentes</w:t>
+            </w:r>
+          </w:p>
+        </w:tc>
+        <w:tc>
+          <w:tcPr>
+            <w:tcW w:type="dxa" w:w="4800"/>
+          </w:tcPr>
+          <w:p>
+            <w:r/>
+            <w:r>
+              <w:rPr>
+                <w:b w:val="0"/>
+                <w:i w:val="0"/>
+                <w:color w:val="808080"/>
+                <w:sz w:val="19"/>
+              </w:rPr>
+              <w:t>[piem., neatdalāma etiķete, barjeras slānis]</w:t>
+            </w:r>
+          </w:p>
+        </w:tc>
+      </w:tr>
+      <w:tr>
+        <w:tc>
+          <w:tcPr>
+            <w:tcW w:type="dxa" w:w="4000"/>
+          </w:tcPr>
+          <w:p>
+            <w:r/>
+            <w:r>
+              <w:rPr>
+                <w:b w:val="0"/>
+                <w:i w:val="0"/>
+                <w:sz w:val="19"/>
+              </w:rPr>
+              <w:t>PPWR pārstrādājamības klase</w:t>
+            </w:r>
+          </w:p>
+        </w:tc>
+        <w:tc>
+          <w:tcPr>
+            <w:tcW w:type="dxa" w:w="4800"/>
+          </w:tcPr>
+          <w:p>
+            <w:r/>
+            <w:r>
+              <w:rPr>
+                <w:b w:val="0"/>
+                <w:i w:val="0"/>
+                <w:color w:val="808080"/>
+                <w:sz w:val="19"/>
+              </w:rPr>
+              <w:t>[norāda tikai tad, kad piemērojamā metodika un klase ir oficiāli noteikta]</w:t>
             </w:r>
           </w:p>
         </w:tc>
       </w:tr>
     </w:tbl>
+    <w:p>
+      <w:pPr>
+        <w:shd w:val="clear" w:fill="F2F2F2"/>
+      </w:pPr>
+      <w:r>
+        <w:rPr>
+          <w:b/>
+          <w:i w:val="0"/>
+        </w:rPr>
+        <w:t>Atruna.</w:t>
+      </w:r>
+      <w:r>
+        <w:rPr>
+          <w:b w:val="0"/>
+          <w:i w:val="0"/>
+        </w:rPr>
+        <w:t xml:space="preserve"> Līdz attiecīgo deleģēto un īstenošanas aktu, kritēriju un metodiku piemērošanai šajā veidlapā norādītais pārstrādājamības novērtējums ir tehniska informācija, nevis oficiāla PPWR pārstrādājamības klases piešķiršana.</w:t>
+      </w:r>
+    </w:p>
     <w:p>
       <w:pPr>
         <w:pStyle w:val="Heading1"/>
       </w:pPr>
       <w:r>
-        <w:t>4. Atbilstība un vielas</w:t>
+        <w:t>6. Iepakojuma minimizācija (PPWR 10. pants)</w:t>
       </w:r>
     </w:p>
     <w:tbl>
@@ -1752,10 +4541,15 @@
             <w:shd w:val="clear" w:color="auto" w:fill="E6E6E6"/>
           </w:tcPr>
           <w:p>
-            <w:r/>
             <w:r>
               <w:rPr>
                 <w:b/>
+              </w:rPr>
+            </w:r>
+            <w:r>
+              <w:rPr>
+                <w:b/>
+                <w:i w:val="0"/>
                 <w:sz w:val="19"/>
               </w:rPr>
               <w:t>Lauks</w:t>
@@ -1768,10 +4562,15 @@
             <w:shd w:val="clear" w:color="auto" w:fill="E6E6E6"/>
           </w:tcPr>
           <w:p>
-            <w:r/>
             <w:r>
               <w:rPr>
                 <w:b/>
+              </w:rPr>
+            </w:r>
+            <w:r>
+              <w:rPr>
+                <w:b/>
+                <w:i w:val="0"/>
                 <w:sz w:val="19"/>
               </w:rPr>
               <w:t>Vērtība</w:t>
@@ -1788,9 +4587,11 @@
             <w:r/>
             <w:r>
               <w:rPr>
+                <w:b w:val="0"/>
+                <w:i w:val="0"/>
                 <w:sz w:val="19"/>
               </w:rPr>
-              <w:t>ES atbilstības deklarācijas (DoC) Nr.</w:t>
+              <w:t>Iepakojuma svara un tilpuma minimizācijas novērtējums</w:t>
             </w:r>
           </w:p>
         </w:tc>
@@ -1802,10 +4603,12 @@
             <w:r/>
             <w:r>
               <w:rPr>
+                <w:b w:val="0"/>
+                <w:i w:val="0"/>
                 <w:color w:val="808080"/>
                 <w:sz w:val="19"/>
               </w:rPr>
-              <w:t>[ja izgatavotājs esam mēs]</w:t>
+              <w:t>[apraksts]</w:t>
             </w:r>
           </w:p>
         </w:tc>
@@ -1819,9 +4622,11 @@
             <w:r/>
             <w:r>
               <w:rPr>
+                <w:b w:val="0"/>
+                <w:i w:val="0"/>
                 <w:sz w:val="19"/>
               </w:rPr>
-              <w:t>Pārstrādājamības novērtējums / klase</w:t>
+              <w:t>Kritiskie funkcionālie kritēriji</w:t>
             </w:r>
           </w:p>
         </w:tc>
@@ -1833,10 +4638,12 @@
             <w:r/>
             <w:r>
               <w:rPr>
+                <w:b w:val="0"/>
+                <w:i w:val="0"/>
                 <w:color w:val="808080"/>
                 <w:sz w:val="19"/>
               </w:rPr>
-              <w:t>[dizains pārstrādei, mono vai kompozīts, klase, ja noteikta, 6. pants]</w:t>
+              <w:t>[kuri Annex IV kritēriji ierobežo tālāku samazināšanu]</w:t>
             </w:r>
           </w:p>
         </w:tc>
@@ -1850,24 +4657,106 @@
             <w:r/>
             <w:r>
               <w:rPr>
+                <w:b w:val="0"/>
+                <w:i w:val="0"/>
                 <w:sz w:val="19"/>
               </w:rPr>
-              <w:t>Vielu atbilstība — PFAS (pārtikas saskarē)</w:t>
+              <w:t>Produkta aizsardzības prasības</w:t>
             </w:r>
           </w:p>
         </w:tc>
         <w:tc>
           <w:tcPr>
             <w:tcW w:type="dxa" w:w="4800"/>
+          </w:tcPr>
+          <w:p>
+            <w:r/>
+          </w:p>
+        </w:tc>
+      </w:tr>
+      <w:tr>
+        <w:tc>
+          <w:tcPr>
+            <w:tcW w:type="dxa" w:w="4000"/>
           </w:tcPr>
           <w:p>
             <w:r/>
             <w:r>
               <w:rPr>
+                <w:b w:val="0"/>
+                <w:i w:val="0"/>
+                <w:sz w:val="19"/>
+              </w:rPr>
+              <w:t>Transportēšanas un uzglabāšanas prasības</w:t>
+            </w:r>
+          </w:p>
+        </w:tc>
+        <w:tc>
+          <w:tcPr>
+            <w:tcW w:type="dxa" w:w="4800"/>
+          </w:tcPr>
+          <w:p>
+            <w:r/>
+          </w:p>
+        </w:tc>
+      </w:tr>
+      <w:tr>
+        <w:tc>
+          <w:tcPr>
+            <w:tcW w:type="dxa" w:w="4000"/>
+          </w:tcPr>
+          <w:p>
+            <w:r/>
+            <w:r>
+              <w:rPr>
+                <w:b w:val="0"/>
+                <w:i w:val="0"/>
+                <w:sz w:val="19"/>
+              </w:rPr>
+              <w:t>Higiēnas vai drošības prasības</w:t>
+            </w:r>
+          </w:p>
+        </w:tc>
+        <w:tc>
+          <w:tcPr>
+            <w:tcW w:type="dxa" w:w="4800"/>
+          </w:tcPr>
+          <w:p>
+            <w:r/>
+          </w:p>
+        </w:tc>
+      </w:tr>
+      <w:tr>
+        <w:tc>
+          <w:tcPr>
+            <w:tcW w:type="dxa" w:w="4000"/>
+          </w:tcPr>
+          <w:p>
+            <w:r/>
+            <w:r>
+              <w:rPr>
+                <w:b w:val="0"/>
+                <w:i w:val="0"/>
+                <w:sz w:val="19"/>
+              </w:rPr>
+              <w:t>Kāpēc iepakojumu pašlaik nevar samazināt vēl vairāk</w:t>
+            </w:r>
+          </w:p>
+        </w:tc>
+        <w:tc>
+          <w:tcPr>
+            <w:tcW w:type="dxa" w:w="4800"/>
+          </w:tcPr>
+          <w:p>
+            <w:r/>
+            <w:r>
+              <w:rPr>
+                <w:b w:val="0"/>
+                <w:i w:val="0"/>
                 <w:color w:val="808080"/>
                 <w:sz w:val="19"/>
               </w:rPr>
-              <w:t>[apliecinām / testu atskaites pēc pieprasījuma, 5. pants]</w:t>
+              <w:t>[faktos balstīts pamatojums]</w:t>
             </w:r>
           </w:p>
         </w:tc>
@@ -1881,25 +4770,46 @@
             <w:r/>
             <w:r>
               <w:rPr>
+                <w:b w:val="0"/>
+                <w:i w:val="0"/>
                 <w:sz w:val="19"/>
               </w:rPr>
-              <w:t>Vielu atbilstība — smagie metāli (Pb, Cd, Hg, Cr VI)</w:t>
+              <w:t>Novērtējuma datums</w:t>
             </w:r>
           </w:p>
         </w:tc>
         <w:tc>
           <w:tcPr>
             <w:tcW w:type="dxa" w:w="4800"/>
+          </w:tcPr>
+          <w:p>
+            <w:r/>
+          </w:p>
+        </w:tc>
+      </w:tr>
+      <w:tr>
+        <w:tc>
+          <w:tcPr>
+            <w:tcW w:type="dxa" w:w="4000"/>
           </w:tcPr>
           <w:p>
             <w:r/>
             <w:r>
               <w:rPr>
-                <w:color w:val="808080"/>
+                <w:b w:val="0"/>
+                <w:i w:val="0"/>
                 <w:sz w:val="19"/>
               </w:rPr>
-              <w:t>[summa ≤ 100 ppm — apliecinām / testu atskaites pēc pieprasījuma]</w:t>
+              <w:t>Atbildīgā persona</w:t>
             </w:r>
+          </w:p>
+        </w:tc>
+        <w:tc>
+          <w:tcPr>
+            <w:tcW w:type="dxa" w:w="4800"/>
+          </w:tcPr>
+          <w:p>
+            <w:r/>
           </w:p>
         </w:tc>
       </w:tr>
@@ -1912,9 +4822,11 @@
             <w:r/>
             <w:r>
               <w:rPr>
+                <w:b w:val="0"/>
+                <w:i w:val="0"/>
                 <w:sz w:val="19"/>
               </w:rPr>
-              <w:t>Marķējums uz iepakojuma</w:t>
+              <w:t>Pierādījuma vai testa dokumenta atsauce</w:t>
             </w:r>
           </w:p>
         </w:tc>
@@ -1924,59 +4836,80 @@
           </w:tcPr>
           <w:p>
             <w:r/>
-            <w:r>
-              <w:rPr>
-                <w:color w:val="808080"/>
-                <w:sz w:val="19"/>
-              </w:rPr>
-              <w:t>[materiālu sastāva / šķirošanas marķējums, ja jau ir, 12. pants]</w:t>
-            </w:r>
-          </w:p>
-        </w:tc>
-      </w:tr>
-      <w:tr>
-        <w:tc>
-          <w:tcPr>
-            <w:tcW w:type="dxa" w:w="4000"/>
-          </w:tcPr>
-          <w:p>
-            <w:r/>
-            <w:r>
-              <w:rPr>
-                <w:sz w:val="19"/>
-              </w:rPr>
-              <w:t>Tehniskās dokumentācijas pieejamība</w:t>
-            </w:r>
-          </w:p>
-        </w:tc>
-        <w:tc>
-          <w:tcPr>
-            <w:tcW w:type="dxa" w:w="4800"/>
-          </w:tcPr>
-          <w:p>
-            <w:r/>
-            <w:r>
-              <w:rPr>
-                <w:color w:val="808080"/>
-                <w:sz w:val="19"/>
-              </w:rPr>
-              <w:t>[pēc pieprasījuma [X] darba dienās]</w:t>
-            </w:r>
           </w:p>
         </w:tc>
       </w:tr>
     </w:tbl>
+    <w:p>
+      <w:r>
+        <w:rPr>
+          <w:b w:val="0"/>
+          <w:i w:val="0"/>
+        </w:rPr>
+        <w:t>Šie lauki apkopo tehnisko informāciju minimizācijas izvērtēšanai. Īss brīvā teksta pamatojums pats par sevi nepierāda atbilstību PPWR 10. pantam — izgatavotāja tehniskajā dokumentācijā jābūt pilnam novērtējumam pret piemērojamajiem kritērijiem.</w:t>
+      </w:r>
+    </w:p>
     <w:p>
       <w:pPr>
         <w:pStyle w:val="Heading1"/>
       </w:pPr>
       <w:r>
-        <w:t>5. EPR aprēķinu palīgtabula klientam</w:t>
+        <w:t>7. Tukšās telpas attiecība (PPWR 24. pants)</w:t>
       </w:r>
     </w:p>
     <w:p>
       <w:r>
-        <w:t>Iepakojuma svars uz vienu pārdoto produkta vienību, kg. Iekļauj visus iepakojuma līmeņus, kas attiecināmi uz vienu vienību (pārdošanas + attiecīgā daļa no grupētā un transporta iepakojuma) — EPR maksā par visu tirgū laisto iepakojumu, ne tikai pārdošanas vienību.</w:t>
+        <w:rPr>
+          <w:b w:val="0"/>
+          <w:i w:val="0"/>
+        </w:rPr>
+        <w:t xml:space="preserve">PPWR noteiktā maksimālā 50 % tukšās telpas attiecība grupētajam, transporta un e-komercijas iepakojumam </w:t>
+      </w:r>
+      <w:r>
+        <w:rPr>
+          <w:b/>
+          <w:i w:val="0"/>
+        </w:rPr>
+        <w:t>pašlaik vēl nav piemērojama</w:t>
+      </w:r>
+      <w:r>
+        <w:rPr>
+          <w:b w:val="0"/>
+          <w:i w:val="0"/>
+        </w:rPr>
+        <w:t>. Tā būs piemērojama no 2030. gada 1. janvāra vai trīs gadus pēc attiecīgā Komisijas īstenošanas akta stāšanās spēkā — atkarībā no tā, kurš datums ir vēlāks.</w:t>
+      </w:r>
+    </w:p>
+    <w:p>
+      <w:r>
+        <w:rPr>
+          <w:b w:val="0"/>
+          <w:i w:val="0"/>
+        </w:rPr>
+        <w:t xml:space="preserve">Komisijai līdz 2028. gada 12. februārim jāpieņem īstenošanas akts, ar kuru tiks noteikta tukšās telpas attiecības aprēķināšanas metodika. Līdz oficiālās metodikas pieņemšanai veidlapā veiktais aprēķins ir </w:t>
+      </w:r>
+      <w:r>
+        <w:rPr>
+          <w:b/>
+          <w:i w:val="0"/>
+        </w:rPr>
+        <w:t>orientējošs</w:t>
+      </w:r>
+      <w:r>
+        <w:rPr>
+          <w:b w:val="0"/>
+          <w:i w:val="0"/>
+        </w:rPr>
+        <w:t>.</w:t>
+      </w:r>
+    </w:p>
+    <w:p>
+      <w:r>
+        <w:rPr>
+          <w:b w:val="0"/>
+          <w:i w:val="0"/>
+        </w:rPr>
+        <w:t>Pārdošanas iepakojumam 50 % robeža netiek piemērota. No 2028. gada 12. februāra ekonomikas dalībniekiem, kas piepilda pārdošanas iepakojumu, būs jānodrošina, ka tukšā telpa ir samazināta līdz minimumam, kas nepieciešams iepakojuma funkcionalitātei un produkta aizsardzībai.</w:t>
       </w:r>
     </w:p>
     <w:tbl>
@@ -1993,33 +4926,43 @@
       <w:tr>
         <w:tc>
           <w:tcPr>
-            <w:tcW w:type="dxa" w:w="5200"/>
+            <w:tcW w:type="dxa" w:w="4000"/>
             <w:shd w:val="clear" w:color="auto" w:fill="E6E6E6"/>
           </w:tcPr>
           <w:p>
-            <w:r/>
             <w:r>
               <w:rPr>
                 <w:b/>
-                <w:sz w:val="19"/>
               </w:rPr>
-              <w:t>Materiāls</w:t>
             </w:r>
-          </w:p>
-        </w:tc>
-        <w:tc>
-          <w:tcPr>
-            <w:tcW w:type="dxa" w:w="3600"/>
-            <w:shd w:val="clear" w:color="auto" w:fill="E6E6E6"/>
-          </w:tcPr>
-          <w:p>
-            <w:r/>
             <w:r>
               <w:rPr>
                 <w:b/>
+                <w:i w:val="0"/>
                 <w:sz w:val="19"/>
               </w:rPr>
-              <w:t>kg / pārdotā vienība</w:t>
+              <w:t>Lauks</w:t>
+            </w:r>
+          </w:p>
+        </w:tc>
+        <w:tc>
+          <w:tcPr>
+            <w:tcW w:type="dxa" w:w="4800"/>
+            <w:shd w:val="clear" w:color="auto" w:fill="E6E6E6"/>
+          </w:tcPr>
+          <w:p>
+            <w:r>
+              <w:rPr>
+                <w:b/>
+              </w:rPr>
+            </w:r>
+            <w:r>
+              <w:rPr>
+                <w:b/>
+                <w:i w:val="0"/>
+                <w:sz w:val="19"/>
+              </w:rPr>
+              <w:t>Vērtība</w:t>
             </w:r>
           </w:p>
         </w:tc>
@@ -2027,28 +4970,34 @@
       <w:tr>
         <w:tc>
           <w:tcPr>
-            <w:tcW w:type="dxa" w:w="5200"/>
+            <w:tcW w:type="dxa" w:w="4000"/>
           </w:tcPr>
           <w:p>
             <w:r/>
             <w:r>
               <w:rPr>
+                <w:b w:val="0"/>
+                <w:i w:val="0"/>
                 <w:sz w:val="19"/>
               </w:rPr>
-              <w:t>Papīrs / kartons</w:t>
+              <w:t>Iepakojuma veids</w:t>
             </w:r>
           </w:p>
         </w:tc>
         <w:tc>
           <w:tcPr>
-            <w:tcW w:type="dxa" w:w="3600"/>
+            <w:tcW w:type="dxa" w:w="4800"/>
           </w:tcPr>
           <w:p>
             <w:r/>
             <w:r>
               <w:rPr>
+                <w:b w:val="0"/>
+                <w:i w:val="0"/>
+                <w:color w:val="808080"/>
                 <w:sz w:val="19"/>
               </w:rPr>
+              <w:t>[grupētais / transporta / e-komercijas]</w:t>
             </w:r>
           </w:p>
         </w:tc>
@@ -2056,28 +5005,34 @@
       <w:tr>
         <w:tc>
           <w:tcPr>
-            <w:tcW w:type="dxa" w:w="5200"/>
+            <w:tcW w:type="dxa" w:w="4000"/>
           </w:tcPr>
           <w:p>
             <w:r/>
             <w:r>
               <w:rPr>
+                <w:b w:val="0"/>
+                <w:i w:val="0"/>
                 <w:sz w:val="19"/>
               </w:rPr>
-              <w:t>Plastmasa</w:t>
+              <w:t>Iepakojuma kopējais tilpums</w:t>
             </w:r>
           </w:p>
         </w:tc>
         <w:tc>
           <w:tcPr>
-            <w:tcW w:type="dxa" w:w="3600"/>
+            <w:tcW w:type="dxa" w:w="4800"/>
           </w:tcPr>
           <w:p>
             <w:r/>
             <w:r>
               <w:rPr>
+                <w:b w:val="0"/>
+                <w:i w:val="0"/>
+                <w:color w:val="808080"/>
                 <w:sz w:val="19"/>
               </w:rPr>
+              <w:t>[l vai cm³]</w:t>
             </w:r>
           </w:p>
         </w:tc>
@@ -2085,28 +5040,34 @@
       <w:tr>
         <w:tc>
           <w:tcPr>
-            <w:tcW w:type="dxa" w:w="5200"/>
+            <w:tcW w:type="dxa" w:w="4000"/>
           </w:tcPr>
           <w:p>
             <w:r/>
             <w:r>
               <w:rPr>
+                <w:b w:val="0"/>
+                <w:i w:val="0"/>
                 <w:sz w:val="19"/>
               </w:rPr>
-              <w:t>Stikls</w:t>
+              <w:t>Ievietotā produkta vai pārdošanas iepakojuma tilpums</w:t>
             </w:r>
           </w:p>
         </w:tc>
         <w:tc>
           <w:tcPr>
-            <w:tcW w:type="dxa" w:w="3600"/>
+            <w:tcW w:type="dxa" w:w="4800"/>
           </w:tcPr>
           <w:p>
             <w:r/>
             <w:r>
               <w:rPr>
+                <w:b w:val="0"/>
+                <w:i w:val="0"/>
+                <w:color w:val="808080"/>
                 <w:sz w:val="19"/>
               </w:rPr>
+              <w:t>[l vai cm³]</w:t>
             </w:r>
           </w:p>
         </w:tc>
@@ -2114,28 +5075,34 @@
       <w:tr>
         <w:tc>
           <w:tcPr>
-            <w:tcW w:type="dxa" w:w="5200"/>
+            <w:tcW w:type="dxa" w:w="4000"/>
           </w:tcPr>
           <w:p>
             <w:r/>
             <w:r>
               <w:rPr>
+                <w:b w:val="0"/>
+                <w:i w:val="0"/>
                 <w:sz w:val="19"/>
               </w:rPr>
-              <w:t>Metāls</w:t>
+              <w:t>Orientējošā tukšās telpas attiecība</w:t>
             </w:r>
           </w:p>
         </w:tc>
         <w:tc>
           <w:tcPr>
-            <w:tcW w:type="dxa" w:w="3600"/>
+            <w:tcW w:type="dxa" w:w="4800"/>
           </w:tcPr>
           <w:p>
             <w:r/>
             <w:r>
               <w:rPr>
+                <w:b w:val="0"/>
+                <w:i w:val="0"/>
+                <w:color w:val="808080"/>
                 <w:sz w:val="19"/>
               </w:rPr>
+              <w:t>[%]</w:t>
             </w:r>
           </w:p>
         </w:tc>
@@ -2143,28 +5110,34 @@
       <w:tr>
         <w:tc>
           <w:tcPr>
-            <w:tcW w:type="dxa" w:w="5200"/>
+            <w:tcW w:type="dxa" w:w="4000"/>
           </w:tcPr>
           <w:p>
             <w:r/>
             <w:r>
               <w:rPr>
+                <w:b w:val="0"/>
+                <w:i w:val="0"/>
                 <w:sz w:val="19"/>
               </w:rPr>
-              <w:t>Koks</w:t>
+              <w:t>Izmantotā aprēķina metode</w:t>
             </w:r>
           </w:p>
         </w:tc>
         <w:tc>
           <w:tcPr>
-            <w:tcW w:type="dxa" w:w="3600"/>
+            <w:tcW w:type="dxa" w:w="4800"/>
           </w:tcPr>
           <w:p>
             <w:r/>
             <w:r>
               <w:rPr>
+                <w:b w:val="0"/>
+                <w:i w:val="0"/>
+                <w:color w:val="808080"/>
                 <w:sz w:val="19"/>
               </w:rPr>
+              <w:t>[apraksts — oficiālā metodika vēl nav pieņemta]</w:t>
             </w:r>
           </w:p>
         </w:tc>
@@ -2172,36 +5145,152 @@
       <w:tr>
         <w:tc>
           <w:tcPr>
-            <w:tcW w:type="dxa" w:w="5200"/>
+            <w:tcW w:type="dxa" w:w="4000"/>
           </w:tcPr>
           <w:p>
             <w:r/>
             <w:r>
               <w:rPr>
+                <w:b w:val="0"/>
+                <w:i w:val="0"/>
                 <w:sz w:val="19"/>
               </w:rPr>
-              <w:t>Kompozīts</w:t>
+              <w:t>Aprēķina datums</w:t>
             </w:r>
           </w:p>
         </w:tc>
         <w:tc>
           <w:tcPr>
-            <w:tcW w:type="dxa" w:w="3600"/>
+            <w:tcW w:type="dxa" w:w="4800"/>
+          </w:tcPr>
+          <w:p>
+            <w:r/>
+          </w:p>
+        </w:tc>
+      </w:tr>
+      <w:tr>
+        <w:tc>
+          <w:tcPr>
+            <w:tcW w:type="dxa" w:w="4000"/>
           </w:tcPr>
           <w:p>
             <w:r/>
             <w:r>
               <w:rPr>
+                <w:b w:val="0"/>
+                <w:i w:val="0"/>
                 <w:sz w:val="19"/>
               </w:rPr>
+              <w:t>Funkcionālais pamatojums</w:t>
+            </w:r>
+          </w:p>
+        </w:tc>
+        <w:tc>
+          <w:tcPr>
+            <w:tcW w:type="dxa" w:w="4800"/>
+          </w:tcPr>
+          <w:p>
+            <w:r/>
+            <w:r>
+              <w:rPr>
+                <w:b w:val="0"/>
+                <w:i w:val="0"/>
+                <w:color w:val="808080"/>
+                <w:sz w:val="19"/>
+              </w:rPr>
+              <w:t>[kāpēc tukšā telpa ir nepieciešama]</w:t>
+            </w:r>
+          </w:p>
+        </w:tc>
+      </w:tr>
+      <w:tr>
+        <w:tc>
+          <w:tcPr>
+            <w:tcW w:type="dxa" w:w="4000"/>
+          </w:tcPr>
+          <w:p>
+            <w:r/>
+            <w:r>
+              <w:rPr>
+                <w:b w:val="0"/>
+                <w:i w:val="0"/>
+                <w:sz w:val="19"/>
+              </w:rPr>
+              <w:t>Vai izmantots pildmateriāls</w:t>
+            </w:r>
+          </w:p>
+        </w:tc>
+        <w:tc>
+          <w:tcPr>
+            <w:tcW w:type="dxa" w:w="4800"/>
+          </w:tcPr>
+          <w:p>
+            <w:r/>
+            <w:r>
+              <w:rPr>
+                <w:b w:val="0"/>
+                <w:i w:val="0"/>
+                <w:color w:val="808080"/>
+                <w:sz w:val="19"/>
+              </w:rPr>
+              <w:t>[jā / nē]</w:t>
+            </w:r>
+          </w:p>
+        </w:tc>
+      </w:tr>
+      <w:tr>
+        <w:tc>
+          <w:tcPr>
+            <w:tcW w:type="dxa" w:w="4000"/>
+          </w:tcPr>
+          <w:p>
+            <w:r/>
+            <w:r>
+              <w:rPr>
+                <w:b w:val="0"/>
+                <w:i w:val="0"/>
+                <w:sz w:val="19"/>
+              </w:rPr>
+              <w:t>Pildmateriāla veids</w:t>
+            </w:r>
+          </w:p>
+        </w:tc>
+        <w:tc>
+          <w:tcPr>
+            <w:tcW w:type="dxa" w:w="4800"/>
+          </w:tcPr>
+          <w:p>
+            <w:r/>
+            <w:r>
+              <w:rPr>
+                <w:b w:val="0"/>
+                <w:i w:val="0"/>
+                <w:color w:val="808080"/>
+                <w:sz w:val="19"/>
+              </w:rPr>
+              <w:t>[piem., papīra pildījums, gaisa spilventiņi]</w:t>
             </w:r>
           </w:p>
         </w:tc>
       </w:tr>
     </w:tbl>
     <w:p>
+      <w:pPr>
+        <w:shd w:val="clear" w:fill="F2F2F2"/>
+      </w:pPr>
       <w:r>
-        <w:t>Reizini katru vērtību ar attiecīgajā valstī pārdoto vienību skaitu, lai iegūtu gada apjomu EPR atskaitei. Valstu reģistri un indikatīvās likmes: ppwr.clickscale.dev</w:t>
+        <w:rPr>
+          <w:b/>
+          <w:i w:val="0"/>
+        </w:rPr>
+        <w:t>Piezīme.</w:t>
+      </w:r>
+      <w:r>
+        <w:rPr>
+          <w:b w:val="0"/>
+          <w:i w:val="0"/>
+        </w:rPr>
+        <w:t xml:space="preserve"> Pildmateriāla aizņemtā telpa PPWR 24. panta izpratnē tiek uzskatīta par tukšo telpu.</w:t>
       </w:r>
     </w:p>
     <w:p>
@@ -2209,14 +5298,1301 @@
         <w:pStyle w:val="Heading1"/>
       </w:pPr>
       <w:r>
-        <w:t>6. Paraksts</w:t>
+        <w:t>8. Vielu prasības</w:t>
+      </w:r>
+    </w:p>
+    <w:p>
+      <w:pPr>
+        <w:pStyle w:val="Heading2"/>
+      </w:pPr>
+      <w:r>
+        <w:t>8.1. PFAS — iepakojumam, kas paredzēts saskarei ar pārtiku</w:t>
       </w:r>
     </w:p>
     <w:p>
       <w:r>
-        <w:t>[Vārds, amats, paraksts, datums]</w:t>
+        <w:rPr>
+          <w:b w:val="0"/>
+          <w:i w:val="0"/>
+        </w:rPr>
+        <w:t>PFAS ierobežojums attiecas uz iepakojumu, kas paredzēts saskarei ar pārtiku. PPWR noteiktās PFAS robežvērtības ir piemērojamas no 2026. gada 12. augusta. Ieraksts «apliecinām» bez pamatojoša dokumenta nav pietiekams — jānorāda testa metode, laboratorija, testa datums un dokumenta numurs.</w:t>
       </w:r>
     </w:p>
+    <w:tbl>
+      <w:tblPr>
+        <w:tblStyle w:val="TableGrid"/>
+        <w:tblW w:type="auto" w:w="0"/>
+        <w:jc w:val="center"/>
+        <w:tblLook w:firstColumn="1" w:firstRow="1" w:lastColumn="0" w:lastRow="0" w:noHBand="0" w:noVBand="1" w:val="04A0"/>
+      </w:tblPr>
+      <w:tblGrid>
+        <w:gridCol w:w="4320"/>
+        <w:gridCol w:w="4320"/>
+      </w:tblGrid>
+      <w:tr>
+        <w:tc>
+          <w:tcPr>
+            <w:tcW w:type="dxa" w:w="4000"/>
+            <w:shd w:val="clear" w:color="auto" w:fill="E6E6E6"/>
+          </w:tcPr>
+          <w:p>
+            <w:r>
+              <w:rPr>
+                <w:b/>
+              </w:rPr>
+            </w:r>
+            <w:r>
+              <w:rPr>
+                <w:b/>
+                <w:i w:val="0"/>
+                <w:sz w:val="19"/>
+              </w:rPr>
+              <w:t>Lauks</w:t>
+            </w:r>
+          </w:p>
+        </w:tc>
+        <w:tc>
+          <w:tcPr>
+            <w:tcW w:type="dxa" w:w="4800"/>
+            <w:shd w:val="clear" w:color="auto" w:fill="E6E6E6"/>
+          </w:tcPr>
+          <w:p>
+            <w:r>
+              <w:rPr>
+                <w:b/>
+              </w:rPr>
+            </w:r>
+            <w:r>
+              <w:rPr>
+                <w:b/>
+                <w:i w:val="0"/>
+                <w:sz w:val="19"/>
+              </w:rPr>
+              <w:t>Vērtība</w:t>
+            </w:r>
+          </w:p>
+        </w:tc>
+      </w:tr>
+      <w:tr>
+        <w:tc>
+          <w:tcPr>
+            <w:tcW w:type="dxa" w:w="4000"/>
+          </w:tcPr>
+          <w:p>
+            <w:r/>
+            <w:r>
+              <w:rPr>
+                <w:b w:val="0"/>
+                <w:i w:val="0"/>
+                <w:sz w:val="19"/>
+              </w:rPr>
+              <w:t>Vai iepakojums paredzēts saskarei ar pārtiku</w:t>
+            </w:r>
+          </w:p>
+        </w:tc>
+        <w:tc>
+          <w:tcPr>
+            <w:tcW w:type="dxa" w:w="4800"/>
+          </w:tcPr>
+          <w:p>
+            <w:r/>
+            <w:r>
+              <w:rPr>
+                <w:b w:val="0"/>
+                <w:i w:val="0"/>
+                <w:color w:val="808080"/>
+                <w:sz w:val="19"/>
+              </w:rPr>
+              <w:t>[jā / nē]</w:t>
+            </w:r>
+          </w:p>
+        </w:tc>
+      </w:tr>
+      <w:tr>
+        <w:tc>
+          <w:tcPr>
+            <w:tcW w:type="dxa" w:w="4000"/>
+          </w:tcPr>
+          <w:p>
+            <w:r/>
+            <w:r>
+              <w:rPr>
+                <w:b w:val="0"/>
+                <w:i w:val="0"/>
+                <w:sz w:val="19"/>
+              </w:rPr>
+              <w:t>PFAS prasība piemērojama</w:t>
+            </w:r>
+          </w:p>
+        </w:tc>
+        <w:tc>
+          <w:tcPr>
+            <w:tcW w:type="dxa" w:w="4800"/>
+          </w:tcPr>
+          <w:p>
+            <w:r/>
+            <w:r>
+              <w:rPr>
+                <w:b w:val="0"/>
+                <w:i w:val="0"/>
+                <w:color w:val="808080"/>
+                <w:sz w:val="19"/>
+              </w:rPr>
+              <w:t>[jā / nē / jāizvērtē]</w:t>
+            </w:r>
+          </w:p>
+        </w:tc>
+      </w:tr>
+      <w:tr>
+        <w:tc>
+          <w:tcPr>
+            <w:tcW w:type="dxa" w:w="4000"/>
+          </w:tcPr>
+          <w:p>
+            <w:r/>
+            <w:r>
+              <w:rPr>
+                <w:b w:val="0"/>
+                <w:i w:val="0"/>
+                <w:sz w:val="19"/>
+              </w:rPr>
+              <w:t>Testa vai piegādātāja deklarācijas numurs</w:t>
+            </w:r>
+          </w:p>
+        </w:tc>
+        <w:tc>
+          <w:tcPr>
+            <w:tcW w:type="dxa" w:w="4800"/>
+          </w:tcPr>
+          <w:p>
+            <w:r/>
+          </w:p>
+        </w:tc>
+      </w:tr>
+      <w:tr>
+        <w:tc>
+          <w:tcPr>
+            <w:tcW w:type="dxa" w:w="4000"/>
+          </w:tcPr>
+          <w:p>
+            <w:r/>
+            <w:r>
+              <w:rPr>
+                <w:b w:val="0"/>
+                <w:i w:val="0"/>
+                <w:sz w:val="19"/>
+              </w:rPr>
+              <w:t>Testa metode</w:t>
+            </w:r>
+          </w:p>
+        </w:tc>
+        <w:tc>
+          <w:tcPr>
+            <w:tcW w:type="dxa" w:w="4800"/>
+          </w:tcPr>
+          <w:p>
+            <w:r/>
+          </w:p>
+        </w:tc>
+      </w:tr>
+      <w:tr>
+        <w:tc>
+          <w:tcPr>
+            <w:tcW w:type="dxa" w:w="4000"/>
+          </w:tcPr>
+          <w:p>
+            <w:r/>
+            <w:r>
+              <w:rPr>
+                <w:b w:val="0"/>
+                <w:i w:val="0"/>
+                <w:sz w:val="19"/>
+              </w:rPr>
+              <w:t>Testa veicējs</w:t>
+            </w:r>
+          </w:p>
+        </w:tc>
+        <w:tc>
+          <w:tcPr>
+            <w:tcW w:type="dxa" w:w="4800"/>
+          </w:tcPr>
+          <w:p>
+            <w:r/>
+            <w:r>
+              <w:rPr>
+                <w:b w:val="0"/>
+                <w:i w:val="0"/>
+                <w:color w:val="808080"/>
+                <w:sz w:val="19"/>
+              </w:rPr>
+              <w:t>[laboratorija]</w:t>
+            </w:r>
+          </w:p>
+        </w:tc>
+      </w:tr>
+      <w:tr>
+        <w:tc>
+          <w:tcPr>
+            <w:tcW w:type="dxa" w:w="4000"/>
+          </w:tcPr>
+          <w:p>
+            <w:r/>
+            <w:r>
+              <w:rPr>
+                <w:b w:val="0"/>
+                <w:i w:val="0"/>
+                <w:sz w:val="19"/>
+              </w:rPr>
+              <w:t>Testa datums</w:t>
+            </w:r>
+          </w:p>
+        </w:tc>
+        <w:tc>
+          <w:tcPr>
+            <w:tcW w:type="dxa" w:w="4800"/>
+          </w:tcPr>
+          <w:p>
+            <w:r/>
+          </w:p>
+        </w:tc>
+      </w:tr>
+      <w:tr>
+        <w:tc>
+          <w:tcPr>
+            <w:tcW w:type="dxa" w:w="4000"/>
+          </w:tcPr>
+          <w:p>
+            <w:r/>
+            <w:r>
+              <w:rPr>
+                <w:b w:val="0"/>
+                <w:i w:val="0"/>
+                <w:sz w:val="19"/>
+              </w:rPr>
+              <w:t>Rezultāts</w:t>
+            </w:r>
+          </w:p>
+        </w:tc>
+        <w:tc>
+          <w:tcPr>
+            <w:tcW w:type="dxa" w:w="4800"/>
+          </w:tcPr>
+          <w:p>
+            <w:r/>
+          </w:p>
+        </w:tc>
+      </w:tr>
+      <w:tr>
+        <w:tc>
+          <w:tcPr>
+            <w:tcW w:type="dxa" w:w="4000"/>
+          </w:tcPr>
+          <w:p>
+            <w:r/>
+            <w:r>
+              <w:rPr>
+                <w:b w:val="0"/>
+                <w:i w:val="0"/>
+                <w:sz w:val="19"/>
+              </w:rPr>
+              <w:t>Piezīmes</w:t>
+            </w:r>
+          </w:p>
+        </w:tc>
+        <w:tc>
+          <w:tcPr>
+            <w:tcW w:type="dxa" w:w="4800"/>
+          </w:tcPr>
+          <w:p>
+            <w:r/>
+          </w:p>
+        </w:tc>
+      </w:tr>
+    </w:tbl>
+    <w:p>
+      <w:pPr>
+        <w:pStyle w:val="Heading2"/>
+      </w:pPr>
+      <w:r>
+        <w:t>8.2. Smagie metāli</w:t>
+      </w:r>
+    </w:p>
+    <w:p>
+      <w:r>
+        <w:rPr>
+          <w:b w:val="0"/>
+          <w:i w:val="0"/>
+        </w:rPr>
+        <w:t xml:space="preserve">Svina, kadmija, dzīvsudraba un sešvērtīgā hroma koncentrāciju </w:t>
+      </w:r>
+      <w:r>
+        <w:rPr>
+          <w:b/>
+          <w:i w:val="0"/>
+        </w:rPr>
+        <w:t>summa</w:t>
+      </w:r>
+      <w:r>
+        <w:rPr>
+          <w:b w:val="0"/>
+          <w:i w:val="0"/>
+        </w:rPr>
+        <w:t xml:space="preserve"> iepakojumā vai iepakojuma komponentēs nedrīkst pārsniegt 100 mg/kg, ievērojot regulā paredzētos nosacījumus un iespējamos izņēmumus.</w:t>
+      </w:r>
+    </w:p>
+    <w:tbl>
+      <w:tblPr>
+        <w:tblStyle w:val="TableGrid"/>
+        <w:tblW w:type="auto" w:w="0"/>
+        <w:jc w:val="center"/>
+        <w:tblLook w:firstColumn="1" w:firstRow="1" w:lastColumn="0" w:lastRow="0" w:noHBand="0" w:noVBand="1" w:val="04A0"/>
+      </w:tblPr>
+      <w:tblGrid>
+        <w:gridCol w:w="4320"/>
+        <w:gridCol w:w="4320"/>
+      </w:tblGrid>
+      <w:tr>
+        <w:tc>
+          <w:tcPr>
+            <w:tcW w:type="dxa" w:w="4000"/>
+            <w:shd w:val="clear" w:color="auto" w:fill="E6E6E6"/>
+          </w:tcPr>
+          <w:p>
+            <w:r>
+              <w:rPr>
+                <w:b/>
+              </w:rPr>
+            </w:r>
+            <w:r>
+              <w:rPr>
+                <w:b/>
+                <w:i w:val="0"/>
+                <w:sz w:val="19"/>
+              </w:rPr>
+              <w:t>Lauks</w:t>
+            </w:r>
+          </w:p>
+        </w:tc>
+        <w:tc>
+          <w:tcPr>
+            <w:tcW w:type="dxa" w:w="4800"/>
+            <w:shd w:val="clear" w:color="auto" w:fill="E6E6E6"/>
+          </w:tcPr>
+          <w:p>
+            <w:r>
+              <w:rPr>
+                <w:b/>
+              </w:rPr>
+            </w:r>
+            <w:r>
+              <w:rPr>
+                <w:b/>
+                <w:i w:val="0"/>
+                <w:sz w:val="19"/>
+              </w:rPr>
+              <w:t>Vērtība</w:t>
+            </w:r>
+          </w:p>
+        </w:tc>
+      </w:tr>
+      <w:tr>
+        <w:tc>
+          <w:tcPr>
+            <w:tcW w:type="dxa" w:w="4000"/>
+          </w:tcPr>
+          <w:p>
+            <w:r/>
+            <w:r>
+              <w:rPr>
+                <w:b w:val="0"/>
+                <w:i w:val="0"/>
+                <w:sz w:val="19"/>
+              </w:rPr>
+              <w:t>Koncentrāciju summa (Pb + Cd + Hg + Cr VI), mg/kg</w:t>
+            </w:r>
+          </w:p>
+        </w:tc>
+        <w:tc>
+          <w:tcPr>
+            <w:tcW w:type="dxa" w:w="4800"/>
+          </w:tcPr>
+          <w:p>
+            <w:r/>
+          </w:p>
+        </w:tc>
+      </w:tr>
+      <w:tr>
+        <w:tc>
+          <w:tcPr>
+            <w:tcW w:type="dxa" w:w="4000"/>
+          </w:tcPr>
+          <w:p>
+            <w:r/>
+            <w:r>
+              <w:rPr>
+                <w:b w:val="0"/>
+                <w:i w:val="0"/>
+                <w:sz w:val="19"/>
+              </w:rPr>
+              <w:t>Pierādījuma dokumenta numurs</w:t>
+            </w:r>
+          </w:p>
+        </w:tc>
+        <w:tc>
+          <w:tcPr>
+            <w:tcW w:type="dxa" w:w="4800"/>
+          </w:tcPr>
+          <w:p>
+            <w:r/>
+          </w:p>
+        </w:tc>
+      </w:tr>
+      <w:tr>
+        <w:tc>
+          <w:tcPr>
+            <w:tcW w:type="dxa" w:w="4000"/>
+          </w:tcPr>
+          <w:p>
+            <w:r/>
+            <w:r>
+              <w:rPr>
+                <w:b w:val="0"/>
+                <w:i w:val="0"/>
+                <w:sz w:val="19"/>
+              </w:rPr>
+              <w:t>Pierādījuma dokumenta datums</w:t>
+            </w:r>
+          </w:p>
+        </w:tc>
+        <w:tc>
+          <w:tcPr>
+            <w:tcW w:type="dxa" w:w="4800"/>
+          </w:tcPr>
+          <w:p>
+            <w:r/>
+          </w:p>
+        </w:tc>
+      </w:tr>
+      <w:tr>
+        <w:tc>
+          <w:tcPr>
+            <w:tcW w:type="dxa" w:w="4000"/>
+          </w:tcPr>
+          <w:p>
+            <w:r/>
+            <w:r>
+              <w:rPr>
+                <w:b w:val="0"/>
+                <w:i w:val="0"/>
+                <w:sz w:val="19"/>
+              </w:rPr>
+              <w:t>Piezīmes (t.sk. piemērotie izņēmumi, ja tādi ir)</w:t>
+            </w:r>
+          </w:p>
+        </w:tc>
+        <w:tc>
+          <w:tcPr>
+            <w:tcW w:type="dxa" w:w="4800"/>
+          </w:tcPr>
+          <w:p>
+            <w:r/>
+          </w:p>
+        </w:tc>
+      </w:tr>
+    </w:tbl>
+    <w:p>
+      <w:pPr>
+        <w:pStyle w:val="Heading1"/>
+      </w:pPr>
+      <w:r>
+        <w:t>9. ES atbilstības deklarācija un tehniskā dokumentācija</w:t>
+      </w:r>
+    </w:p>
+    <w:p>
+      <w:r>
+        <w:rPr>
+          <w:b w:val="0"/>
+          <w:i w:val="0"/>
+        </w:rPr>
+        <w:t>Jānošķir trīs dažādi dokumenti:</w:t>
+      </w:r>
+    </w:p>
+    <w:tbl>
+      <w:tblPr>
+        <w:tblStyle w:val="TableGrid"/>
+        <w:tblW w:type="auto" w:w="0"/>
+        <w:jc w:val="center"/>
+        <w:tblLook w:firstColumn="1" w:firstRow="1" w:lastColumn="0" w:lastRow="0" w:noHBand="0" w:noVBand="1" w:val="04A0"/>
+      </w:tblPr>
+      <w:tblGrid>
+        <w:gridCol w:w="4320"/>
+        <w:gridCol w:w="4320"/>
+      </w:tblGrid>
+      <w:tr>
+        <w:tc>
+          <w:tcPr>
+            <w:tcW w:type="dxa" w:w="4000"/>
+            <w:shd w:val="clear" w:color="auto" w:fill="E6E6E6"/>
+          </w:tcPr>
+          <w:p>
+            <w:r>
+              <w:rPr>
+                <w:b/>
+              </w:rPr>
+            </w:r>
+            <w:r>
+              <w:rPr>
+                <w:b/>
+                <w:i w:val="0"/>
+                <w:sz w:val="19"/>
+              </w:rPr>
+              <w:t>Dokuments</w:t>
+            </w:r>
+          </w:p>
+        </w:tc>
+        <w:tc>
+          <w:tcPr>
+            <w:tcW w:type="dxa" w:w="4800"/>
+            <w:shd w:val="clear" w:color="auto" w:fill="E6E6E6"/>
+          </w:tcPr>
+          <w:p>
+            <w:r>
+              <w:rPr>
+                <w:b/>
+              </w:rPr>
+            </w:r>
+            <w:r>
+              <w:rPr>
+                <w:b/>
+                <w:i w:val="0"/>
+                <w:sz w:val="19"/>
+              </w:rPr>
+              <w:t>Kas tas ir un kurš to sagatavo</w:t>
+            </w:r>
+          </w:p>
+        </w:tc>
+      </w:tr>
+      <w:tr>
+        <w:tc>
+          <w:tcPr>
+            <w:tcW w:type="dxa" w:w="4000"/>
+          </w:tcPr>
+          <w:p>
+            <w:r/>
+            <w:r>
+              <w:rPr>
+                <w:b w:val="0"/>
+                <w:i w:val="0"/>
+                <w:sz w:val="19"/>
+              </w:rPr>
+              <w:t>Piegādātāja tehnisko datu veidlapa (šis dokuments)</w:t>
+            </w:r>
+          </w:p>
+        </w:tc>
+        <w:tc>
+          <w:tcPr>
+            <w:tcW w:type="dxa" w:w="4800"/>
+          </w:tcPr>
+          <w:p>
+            <w:r/>
+            <w:r>
+              <w:rPr>
+                <w:b w:val="0"/>
+                <w:i w:val="0"/>
+                <w:sz w:val="19"/>
+              </w:rPr>
+              <w:t>Tehnisko datu nodošana no piegādātāja klientam; ievades dati klienta dokumentācijai.</w:t>
+            </w:r>
+          </w:p>
+        </w:tc>
+      </w:tr>
+      <w:tr>
+        <w:tc>
+          <w:tcPr>
+            <w:tcW w:type="dxa" w:w="4000"/>
+          </w:tcPr>
+          <w:p>
+            <w:r/>
+            <w:r>
+              <w:rPr>
+                <w:b w:val="0"/>
+                <w:i w:val="0"/>
+                <w:sz w:val="19"/>
+              </w:rPr>
+              <w:t>Tehniskā dokumentācija</w:t>
+            </w:r>
+          </w:p>
+        </w:tc>
+        <w:tc>
+          <w:tcPr>
+            <w:tcW w:type="dxa" w:w="4800"/>
+          </w:tcPr>
+          <w:p>
+            <w:r/>
+            <w:r>
+              <w:rPr>
+                <w:b w:val="0"/>
+                <w:i w:val="0"/>
+                <w:sz w:val="19"/>
+              </w:rPr>
+              <w:t>PPWR izgatavotāja uzturēts pierādījumu kopums par iepakojuma atbilstību (Annex VII).</w:t>
+            </w:r>
+          </w:p>
+        </w:tc>
+      </w:tr>
+      <w:tr>
+        <w:tc>
+          <w:tcPr>
+            <w:tcW w:type="dxa" w:w="4000"/>
+          </w:tcPr>
+          <w:p>
+            <w:r/>
+            <w:r>
+              <w:rPr>
+                <w:b w:val="0"/>
+                <w:i w:val="0"/>
+                <w:sz w:val="19"/>
+              </w:rPr>
+              <w:t>ES atbilstības deklarācija (DoC)</w:t>
+            </w:r>
+          </w:p>
+        </w:tc>
+        <w:tc>
+          <w:tcPr>
+            <w:tcW w:type="dxa" w:w="4800"/>
+          </w:tcPr>
+          <w:p>
+            <w:r/>
+            <w:r>
+              <w:rPr>
+                <w:b w:val="0"/>
+                <w:i w:val="0"/>
+                <w:sz w:val="19"/>
+              </w:rPr>
+              <w:t>PPWR izgatavotāja vai tā pilnvarotā pārstāvja parakstīts juridisks apliecinājums par atbilstību.</w:t>
+            </w:r>
+          </w:p>
+        </w:tc>
+      </w:tr>
+    </w:tbl>
+    <w:p>
+      <w:r>
+        <w:rPr>
+          <w:b w:val="0"/>
+          <w:i w:val="0"/>
+        </w:rPr>
+        <w:t>Šī veidlapa nav ES atbilstības deklarācija. ES atbilstības deklarāciju sagatavo PPWR izgatavotājs vai tā rakstiski pilnvarots pārstāvis. Juridiskā atbildība par iepakojuma atbilstību paliek izgatavotājam.</w:t>
+      </w:r>
+    </w:p>
+    <w:tbl>
+      <w:tblPr>
+        <w:tblStyle w:val="TableGrid"/>
+        <w:tblW w:type="auto" w:w="0"/>
+        <w:jc w:val="center"/>
+        <w:tblLook w:firstColumn="1" w:firstRow="1" w:lastColumn="0" w:lastRow="0" w:noHBand="0" w:noVBand="1" w:val="04A0"/>
+      </w:tblPr>
+      <w:tblGrid>
+        <w:gridCol w:w="4320"/>
+        <w:gridCol w:w="4320"/>
+      </w:tblGrid>
+      <w:tr>
+        <w:tc>
+          <w:tcPr>
+            <w:tcW w:type="dxa" w:w="4000"/>
+            <w:shd w:val="clear" w:color="auto" w:fill="E6E6E6"/>
+          </w:tcPr>
+          <w:p>
+            <w:r>
+              <w:rPr>
+                <w:b/>
+              </w:rPr>
+            </w:r>
+            <w:r>
+              <w:rPr>
+                <w:b/>
+                <w:i w:val="0"/>
+                <w:sz w:val="19"/>
+              </w:rPr>
+              <w:t>Lauks</w:t>
+            </w:r>
+          </w:p>
+        </w:tc>
+        <w:tc>
+          <w:tcPr>
+            <w:tcW w:type="dxa" w:w="4800"/>
+            <w:shd w:val="clear" w:color="auto" w:fill="E6E6E6"/>
+          </w:tcPr>
+          <w:p>
+            <w:r>
+              <w:rPr>
+                <w:b/>
+              </w:rPr>
+            </w:r>
+            <w:r>
+              <w:rPr>
+                <w:b/>
+                <w:i w:val="0"/>
+                <w:sz w:val="19"/>
+              </w:rPr>
+              <w:t>Vērtība</w:t>
+            </w:r>
+          </w:p>
+        </w:tc>
+      </w:tr>
+      <w:tr>
+        <w:tc>
+          <w:tcPr>
+            <w:tcW w:type="dxa" w:w="4000"/>
+          </w:tcPr>
+          <w:p>
+            <w:r/>
+            <w:r>
+              <w:rPr>
+                <w:b w:val="0"/>
+                <w:i w:val="0"/>
+                <w:sz w:val="19"/>
+              </w:rPr>
+              <w:t>Vai piegādātājs šai konfigurācijai ir arī PPWR izgatavotājs</w:t>
+            </w:r>
+          </w:p>
+        </w:tc>
+        <w:tc>
+          <w:tcPr>
+            <w:tcW w:type="dxa" w:w="4800"/>
+          </w:tcPr>
+          <w:p>
+            <w:r/>
+            <w:r>
+              <w:rPr>
+                <w:b w:val="0"/>
+                <w:i w:val="0"/>
+                <w:color w:val="808080"/>
+                <w:sz w:val="19"/>
+              </w:rPr>
+              <w:t>[jā / nē / jāizvērtē — skat. 2. sadaļu]</w:t>
+            </w:r>
+          </w:p>
+        </w:tc>
+      </w:tr>
+      <w:tr>
+        <w:tc>
+          <w:tcPr>
+            <w:tcW w:type="dxa" w:w="4000"/>
+          </w:tcPr>
+          <w:p>
+            <w:r/>
+            <w:r>
+              <w:rPr>
+                <w:b w:val="0"/>
+                <w:i w:val="0"/>
+                <w:sz w:val="19"/>
+              </w:rPr>
+              <w:t>ES atbilstības deklarācijas Nr. (tikai ja izgatavotājs ir piegādātājs un DoC ir sagatavota)</w:t>
+            </w:r>
+          </w:p>
+        </w:tc>
+        <w:tc>
+          <w:tcPr>
+            <w:tcW w:type="dxa" w:w="4800"/>
+          </w:tcPr>
+          <w:p>
+            <w:r/>
+          </w:p>
+        </w:tc>
+      </w:tr>
+      <w:tr>
+        <w:tc>
+          <w:tcPr>
+            <w:tcW w:type="dxa" w:w="4000"/>
+          </w:tcPr>
+          <w:p>
+            <w:r/>
+            <w:r>
+              <w:rPr>
+                <w:b w:val="0"/>
+                <w:i w:val="0"/>
+                <w:sz w:val="19"/>
+              </w:rPr>
+              <w:t>Tehniskās dokumentācijas vai tās izrakstu pieejamība</w:t>
+            </w:r>
+          </w:p>
+        </w:tc>
+        <w:tc>
+          <w:tcPr>
+            <w:tcW w:type="dxa" w:w="4800"/>
+          </w:tcPr>
+          <w:p>
+            <w:r/>
+            <w:r>
+              <w:rPr>
+                <w:b w:val="0"/>
+                <w:i w:val="0"/>
+                <w:color w:val="808080"/>
+                <w:sz w:val="19"/>
+              </w:rPr>
+              <w:t>[pēc pieprasījuma X darba dienās]</w:t>
+            </w:r>
+          </w:p>
+        </w:tc>
+      </w:tr>
+    </w:tbl>
+    <w:p>
+      <w:pPr>
+        <w:pStyle w:val="Heading1"/>
+      </w:pPr>
+      <w:r>
+        <w:t>10. EPR aprēķinu palīgtabula klientam</w:t>
+      </w:r>
+    </w:p>
+    <w:p>
+      <w:r>
+        <w:rPr>
+          <w:b w:val="0"/>
+          <w:i w:val="0"/>
+        </w:rPr>
+        <w:t xml:space="preserve">Iepakojuma svars uz </w:t>
+      </w:r>
+      <w:r>
+        <w:rPr>
+          <w:b/>
+          <w:i w:val="0"/>
+        </w:rPr>
+        <w:t>vienu pārdoto produkta vienību</w:t>
+      </w:r>
+      <w:r>
+        <w:rPr>
+          <w:b w:val="0"/>
+          <w:i w:val="0"/>
+        </w:rPr>
+        <w:t xml:space="preserve">, kg — summējot </w:t>
+      </w:r>
+      <w:r>
+        <w:rPr>
+          <w:b/>
+          <w:i w:val="0"/>
+        </w:rPr>
+        <w:t>visus</w:t>
+      </w:r>
+      <w:r>
+        <w:rPr>
+          <w:b w:val="0"/>
+          <w:i w:val="0"/>
+        </w:rPr>
+        <w:t xml:space="preserve"> iepakojuma līmeņus, kas attiecināmi uz vienu vienību (pārdošanas + attiecīgā daļa no grupētā, transporta un e-komercijas iepakojuma). EPR maksas parasti aprēķina par visu tirgū laisto iepakojumu, ne tikai pārdošanas vienību.</w:t>
+      </w:r>
+    </w:p>
+    <w:tbl>
+      <w:tblPr>
+        <w:tblStyle w:val="TableGrid"/>
+        <w:tblW w:type="auto" w:w="0"/>
+        <w:jc w:val="center"/>
+        <w:tblLook w:firstColumn="1" w:firstRow="1" w:lastColumn="0" w:lastRow="0" w:noHBand="0" w:noVBand="1" w:val="04A0"/>
+      </w:tblPr>
+      <w:tblGrid>
+        <w:gridCol w:w="4320"/>
+        <w:gridCol w:w="4320"/>
+      </w:tblGrid>
+      <w:tr>
+        <w:tc>
+          <w:tcPr>
+            <w:tcW w:type="dxa" w:w="4000"/>
+            <w:shd w:val="clear" w:color="auto" w:fill="E6E6E6"/>
+          </w:tcPr>
+          <w:p>
+            <w:r>
+              <w:rPr>
+                <w:b/>
+              </w:rPr>
+            </w:r>
+            <w:r>
+              <w:rPr>
+                <w:b/>
+                <w:i w:val="0"/>
+                <w:sz w:val="19"/>
+              </w:rPr>
+              <w:t>Materiāls</w:t>
+            </w:r>
+          </w:p>
+        </w:tc>
+        <w:tc>
+          <w:tcPr>
+            <w:tcW w:type="dxa" w:w="4800"/>
+            <w:shd w:val="clear" w:color="auto" w:fill="E6E6E6"/>
+          </w:tcPr>
+          <w:p>
+            <w:r>
+              <w:rPr>
+                <w:b/>
+              </w:rPr>
+            </w:r>
+            <w:r>
+              <w:rPr>
+                <w:b/>
+                <w:i w:val="0"/>
+                <w:sz w:val="19"/>
+              </w:rPr>
+              <w:t>kg / pārdotā vienība</w:t>
+            </w:r>
+          </w:p>
+        </w:tc>
+      </w:tr>
+      <w:tr>
+        <w:tc>
+          <w:tcPr>
+            <w:tcW w:type="dxa" w:w="4000"/>
+          </w:tcPr>
+          <w:p>
+            <w:r/>
+            <w:r>
+              <w:rPr>
+                <w:b w:val="0"/>
+                <w:i w:val="0"/>
+                <w:sz w:val="19"/>
+              </w:rPr>
+              <w:t>Papīrs / kartons</w:t>
+            </w:r>
+          </w:p>
+        </w:tc>
+        <w:tc>
+          <w:tcPr>
+            <w:tcW w:type="dxa" w:w="4800"/>
+          </w:tcPr>
+          <w:p>
+            <w:r/>
+          </w:p>
+        </w:tc>
+      </w:tr>
+      <w:tr>
+        <w:tc>
+          <w:tcPr>
+            <w:tcW w:type="dxa" w:w="4000"/>
+          </w:tcPr>
+          <w:p>
+            <w:r/>
+            <w:r>
+              <w:rPr>
+                <w:b w:val="0"/>
+                <w:i w:val="0"/>
+                <w:sz w:val="19"/>
+              </w:rPr>
+              <w:t>Plastmasa</w:t>
+            </w:r>
+          </w:p>
+        </w:tc>
+        <w:tc>
+          <w:tcPr>
+            <w:tcW w:type="dxa" w:w="4800"/>
+          </w:tcPr>
+          <w:p>
+            <w:r/>
+          </w:p>
+        </w:tc>
+      </w:tr>
+      <w:tr>
+        <w:tc>
+          <w:tcPr>
+            <w:tcW w:type="dxa" w:w="4000"/>
+          </w:tcPr>
+          <w:p>
+            <w:r/>
+            <w:r>
+              <w:rPr>
+                <w:b w:val="0"/>
+                <w:i w:val="0"/>
+                <w:sz w:val="19"/>
+              </w:rPr>
+              <w:t>Stikls</w:t>
+            </w:r>
+          </w:p>
+        </w:tc>
+        <w:tc>
+          <w:tcPr>
+            <w:tcW w:type="dxa" w:w="4800"/>
+          </w:tcPr>
+          <w:p>
+            <w:r/>
+          </w:p>
+        </w:tc>
+      </w:tr>
+      <w:tr>
+        <w:tc>
+          <w:tcPr>
+            <w:tcW w:type="dxa" w:w="4000"/>
+          </w:tcPr>
+          <w:p>
+            <w:r/>
+            <w:r>
+              <w:rPr>
+                <w:b w:val="0"/>
+                <w:i w:val="0"/>
+                <w:sz w:val="19"/>
+              </w:rPr>
+              <w:t>Metāls</w:t>
+            </w:r>
+          </w:p>
+        </w:tc>
+        <w:tc>
+          <w:tcPr>
+            <w:tcW w:type="dxa" w:w="4800"/>
+          </w:tcPr>
+          <w:p>
+            <w:r/>
+          </w:p>
+        </w:tc>
+      </w:tr>
+      <w:tr>
+        <w:tc>
+          <w:tcPr>
+            <w:tcW w:type="dxa" w:w="4000"/>
+          </w:tcPr>
+          <w:p>
+            <w:r/>
+            <w:r>
+              <w:rPr>
+                <w:b w:val="0"/>
+                <w:i w:val="0"/>
+                <w:sz w:val="19"/>
+              </w:rPr>
+              <w:t>Koks</w:t>
+            </w:r>
+          </w:p>
+        </w:tc>
+        <w:tc>
+          <w:tcPr>
+            <w:tcW w:type="dxa" w:w="4800"/>
+          </w:tcPr>
+          <w:p>
+            <w:r/>
+          </w:p>
+        </w:tc>
+      </w:tr>
+      <w:tr>
+        <w:tc>
+          <w:tcPr>
+            <w:tcW w:type="dxa" w:w="4000"/>
+          </w:tcPr>
+          <w:p>
+            <w:r/>
+            <w:r>
+              <w:rPr>
+                <w:b w:val="0"/>
+                <w:i w:val="0"/>
+                <w:sz w:val="19"/>
+              </w:rPr>
+              <w:t>Kompozīts</w:t>
+            </w:r>
+          </w:p>
+        </w:tc>
+        <w:tc>
+          <w:tcPr>
+            <w:tcW w:type="dxa" w:w="4800"/>
+          </w:tcPr>
+          <w:p>
+            <w:r/>
+          </w:p>
+        </w:tc>
+      </w:tr>
+    </w:tbl>
+    <w:p>
+      <w:r>
+        <w:rPr>
+          <w:b w:val="0"/>
+          <w:i w:val="0"/>
+        </w:rPr>
+        <w:t>Reizini katru vērtību ar attiecīgajā valstī pārdoto vienību skaitu, lai iegūtu gada apjomu EPR atskaitei. Atceries: EPR ražotāja statuss un materiālu kategorijas jānosaka atsevišķi katrā mērķa valstī. Valstu reģistri un indikatīvās likmes: ppwr.clickscale.dev</w:t>
+      </w:r>
+    </w:p>
+    <w:p>
+      <w:pPr>
+        <w:pStyle w:val="Heading1"/>
+      </w:pPr>
+      <w:r>
+        <w:t>11. Apliecinājums un paraksts</w:t>
+      </w:r>
+    </w:p>
+    <w:p>
+      <w:r>
+        <w:rPr>
+          <w:b w:val="0"/>
+          <w:i w:val="0"/>
+        </w:rPr>
+        <w:t xml:space="preserve">Parakstot šo veidlapu, piegādātājs apliecina, ka </w:t>
+      </w:r>
+      <w:r>
+        <w:rPr>
+          <w:b/>
+          <w:i w:val="0"/>
+        </w:rPr>
+        <w:t>sniegtie tehniskie dati ir patiesi un atbilst norādītajam datu spēkā esības datumam</w:t>
+      </w:r>
+      <w:r>
+        <w:rPr>
+          <w:b w:val="0"/>
+          <w:i w:val="0"/>
+        </w:rPr>
+        <w:t>. Šis apliecinājums neaizstāj ES atbilstības deklarāciju un neapliecina iepakojuma atbilstību PPWR.</w:t>
+      </w:r>
+    </w:p>
+    <w:tbl>
+      <w:tblPr>
+        <w:tblStyle w:val="TableGrid"/>
+        <w:tblW w:type="auto" w:w="0"/>
+        <w:jc w:val="center"/>
+        <w:tblLook w:firstColumn="1" w:firstRow="1" w:lastColumn="0" w:lastRow="0" w:noHBand="0" w:noVBand="1" w:val="04A0"/>
+      </w:tblPr>
+      <w:tblGrid>
+        <w:gridCol w:w="4320"/>
+        <w:gridCol w:w="4320"/>
+      </w:tblGrid>
+      <w:tr>
+        <w:tc>
+          <w:tcPr>
+            <w:tcW w:type="dxa" w:w="4000"/>
+            <w:shd w:val="clear" w:color="auto" w:fill="E6E6E6"/>
+          </w:tcPr>
+          <w:p>
+            <w:r>
+              <w:rPr>
+                <w:b/>
+              </w:rPr>
+            </w:r>
+            <w:r>
+              <w:rPr>
+                <w:b/>
+                <w:i w:val="0"/>
+                <w:sz w:val="19"/>
+              </w:rPr>
+              <w:t>Lauks</w:t>
+            </w:r>
+          </w:p>
+        </w:tc>
+        <w:tc>
+          <w:tcPr>
+            <w:tcW w:type="dxa" w:w="4800"/>
+            <w:shd w:val="clear" w:color="auto" w:fill="E6E6E6"/>
+          </w:tcPr>
+          <w:p>
+            <w:r>
+              <w:rPr>
+                <w:b/>
+              </w:rPr>
+            </w:r>
+            <w:r>
+              <w:rPr>
+                <w:b/>
+                <w:i w:val="0"/>
+                <w:sz w:val="19"/>
+              </w:rPr>
+              <w:t>Vērtība</w:t>
+            </w:r>
+          </w:p>
+        </w:tc>
+      </w:tr>
+      <w:tr>
+        <w:tc>
+          <w:tcPr>
+            <w:tcW w:type="dxa" w:w="4000"/>
+          </w:tcPr>
+          <w:p>
+            <w:r/>
+            <w:r>
+              <w:rPr>
+                <w:b w:val="0"/>
+                <w:i w:val="0"/>
+                <w:sz w:val="19"/>
+              </w:rPr>
+              <w:t>Vārds, uzvārds</w:t>
+            </w:r>
+          </w:p>
+        </w:tc>
+        <w:tc>
+          <w:tcPr>
+            <w:tcW w:type="dxa" w:w="4800"/>
+          </w:tcPr>
+          <w:p>
+            <w:r/>
+          </w:p>
+        </w:tc>
+      </w:tr>
+      <w:tr>
+        <w:tc>
+          <w:tcPr>
+            <w:tcW w:type="dxa" w:w="4000"/>
+          </w:tcPr>
+          <w:p>
+            <w:r/>
+            <w:r>
+              <w:rPr>
+                <w:b w:val="0"/>
+                <w:i w:val="0"/>
+                <w:sz w:val="19"/>
+              </w:rPr>
+              <w:t>Amats</w:t>
+            </w:r>
+          </w:p>
+        </w:tc>
+        <w:tc>
+          <w:tcPr>
+            <w:tcW w:type="dxa" w:w="4800"/>
+          </w:tcPr>
+          <w:p>
+            <w:r/>
+          </w:p>
+        </w:tc>
+      </w:tr>
+      <w:tr>
+        <w:tc>
+          <w:tcPr>
+            <w:tcW w:type="dxa" w:w="4000"/>
+          </w:tcPr>
+          <w:p>
+            <w:r/>
+            <w:r>
+              <w:rPr>
+                <w:b w:val="0"/>
+                <w:i w:val="0"/>
+                <w:sz w:val="19"/>
+              </w:rPr>
+              <w:t>Datums</w:t>
+            </w:r>
+          </w:p>
+        </w:tc>
+        <w:tc>
+          <w:tcPr>
+            <w:tcW w:type="dxa" w:w="4800"/>
+          </w:tcPr>
+          <w:p>
+            <w:r/>
+          </w:p>
+        </w:tc>
+      </w:tr>
+      <w:tr>
+        <w:tc>
+          <w:tcPr>
+            <w:tcW w:type="dxa" w:w="4000"/>
+          </w:tcPr>
+          <w:p>
+            <w:r/>
+            <w:r>
+              <w:rPr>
+                <w:b w:val="0"/>
+                <w:i w:val="0"/>
+                <w:sz w:val="19"/>
+              </w:rPr>
+              <w:t>Paraksts</w:t>
+            </w:r>
+          </w:p>
+        </w:tc>
+        <w:tc>
+          <w:tcPr>
+            <w:tcW w:type="dxa" w:w="4800"/>
+          </w:tcPr>
+          <w:p>
+            <w:r/>
+          </w:p>
+        </w:tc>
+      </w:tr>
+    </w:tbl>
     <w:p>
       <w:pPr>
         <w:pBdr>
@@ -2225,16 +6601,14 @@
       </w:pPr>
     </w:p>
     <w:p>
-      <w:pPr>
-        <w:jc w:val="left"/>
-      </w:pPr>
       <w:r>
         <w:rPr>
+          <w:b w:val="0"/>
           <w:i/>
           <w:color w:val="555555"/>
           <w:sz w:val="18"/>
         </w:rPr>
-        <w:t>Šī pakete ir informatīva un sagatavota labā ticībā; tā neaizstāj saņēmēja pienākumu izvērtēt savas PPWR saistības un pārbaudīt datus oficiālajā avotā. Pantu numuri un piemērošanas datumi (īpaši tukšās telpas un marķējuma prasības) jāpārbauda pret Regulas (ES) 2025/40 tekstu. Šablons: ppwr.clickscale.dev (MIT, brīvi izmantojams).</w:t>
+        <w:t>Šī veidlapa ir informatīva un sagatavota labā ticībā; tā neaizstāj saņēmēja pienākumu izvērtēt savas PPWR un EPR saistības un pārbaudīt datus oficiālajos avotos. Pantu numuri un piemērošanas datumi jāpārbauda pret Regulas (ES) 2025/40 tekstu un attiecīgajiem deleģētajiem un īstenošanas aktiem. Veidlapa: ppwr.clickscale.dev (MIT, brīvi izmantojama).</w:t>
       </w:r>
     </w:p>
     <w:sectPr>
